--- a/SIR1 - Sistemi za analizu velikih tokova prostorno-vremenskih podataka - Anja Tonsa Milovanovic.docx
+++ b/SIR1 - Sistemi za analizu velikih tokova prostorno-vremenskih podataka - Anja Tonsa Milovanovic.docx
@@ -855,7 +855,7 @@
           <w:r>
             <w:fldChar w:fldCharType="separate"/>
           </w:r>
-          <w:hyperlink w:anchor="_Toc235081601" w:history="1">
+          <w:hyperlink w:anchor="_Toc235386877" w:history="1">
             <w:r>
               <w:rPr>
                 <w:rStyle w:val="Hyperlink"/>
@@ -882,7 +882,7 @@
                 <w:noProof/>
                 <w:webHidden/>
               </w:rPr>
-              <w:instrText xml:space="preserve"> PAGEREF _Toc235081601 \h </w:instrText>
+              <w:instrText xml:space="preserve"> PAGEREF _Toc235386877 \h </w:instrText>
             </w:r>
             <w:r>
               <w:rPr>
@@ -929,7 +929,7 @@
               <w14:ligatures w14:val="standardContextual"/>
             </w:rPr>
           </w:pPr>
-          <w:hyperlink w:anchor="_Toc235081602" w:history="1">
+          <w:hyperlink w:anchor="_Toc235386878" w:history="1">
             <w:r>
               <w:rPr>
                 <w:rStyle w:val="Hyperlink"/>
@@ -964,7 +964,7 @@
                 <w:noProof/>
                 <w:webHidden/>
               </w:rPr>
-              <w:instrText xml:space="preserve"> PAGEREF _Toc235081602 \h </w:instrText>
+              <w:instrText xml:space="preserve"> PAGEREF _Toc235386878 \h </w:instrText>
             </w:r>
             <w:r>
               <w:rPr>
@@ -1011,7 +1011,7 @@
               <w14:ligatures w14:val="standardContextual"/>
             </w:rPr>
           </w:pPr>
-          <w:hyperlink w:anchor="_Toc235081603" w:history="1">
+          <w:hyperlink w:anchor="_Toc235386879" w:history="1">
             <w:r>
               <w:rPr>
                 <w:rStyle w:val="Hyperlink"/>
@@ -1038,7 +1038,7 @@
                 <w:noProof/>
                 <w:webHidden/>
               </w:rPr>
-              <w:instrText xml:space="preserve"> PAGEREF _Toc235081603 \h </w:instrText>
+              <w:instrText xml:space="preserve"> PAGEREF _Toc235386879 \h </w:instrText>
             </w:r>
             <w:r>
               <w:rPr>
@@ -1085,7 +1085,7 @@
               <w14:ligatures w14:val="standardContextual"/>
             </w:rPr>
           </w:pPr>
-          <w:hyperlink w:anchor="_Toc235081604" w:history="1">
+          <w:hyperlink w:anchor="_Toc235386880" w:history="1">
             <w:r>
               <w:rPr>
                 <w:rStyle w:val="Hyperlink"/>
@@ -1121,7 +1121,7 @@
                 <w:noProof/>
                 <w:webHidden/>
               </w:rPr>
-              <w:instrText xml:space="preserve"> PAGEREF _Toc235081604 \h </w:instrText>
+              <w:instrText xml:space="preserve"> PAGEREF _Toc235386880 \h </w:instrText>
             </w:r>
             <w:r>
               <w:rPr>
@@ -1168,7 +1168,7 @@
               <w14:ligatures w14:val="standardContextual"/>
             </w:rPr>
           </w:pPr>
-          <w:hyperlink w:anchor="_Toc235081605" w:history="1">
+          <w:hyperlink w:anchor="_Toc235386881" w:history="1">
             <w:r>
               <w:rPr>
                 <w:rStyle w:val="Hyperlink"/>
@@ -1195,7 +1195,7 @@
                 <w:noProof/>
                 <w:webHidden/>
               </w:rPr>
-              <w:instrText xml:space="preserve"> PAGEREF _Toc235081605 \h </w:instrText>
+              <w:instrText xml:space="preserve"> PAGEREF _Toc235386881 \h </w:instrText>
             </w:r>
             <w:r>
               <w:rPr>
@@ -1242,7 +1242,7 @@
               <w14:ligatures w14:val="standardContextual"/>
             </w:rPr>
           </w:pPr>
-          <w:hyperlink w:anchor="_Toc235081606" w:history="1">
+          <w:hyperlink w:anchor="_Toc235386882" w:history="1">
             <w:r>
               <w:rPr>
                 <w:rStyle w:val="Hyperlink"/>
@@ -1269,7 +1269,7 @@
                 <w:noProof/>
                 <w:webHidden/>
               </w:rPr>
-              <w:instrText xml:space="preserve"> PAGEREF _Toc235081606 \h </w:instrText>
+              <w:instrText xml:space="preserve"> PAGEREF _Toc235386882 \h </w:instrText>
             </w:r>
             <w:r>
               <w:rPr>
@@ -1316,7 +1316,7 @@
               <w14:ligatures w14:val="standardContextual"/>
             </w:rPr>
           </w:pPr>
-          <w:hyperlink w:anchor="_Toc235081607" w:history="1">
+          <w:hyperlink w:anchor="_Toc235386883" w:history="1">
             <w:r>
               <w:rPr>
                 <w:rStyle w:val="Hyperlink"/>
@@ -1344,7 +1344,7 @@
                 <w:noProof/>
                 <w:webHidden/>
               </w:rPr>
-              <w:instrText xml:space="preserve"> PAGEREF _Toc235081607 \h </w:instrText>
+              <w:instrText xml:space="preserve"> PAGEREF _Toc235386883 \h </w:instrText>
             </w:r>
             <w:r>
               <w:rPr>
@@ -1391,7 +1391,7 @@
               <w14:ligatures w14:val="standardContextual"/>
             </w:rPr>
           </w:pPr>
-          <w:hyperlink w:anchor="_Toc235081608" w:history="1">
+          <w:hyperlink w:anchor="_Toc235386884" w:history="1">
             <w:r>
               <w:rPr>
                 <w:rStyle w:val="Hyperlink"/>
@@ -1419,7 +1419,7 @@
                 <w:noProof/>
                 <w:webHidden/>
               </w:rPr>
-              <w:instrText xml:space="preserve"> PAGEREF _Toc235081608 \h </w:instrText>
+              <w:instrText xml:space="preserve"> PAGEREF _Toc235386884 \h </w:instrText>
             </w:r>
             <w:r>
               <w:rPr>
@@ -1466,7 +1466,7 @@
               <w14:ligatures w14:val="standardContextual"/>
             </w:rPr>
           </w:pPr>
-          <w:hyperlink w:anchor="_Toc235081609" w:history="1">
+          <w:hyperlink w:anchor="_Toc235386885" w:history="1">
             <w:r>
               <w:rPr>
                 <w:rStyle w:val="Hyperlink"/>
@@ -1493,7 +1493,7 @@
                 <w:noProof/>
                 <w:webHidden/>
               </w:rPr>
-              <w:instrText xml:space="preserve"> PAGEREF _Toc235081609 \h </w:instrText>
+              <w:instrText xml:space="preserve"> PAGEREF _Toc235386885 \h </w:instrText>
             </w:r>
             <w:r>
               <w:rPr>
@@ -1540,7 +1540,7 @@
               <w14:ligatures w14:val="standardContextual"/>
             </w:rPr>
           </w:pPr>
-          <w:hyperlink w:anchor="_Toc235081610" w:history="1">
+          <w:hyperlink w:anchor="_Toc235386886" w:history="1">
             <w:r>
               <w:rPr>
                 <w:rStyle w:val="Hyperlink"/>
@@ -1567,7 +1567,7 @@
                 <w:noProof/>
                 <w:webHidden/>
               </w:rPr>
-              <w:instrText xml:space="preserve"> PAGEREF _Toc235081610 \h </w:instrText>
+              <w:instrText xml:space="preserve"> PAGEREF _Toc235386886 \h </w:instrText>
             </w:r>
             <w:r>
               <w:rPr>
@@ -1614,7 +1614,7 @@
               <w14:ligatures w14:val="standardContextual"/>
             </w:rPr>
           </w:pPr>
-          <w:hyperlink w:anchor="_Toc235081611" w:history="1">
+          <w:hyperlink w:anchor="_Toc235386887" w:history="1">
             <w:r>
               <w:rPr>
                 <w:rStyle w:val="Hyperlink"/>
@@ -1642,7 +1642,7 @@
                 <w:noProof/>
                 <w:webHidden/>
               </w:rPr>
-              <w:instrText xml:space="preserve"> PAGEREF _Toc235081611 \h </w:instrText>
+              <w:instrText xml:space="preserve"> PAGEREF _Toc235386887 \h </w:instrText>
             </w:r>
             <w:r>
               <w:rPr>
@@ -1689,7 +1689,7 @@
               <w14:ligatures w14:val="standardContextual"/>
             </w:rPr>
           </w:pPr>
-          <w:hyperlink w:anchor="_Toc235081612" w:history="1">
+          <w:hyperlink w:anchor="_Toc235386888" w:history="1">
             <w:r>
               <w:rPr>
                 <w:rStyle w:val="Hyperlink"/>
@@ -1716,7 +1716,7 @@
                 <w:noProof/>
                 <w:webHidden/>
               </w:rPr>
-              <w:instrText xml:space="preserve"> PAGEREF _Toc235081612 \h </w:instrText>
+              <w:instrText xml:space="preserve"> PAGEREF _Toc235386888 \h </w:instrText>
             </w:r>
             <w:r>
               <w:rPr>
@@ -1763,7 +1763,7 @@
               <w14:ligatures w14:val="standardContextual"/>
             </w:rPr>
           </w:pPr>
-          <w:hyperlink w:anchor="_Toc235081613" w:history="1">
+          <w:hyperlink w:anchor="_Toc235386889" w:history="1">
             <w:r>
               <w:rPr>
                 <w:rStyle w:val="Hyperlink"/>
@@ -1791,7 +1791,7 @@
                 <w:noProof/>
                 <w:webHidden/>
               </w:rPr>
-              <w:instrText xml:space="preserve"> PAGEREF _Toc235081613 \h </w:instrText>
+              <w:instrText xml:space="preserve"> PAGEREF _Toc235386889 \h </w:instrText>
             </w:r>
             <w:r>
               <w:rPr>
@@ -1838,7 +1838,7 @@
               <w14:ligatures w14:val="standardContextual"/>
             </w:rPr>
           </w:pPr>
-          <w:hyperlink w:anchor="_Toc235081614" w:history="1">
+          <w:hyperlink w:anchor="_Toc235386890" w:history="1">
             <w:r>
               <w:rPr>
                 <w:rStyle w:val="Hyperlink"/>
@@ -1866,7 +1866,7 @@
                 <w:noProof/>
                 <w:webHidden/>
               </w:rPr>
-              <w:instrText xml:space="preserve"> PAGEREF _Toc235081614 \h </w:instrText>
+              <w:instrText xml:space="preserve"> PAGEREF _Toc235386890 \h </w:instrText>
             </w:r>
             <w:r>
               <w:rPr>
@@ -1913,7 +1913,7 @@
               <w14:ligatures w14:val="standardContextual"/>
             </w:rPr>
           </w:pPr>
-          <w:hyperlink w:anchor="_Toc235081615" w:history="1">
+          <w:hyperlink w:anchor="_Toc235386891" w:history="1">
             <w:r>
               <w:rPr>
                 <w:rStyle w:val="Hyperlink"/>
@@ -1940,7 +1940,7 @@
                 <w:noProof/>
                 <w:webHidden/>
               </w:rPr>
-              <w:instrText xml:space="preserve"> PAGEREF _Toc235081615 \h </w:instrText>
+              <w:instrText xml:space="preserve"> PAGEREF _Toc235386891 \h </w:instrText>
             </w:r>
             <w:r>
               <w:rPr>
@@ -1987,7 +1987,7 @@
               <w14:ligatures w14:val="standardContextual"/>
             </w:rPr>
           </w:pPr>
-          <w:hyperlink w:anchor="_Toc235081616" w:history="1">
+          <w:hyperlink w:anchor="_Toc235386892" w:history="1">
             <w:r>
               <w:rPr>
                 <w:rStyle w:val="Hyperlink"/>
@@ -2015,7 +2015,7 @@
                 <w:noProof/>
                 <w:webHidden/>
               </w:rPr>
-              <w:instrText xml:space="preserve"> PAGEREF _Toc235081616 \h </w:instrText>
+              <w:instrText xml:space="preserve"> PAGEREF _Toc235386892 \h </w:instrText>
             </w:r>
             <w:r>
               <w:rPr>
@@ -2062,7 +2062,7 @@
               <w14:ligatures w14:val="standardContextual"/>
             </w:rPr>
           </w:pPr>
-          <w:hyperlink w:anchor="_Toc235081617" w:history="1">
+          <w:hyperlink w:anchor="_Toc235386893" w:history="1">
             <w:r>
               <w:rPr>
                 <w:rStyle w:val="Hyperlink"/>
@@ -2097,7 +2097,7 @@
                 <w:noProof/>
                 <w:webHidden/>
               </w:rPr>
-              <w:instrText xml:space="preserve"> PAGEREF _Toc235081617 \h </w:instrText>
+              <w:instrText xml:space="preserve"> PAGEREF _Toc235386893 \h </w:instrText>
             </w:r>
             <w:r>
               <w:rPr>
@@ -2144,7 +2144,7 @@
               <w14:ligatures w14:val="standardContextual"/>
             </w:rPr>
           </w:pPr>
-          <w:hyperlink w:anchor="_Toc235081618" w:history="1">
+          <w:hyperlink w:anchor="_Toc235386894" w:history="1">
             <w:r>
               <w:rPr>
                 <w:rStyle w:val="Hyperlink"/>
@@ -2171,7 +2171,7 @@
                 <w:noProof/>
                 <w:webHidden/>
               </w:rPr>
-              <w:instrText xml:space="preserve"> PAGEREF _Toc235081618 \h </w:instrText>
+              <w:instrText xml:space="preserve"> PAGEREF _Toc235386894 \h </w:instrText>
             </w:r>
             <w:r>
               <w:rPr>
@@ -2218,7 +2218,7 @@
               <w14:ligatures w14:val="standardContextual"/>
             </w:rPr>
           </w:pPr>
-          <w:hyperlink w:anchor="_Toc235081619" w:history="1">
+          <w:hyperlink w:anchor="_Toc235386895" w:history="1">
             <w:r>
               <w:rPr>
                 <w:rStyle w:val="Hyperlink"/>
@@ -2245,7 +2245,7 @@
                 <w:noProof/>
                 <w:webHidden/>
               </w:rPr>
-              <w:instrText xml:space="preserve"> PAGEREF _Toc235081619 \h </w:instrText>
+              <w:instrText xml:space="preserve"> PAGEREF _Toc235386895 \h </w:instrText>
             </w:r>
             <w:r>
               <w:rPr>
@@ -2292,7 +2292,7 @@
               <w14:ligatures w14:val="standardContextual"/>
             </w:rPr>
           </w:pPr>
-          <w:hyperlink w:anchor="_Toc235081620" w:history="1">
+          <w:hyperlink w:anchor="_Toc235386896" w:history="1">
             <w:r>
               <w:rPr>
                 <w:rStyle w:val="Hyperlink"/>
@@ -2319,7 +2319,7 @@
                 <w:noProof/>
                 <w:webHidden/>
               </w:rPr>
-              <w:instrText xml:space="preserve"> PAGEREF _Toc235081620 \h </w:instrText>
+              <w:instrText xml:space="preserve"> PAGEREF _Toc235386896 \h </w:instrText>
             </w:r>
             <w:r>
               <w:rPr>
@@ -2366,7 +2366,7 @@
               <w14:ligatures w14:val="standardContextual"/>
             </w:rPr>
           </w:pPr>
-          <w:hyperlink w:anchor="_Toc235081621" w:history="1">
+          <w:hyperlink w:anchor="_Toc235386897" w:history="1">
             <w:r>
               <w:rPr>
                 <w:rStyle w:val="Hyperlink"/>
@@ -2393,7 +2393,7 @@
                 <w:noProof/>
                 <w:webHidden/>
               </w:rPr>
-              <w:instrText xml:space="preserve"> PAGEREF _Toc235081621 \h </w:instrText>
+              <w:instrText xml:space="preserve"> PAGEREF _Toc235386897 \h </w:instrText>
             </w:r>
             <w:r>
               <w:rPr>
@@ -2440,7 +2440,7 @@
               <w14:ligatures w14:val="standardContextual"/>
             </w:rPr>
           </w:pPr>
-          <w:hyperlink w:anchor="_Toc235081622" w:history="1">
+          <w:hyperlink w:anchor="_Toc235386898" w:history="1">
             <w:r>
               <w:rPr>
                 <w:rStyle w:val="Hyperlink"/>
@@ -2467,7 +2467,7 @@
                 <w:noProof/>
                 <w:webHidden/>
               </w:rPr>
-              <w:instrText xml:space="preserve"> PAGEREF _Toc235081622 \h </w:instrText>
+              <w:instrText xml:space="preserve"> PAGEREF _Toc235386898 \h </w:instrText>
             </w:r>
             <w:r>
               <w:rPr>
@@ -2514,7 +2514,7 @@
               <w14:ligatures w14:val="standardContextual"/>
             </w:rPr>
           </w:pPr>
-          <w:hyperlink w:anchor="_Toc235081623" w:history="1">
+          <w:hyperlink w:anchor="_Toc235386899" w:history="1">
             <w:r>
               <w:rPr>
                 <w:rStyle w:val="Hyperlink"/>
@@ -2541,7 +2541,7 @@
                 <w:noProof/>
                 <w:webHidden/>
               </w:rPr>
-              <w:instrText xml:space="preserve"> PAGEREF _Toc235081623 \h </w:instrText>
+              <w:instrText xml:space="preserve"> PAGEREF _Toc235386899 \h </w:instrText>
             </w:r>
             <w:r>
               <w:rPr>
@@ -2588,7 +2588,7 @@
               <w14:ligatures w14:val="standardContextual"/>
             </w:rPr>
           </w:pPr>
-          <w:hyperlink w:anchor="_Toc235081624" w:history="1">
+          <w:hyperlink w:anchor="_Toc235386900" w:history="1">
             <w:r>
               <w:rPr>
                 <w:rStyle w:val="Hyperlink"/>
@@ -2615,7 +2615,7 @@
                 <w:noProof/>
                 <w:webHidden/>
               </w:rPr>
-              <w:instrText xml:space="preserve"> PAGEREF _Toc235081624 \h </w:instrText>
+              <w:instrText xml:space="preserve"> PAGEREF _Toc235386900 \h </w:instrText>
             </w:r>
             <w:r>
               <w:rPr>
@@ -2662,7 +2662,7 @@
               <w14:ligatures w14:val="standardContextual"/>
             </w:rPr>
           </w:pPr>
-          <w:hyperlink w:anchor="_Toc235081625" w:history="1">
+          <w:hyperlink w:anchor="_Toc235386901" w:history="1">
             <w:r>
               <w:rPr>
                 <w:rStyle w:val="Hyperlink"/>
@@ -2689,7 +2689,7 @@
                 <w:noProof/>
                 <w:webHidden/>
               </w:rPr>
-              <w:instrText xml:space="preserve"> PAGEREF _Toc235081625 \h </w:instrText>
+              <w:instrText xml:space="preserve"> PAGEREF _Toc235386901 \h </w:instrText>
             </w:r>
             <w:r>
               <w:rPr>
@@ -2736,7 +2736,7 @@
               <w14:ligatures w14:val="standardContextual"/>
             </w:rPr>
           </w:pPr>
-          <w:hyperlink w:anchor="_Toc235081626" w:history="1">
+          <w:hyperlink w:anchor="_Toc235386902" w:history="1">
             <w:r>
               <w:rPr>
                 <w:rStyle w:val="Hyperlink"/>
@@ -2763,7 +2763,7 @@
                 <w:noProof/>
                 <w:webHidden/>
               </w:rPr>
-              <w:instrText xml:space="preserve"> PAGEREF _Toc235081626 \h </w:instrText>
+              <w:instrText xml:space="preserve"> PAGEREF _Toc235386902 \h </w:instrText>
             </w:r>
             <w:r>
               <w:rPr>
@@ -2810,7 +2810,7 @@
               <w14:ligatures w14:val="standardContextual"/>
             </w:rPr>
           </w:pPr>
-          <w:hyperlink w:anchor="_Toc235081627" w:history="1">
+          <w:hyperlink w:anchor="_Toc235386903" w:history="1">
             <w:r>
               <w:rPr>
                 <w:rStyle w:val="Hyperlink"/>
@@ -2838,7 +2838,7 @@
                 <w:noProof/>
                 <w:webHidden/>
               </w:rPr>
-              <w:instrText xml:space="preserve"> PAGEREF _Toc235081627 \h </w:instrText>
+              <w:instrText xml:space="preserve"> PAGEREF _Toc235386903 \h </w:instrText>
             </w:r>
             <w:r>
               <w:rPr>
@@ -2885,7 +2885,7 @@
               <w14:ligatures w14:val="standardContextual"/>
             </w:rPr>
           </w:pPr>
-          <w:hyperlink w:anchor="_Toc235081628" w:history="1">
+          <w:hyperlink w:anchor="_Toc235386904" w:history="1">
             <w:r>
               <w:rPr>
                 <w:rStyle w:val="Hyperlink"/>
@@ -2913,7 +2913,7 @@
                 <w:noProof/>
                 <w:webHidden/>
               </w:rPr>
-              <w:instrText xml:space="preserve"> PAGEREF _Toc235081628 \h </w:instrText>
+              <w:instrText xml:space="preserve"> PAGEREF _Toc235386904 \h </w:instrText>
             </w:r>
             <w:r>
               <w:rPr>
@@ -2960,7 +2960,7 @@
               <w14:ligatures w14:val="standardContextual"/>
             </w:rPr>
           </w:pPr>
-          <w:hyperlink w:anchor="_Toc235081629" w:history="1">
+          <w:hyperlink w:anchor="_Toc235386905" w:history="1">
             <w:r>
               <w:rPr>
                 <w:rStyle w:val="Hyperlink"/>
@@ -2988,7 +2988,7 @@
                 <w:noProof/>
                 <w:webHidden/>
               </w:rPr>
-              <w:instrText xml:space="preserve"> PAGEREF _Toc235081629 \h </w:instrText>
+              <w:instrText xml:space="preserve"> PAGEREF _Toc235386905 \h </w:instrText>
             </w:r>
             <w:r>
               <w:rPr>
@@ -3035,7 +3035,7 @@
               <w14:ligatures w14:val="standardContextual"/>
             </w:rPr>
           </w:pPr>
-          <w:hyperlink w:anchor="_Toc235081630" w:history="1">
+          <w:hyperlink w:anchor="_Toc235386906" w:history="1">
             <w:r>
               <w:rPr>
                 <w:rStyle w:val="Hyperlink"/>
@@ -3063,7 +3063,7 @@
                 <w:noProof/>
                 <w:webHidden/>
               </w:rPr>
-              <w:instrText xml:space="preserve"> PAGEREF _Toc235081630 \h </w:instrText>
+              <w:instrText xml:space="preserve"> PAGEREF _Toc235386906 \h </w:instrText>
             </w:r>
             <w:r>
               <w:rPr>
@@ -3110,7 +3110,7 @@
               <w14:ligatures w14:val="standardContextual"/>
             </w:rPr>
           </w:pPr>
-          <w:hyperlink w:anchor="_Toc235081631" w:history="1">
+          <w:hyperlink w:anchor="_Toc235386907" w:history="1">
             <w:r>
               <w:rPr>
                 <w:rStyle w:val="Hyperlink"/>
@@ -3138,7 +3138,7 @@
                 <w:noProof/>
                 <w:webHidden/>
               </w:rPr>
-              <w:instrText xml:space="preserve"> PAGEREF _Toc235081631 \h </w:instrText>
+              <w:instrText xml:space="preserve"> PAGEREF _Toc235386907 \h </w:instrText>
             </w:r>
             <w:r>
               <w:rPr>
@@ -3185,7 +3185,7 @@
               <w14:ligatures w14:val="standardContextual"/>
             </w:rPr>
           </w:pPr>
-          <w:hyperlink w:anchor="_Toc235081632" w:history="1">
+          <w:hyperlink w:anchor="_Toc235386908" w:history="1">
             <w:r>
               <w:rPr>
                 <w:rStyle w:val="Hyperlink"/>
@@ -3213,7 +3213,7 @@
                 <w:noProof/>
                 <w:webHidden/>
               </w:rPr>
-              <w:instrText xml:space="preserve"> PAGEREF _Toc235081632 \h </w:instrText>
+              <w:instrText xml:space="preserve"> PAGEREF _Toc235386908 \h </w:instrText>
             </w:r>
             <w:r>
               <w:rPr>
@@ -3260,7 +3260,7 @@
               <w14:ligatures w14:val="standardContextual"/>
             </w:rPr>
           </w:pPr>
-          <w:hyperlink w:anchor="_Toc235081633" w:history="1">
+          <w:hyperlink w:anchor="_Toc235386909" w:history="1">
             <w:r>
               <w:rPr>
                 <w:rStyle w:val="Hyperlink"/>
@@ -3287,7 +3287,7 @@
                 <w:noProof/>
                 <w:webHidden/>
               </w:rPr>
-              <w:instrText xml:space="preserve"> PAGEREF _Toc235081633 \h </w:instrText>
+              <w:instrText xml:space="preserve"> PAGEREF _Toc235386909 \h </w:instrText>
             </w:r>
             <w:r>
               <w:rPr>
@@ -3334,7 +3334,7 @@
               <w14:ligatures w14:val="standardContextual"/>
             </w:rPr>
           </w:pPr>
-          <w:hyperlink w:anchor="_Toc235081634" w:history="1">
+          <w:hyperlink w:anchor="_Toc235386910" w:history="1">
             <w:r>
               <w:rPr>
                 <w:rStyle w:val="Hyperlink"/>
@@ -3361,7 +3361,7 @@
                 <w:noProof/>
                 <w:webHidden/>
               </w:rPr>
-              <w:instrText xml:space="preserve"> PAGEREF _Toc235081634 \h </w:instrText>
+              <w:instrText xml:space="preserve"> PAGEREF _Toc235386910 \h </w:instrText>
             </w:r>
             <w:r>
               <w:rPr>
@@ -3408,7 +3408,7 @@
               <w14:ligatures w14:val="standardContextual"/>
             </w:rPr>
           </w:pPr>
-          <w:hyperlink w:anchor="_Toc235081635" w:history="1">
+          <w:hyperlink w:anchor="_Toc235386911" w:history="1">
             <w:r>
               <w:rPr>
                 <w:rStyle w:val="Hyperlink"/>
@@ -3436,7 +3436,7 @@
                 <w:noProof/>
                 <w:webHidden/>
               </w:rPr>
-              <w:instrText xml:space="preserve"> PAGEREF _Toc235081635 \h </w:instrText>
+              <w:instrText xml:space="preserve"> PAGEREF _Toc235386911 \h </w:instrText>
             </w:r>
             <w:r>
               <w:rPr>
@@ -3483,7 +3483,7 @@
               <w14:ligatures w14:val="standardContextual"/>
             </w:rPr>
           </w:pPr>
-          <w:hyperlink w:anchor="_Toc235081636" w:history="1">
+          <w:hyperlink w:anchor="_Toc235386912" w:history="1">
             <w:r>
               <w:rPr>
                 <w:rStyle w:val="Hyperlink"/>
@@ -3511,7 +3511,7 @@
                 <w:noProof/>
                 <w:webHidden/>
               </w:rPr>
-              <w:instrText xml:space="preserve"> PAGEREF _Toc235081636 \h </w:instrText>
+              <w:instrText xml:space="preserve"> PAGEREF _Toc235386912 \h </w:instrText>
             </w:r>
             <w:r>
               <w:rPr>
@@ -3558,7 +3558,7 @@
               <w14:ligatures w14:val="standardContextual"/>
             </w:rPr>
           </w:pPr>
-          <w:hyperlink w:anchor="_Toc235081637" w:history="1">
+          <w:hyperlink w:anchor="_Toc235386913" w:history="1">
             <w:r>
               <w:rPr>
                 <w:rStyle w:val="Hyperlink"/>
@@ -3586,7 +3586,7 @@
                 <w:noProof/>
                 <w:webHidden/>
               </w:rPr>
-              <w:instrText xml:space="preserve"> PAGEREF _Toc235081637 \h </w:instrText>
+              <w:instrText xml:space="preserve"> PAGEREF _Toc235386913 \h </w:instrText>
             </w:r>
             <w:r>
               <w:rPr>
@@ -3633,7 +3633,7 @@
               <w14:ligatures w14:val="standardContextual"/>
             </w:rPr>
           </w:pPr>
-          <w:hyperlink w:anchor="_Toc235081638" w:history="1">
+          <w:hyperlink w:anchor="_Toc235386914" w:history="1">
             <w:r>
               <w:rPr>
                 <w:rStyle w:val="Hyperlink"/>
@@ -3661,7 +3661,7 @@
                 <w:noProof/>
                 <w:webHidden/>
               </w:rPr>
-              <w:instrText xml:space="preserve"> PAGEREF _Toc235081638 \h </w:instrText>
+              <w:instrText xml:space="preserve"> PAGEREF _Toc235386914 \h </w:instrText>
             </w:r>
             <w:r>
               <w:rPr>
@@ -3708,7 +3708,7 @@
               <w14:ligatures w14:val="standardContextual"/>
             </w:rPr>
           </w:pPr>
-          <w:hyperlink w:anchor="_Toc235081639" w:history="1">
+          <w:hyperlink w:anchor="_Toc235386915" w:history="1">
             <w:r>
               <w:rPr>
                 <w:rStyle w:val="Hyperlink"/>
@@ -3736,7 +3736,7 @@
                 <w:noProof/>
                 <w:webHidden/>
               </w:rPr>
-              <w:instrText xml:space="preserve"> PAGEREF _Toc235081639 \h </w:instrText>
+              <w:instrText xml:space="preserve"> PAGEREF _Toc235386915 \h </w:instrText>
             </w:r>
             <w:r>
               <w:rPr>
@@ -3783,7 +3783,7 @@
               <w14:ligatures w14:val="standardContextual"/>
             </w:rPr>
           </w:pPr>
-          <w:hyperlink w:anchor="_Toc235081640" w:history="1">
+          <w:hyperlink w:anchor="_Toc235386916" w:history="1">
             <w:r>
               <w:rPr>
                 <w:rStyle w:val="Hyperlink"/>
@@ -3810,7 +3810,7 @@
                 <w:noProof/>
                 <w:webHidden/>
               </w:rPr>
-              <w:instrText xml:space="preserve"> PAGEREF _Toc235081640 \h </w:instrText>
+              <w:instrText xml:space="preserve"> PAGEREF _Toc235386916 \h </w:instrText>
             </w:r>
             <w:r>
               <w:rPr>
@@ -3831,6 +3831,154 @@
                 <w:webHidden/>
               </w:rPr>
               <w:t>31</w:t>
+            </w:r>
+            <w:r>
+              <w:rPr>
+                <w:noProof/>
+                <w:webHidden/>
+              </w:rPr>
+              <w:fldChar w:fldCharType="end"/>
+            </w:r>
+          </w:hyperlink>
+        </w:p>
+        <w:p>
+          <w:pPr>
+            <w:pStyle w:val="TOC3"/>
+            <w:tabs>
+              <w:tab w:val="right" w:leader="dot" w:pos="9016"/>
+            </w:tabs>
+            <w:rPr>
+              <w:rFonts w:asciiTheme="minorHAnsi" w:eastAsiaTheme="minorEastAsia" w:hAnsiTheme="minorHAnsi" w:cstheme="minorBidi"/>
+              <w:noProof/>
+              <w:kern w:val="2"/>
+              <w:sz w:val="24"/>
+              <w:szCs w:val="24"/>
+              <w:lang w:val="en-US"/>
+              <w14:ligatures w14:val="standardContextual"/>
+            </w:rPr>
+          </w:pPr>
+          <w:hyperlink w:anchor="_Toc235386917" w:history="1">
+            <w:r>
+              <w:rPr>
+                <w:rStyle w:val="Hyperlink"/>
+                <w:noProof/>
+              </w:rPr>
+              <w:t>5.6.1. Analiza uticaja paralelizma na performanse sistema</w:t>
+            </w:r>
+            <w:r>
+              <w:rPr>
+                <w:noProof/>
+                <w:webHidden/>
+              </w:rPr>
+              <w:tab/>
+            </w:r>
+            <w:r>
+              <w:rPr>
+                <w:noProof/>
+                <w:webHidden/>
+              </w:rPr>
+              <w:fldChar w:fldCharType="begin"/>
+            </w:r>
+            <w:r>
+              <w:rPr>
+                <w:noProof/>
+                <w:webHidden/>
+              </w:rPr>
+              <w:instrText xml:space="preserve"> PAGEREF _Toc235386917 \h </w:instrText>
+            </w:r>
+            <w:r>
+              <w:rPr>
+                <w:noProof/>
+                <w:webHidden/>
+              </w:rPr>
+            </w:r>
+            <w:r>
+              <w:rPr>
+                <w:noProof/>
+                <w:webHidden/>
+              </w:rPr>
+              <w:fldChar w:fldCharType="separate"/>
+            </w:r>
+            <w:r>
+              <w:rPr>
+                <w:noProof/>
+                <w:webHidden/>
+              </w:rPr>
+              <w:t>31</w:t>
+            </w:r>
+            <w:r>
+              <w:rPr>
+                <w:noProof/>
+                <w:webHidden/>
+              </w:rPr>
+              <w:fldChar w:fldCharType="end"/>
+            </w:r>
+          </w:hyperlink>
+        </w:p>
+        <w:p>
+          <w:pPr>
+            <w:pStyle w:val="TOC3"/>
+            <w:tabs>
+              <w:tab w:val="right" w:leader="dot" w:pos="9016"/>
+            </w:tabs>
+            <w:rPr>
+              <w:rFonts w:asciiTheme="minorHAnsi" w:eastAsiaTheme="minorEastAsia" w:hAnsiTheme="minorHAnsi" w:cstheme="minorBidi"/>
+              <w:noProof/>
+              <w:kern w:val="2"/>
+              <w:sz w:val="24"/>
+              <w:szCs w:val="24"/>
+              <w:lang w:val="en-US"/>
+              <w14:ligatures w14:val="standardContextual"/>
+            </w:rPr>
+          </w:pPr>
+          <w:hyperlink w:anchor="_Toc235386918" w:history="1">
+            <w:r>
+              <w:rPr>
+                <w:rStyle w:val="Hyperlink"/>
+                <w:noProof/>
+              </w:rPr>
+              <w:t>5.6.2. Analiza horizontalne skalabilnosti Flink klastera</w:t>
+            </w:r>
+            <w:r>
+              <w:rPr>
+                <w:noProof/>
+                <w:webHidden/>
+              </w:rPr>
+              <w:tab/>
+            </w:r>
+            <w:r>
+              <w:rPr>
+                <w:noProof/>
+                <w:webHidden/>
+              </w:rPr>
+              <w:fldChar w:fldCharType="begin"/>
+            </w:r>
+            <w:r>
+              <w:rPr>
+                <w:noProof/>
+                <w:webHidden/>
+              </w:rPr>
+              <w:instrText xml:space="preserve"> PAGEREF _Toc235386918 \h </w:instrText>
+            </w:r>
+            <w:r>
+              <w:rPr>
+                <w:noProof/>
+                <w:webHidden/>
+              </w:rPr>
+            </w:r>
+            <w:r>
+              <w:rPr>
+                <w:noProof/>
+                <w:webHidden/>
+              </w:rPr>
+              <w:fldChar w:fldCharType="separate"/>
+            </w:r>
+            <w:r>
+              <w:rPr>
+                <w:noProof/>
+                <w:webHidden/>
+              </w:rPr>
+              <w:t>33</w:t>
             </w:r>
             <w:r>
               <w:rPr>
@@ -3857,7 +4005,7 @@
               <w14:ligatures w14:val="standardContextual"/>
             </w:rPr>
           </w:pPr>
-          <w:hyperlink w:anchor="_Toc235081641" w:history="1">
+          <w:hyperlink w:anchor="_Toc235386919" w:history="1">
             <w:r>
               <w:rPr>
                 <w:rStyle w:val="Hyperlink"/>
@@ -3884,7 +4032,7 @@
                 <w:noProof/>
                 <w:webHidden/>
               </w:rPr>
-              <w:instrText xml:space="preserve"> PAGEREF _Toc235081641 \h </w:instrText>
+              <w:instrText xml:space="preserve"> PAGEREF _Toc235386919 \h </w:instrText>
             </w:r>
             <w:r>
               <w:rPr>
@@ -3904,7 +4052,7 @@
                 <w:noProof/>
                 <w:webHidden/>
               </w:rPr>
-              <w:t>33</w:t>
+              <w:t>35</w:t>
             </w:r>
             <w:r>
               <w:rPr>
@@ -3931,7 +4079,7 @@
               <w14:ligatures w14:val="standardContextual"/>
             </w:rPr>
           </w:pPr>
-          <w:hyperlink w:anchor="_Toc235081642" w:history="1">
+          <w:hyperlink w:anchor="_Toc235386920" w:history="1">
             <w:r>
               <w:rPr>
                 <w:rStyle w:val="Hyperlink"/>
@@ -3958,7 +4106,7 @@
                 <w:noProof/>
                 <w:webHidden/>
               </w:rPr>
-              <w:instrText xml:space="preserve"> PAGEREF _Toc235081642 \h </w:instrText>
+              <w:instrText xml:space="preserve"> PAGEREF _Toc235386920 \h </w:instrText>
             </w:r>
             <w:r>
               <w:rPr>
@@ -3978,7 +4126,7 @@
                 <w:noProof/>
                 <w:webHidden/>
               </w:rPr>
-              <w:t>34</w:t>
+              <w:t>37</w:t>
             </w:r>
             <w:r>
               <w:rPr>
@@ -4014,7 +4162,7 @@
       <w:pPr>
         <w:pStyle w:val="Heading1"/>
       </w:pPr>
-      <w:bookmarkStart w:id="0" w:name="_Toc235081601"/>
+      <w:bookmarkStart w:id="0" w:name="_Toc235386877"/>
       <w:r>
         <w:lastRenderedPageBreak/>
         <w:t>1. Uvod</w:t>
@@ -4537,7 +4685,7 @@
       <w:pPr>
         <w:pStyle w:val="Heading1"/>
       </w:pPr>
-      <w:bookmarkStart w:id="1" w:name="_Toc235081602"/>
+      <w:bookmarkStart w:id="1" w:name="_Toc235386878"/>
       <w:r>
         <w:rPr>
           <w:lang w:val="en-US"/>
@@ -4555,7 +4703,7 @@
       <w:pPr>
         <w:pStyle w:val="Heading2"/>
       </w:pPr>
-      <w:bookmarkStart w:id="2" w:name="_Toc235081603"/>
+      <w:bookmarkStart w:id="2" w:name="_Toc235386879"/>
       <w:r>
         <w:t>2.1. Big Data</w:t>
       </w:r>
@@ -5459,7 +5607,7 @@
           <w:iCs/>
         </w:rPr>
       </w:pPr>
-      <w:bookmarkStart w:id="3" w:name="_Toc235081604"/>
+      <w:bookmarkStart w:id="3" w:name="_Toc235386880"/>
       <w:r>
         <w:t xml:space="preserve">2.1.1. Prednosti </w:t>
       </w:r>
@@ -6010,7 +6158,7 @@
           <w:szCs w:val="24"/>
           <w:lang w:val="en-US"/>
         </w:rPr>
-        <w:t xml:space="preserve"> omogućavaju organizacijama da proaktivno identifikuju i prate rizike.</w:t>
+        <w:t xml:space="preserve"> omogućavaju organizacijama da proaktivno identifikuju i prate rizike</w:t>
       </w:r>
       <w:r>
         <w:rPr>
@@ -6028,6 +6176,14 @@
         </w:rPr>
         <w:t>[1]</w:t>
       </w:r>
+      <w:r>
+        <w:rPr>
+          <w:sz w:val="24"/>
+          <w:szCs w:val="24"/>
+          <w:lang w:val="en-US"/>
+        </w:rPr>
+        <w:t>.</w:t>
+      </w:r>
     </w:p>
     <w:p>
       <w:pPr>
@@ -6043,7 +6199,7 @@
       <w:pPr>
         <w:pStyle w:val="Heading3"/>
       </w:pPr>
-      <w:bookmarkStart w:id="4" w:name="_Toc235081605"/>
+      <w:bookmarkStart w:id="4" w:name="_Toc235386881"/>
       <w:r>
         <w:t>2.1.2. Izazovi u radu sa Big Data</w:t>
       </w:r>
@@ -6429,7 +6585,15 @@
           <w:szCs w:val="24"/>
           <w:lang w:val="en-US"/>
         </w:rPr>
-        <w:t>noge organizacije se suočavaju sa stalnim izazovima u pronalaženju stručnjaka</w:t>
+        <w:t xml:space="preserve">noge organizacije se suočavaju sa stalnim izazovima u pronalaženju stručnjaka </w:t>
+      </w:r>
+      <w:r>
+        <w:rPr>
+          <w:sz w:val="24"/>
+          <w:szCs w:val="24"/>
+          <w:lang w:val="en-US"/>
+        </w:rPr>
+        <w:t>[1]</w:t>
       </w:r>
       <w:r>
         <w:rPr>
@@ -6439,22 +6603,6 @@
         </w:rPr>
         <w:t>.</w:t>
       </w:r>
-      <w:r>
-        <w:rPr>
-          <w:sz w:val="24"/>
-          <w:szCs w:val="24"/>
-          <w:lang w:val="en-US"/>
-        </w:rPr>
-        <w:t xml:space="preserve"> </w:t>
-      </w:r>
-      <w:r>
-        <w:rPr>
-          <w:sz w:val="24"/>
-          <w:szCs w:val="24"/>
-          <w:lang w:val="en-US"/>
-        </w:rPr>
-        <w:t>[1]</w:t>
-      </w:r>
     </w:p>
     <w:p>
       <w:pPr>
@@ -6466,7 +6614,7 @@
       <w:pPr>
         <w:pStyle w:val="Heading2"/>
       </w:pPr>
-      <w:bookmarkStart w:id="5" w:name="_Toc235081606"/>
+      <w:bookmarkStart w:id="5" w:name="_Toc235386882"/>
       <w:r>
         <w:t>2.2. Big Streaming Data</w:t>
       </w:r>
@@ -6839,15 +6987,31 @@
           <w:szCs w:val="24"/>
           <w:lang w:val="en-US"/>
         </w:rPr>
-        <w:t>trenutak, zbog čega su ovi podaci izuzetno vremenski osetljivi, odnosno njihova vrednost rapidno opada kako stare. Na kraju, ovi tokovi su često nesavršeni i predstavljaju veliki inženjerski izazov, budući da redovno sadrže greške, praznine, nekonzistentnosti ili anomalije poput događaja koji pristižu van hronološkog redosleda.</w:t>
-      </w:r>
-      <w:r>
-        <w:rPr>
-          <w:sz w:val="24"/>
-          <w:szCs w:val="24"/>
-          <w:lang w:val="en-US"/>
-        </w:rPr>
-        <w:t xml:space="preserve"> [2]</w:t>
+        <w:t>trenutak, zbog čega su ovi podaci izuzetno vremenski osetljivi, odnosno njihova vrednost rapidno opada kako stare. Na kraju, ovi tokovi su često nesavršeni i predstavljaju veliki inženjerski izazov, budući da redovno sadrže greške, praznine, nekonzistentnosti ili anomalije poput događaja koji pristižu van hronološkog redosleda</w:t>
+      </w:r>
+      <w:r>
+        <w:rPr>
+          <w:sz w:val="24"/>
+          <w:szCs w:val="24"/>
+          <w:lang w:val="en-US"/>
+        </w:rPr>
+        <w:t xml:space="preserve"> </w:t>
+      </w:r>
+      <w:r>
+        <w:rPr>
+          <w:sz w:val="24"/>
+          <w:szCs w:val="24"/>
+          <w:lang w:val="en-US"/>
+        </w:rPr>
+        <w:t>[2]</w:t>
+      </w:r>
+      <w:r>
+        <w:rPr>
+          <w:sz w:val="24"/>
+          <w:szCs w:val="24"/>
+          <w:lang w:val="en-US"/>
+        </w:rPr>
+        <w:t>.</w:t>
       </w:r>
     </w:p>
     <w:p>
@@ -7244,7 +7408,7 @@
           <w:lang w:val="en-US"/>
         </w:rPr>
       </w:pPr>
-      <w:bookmarkStart w:id="6" w:name="_Toc235081607"/>
+      <w:bookmarkStart w:id="6" w:name="_Toc235386883"/>
       <w:r>
         <w:rPr>
           <w:lang w:val="en-US"/>
@@ -7981,7 +8145,7 @@
           <w:lang w:val="en-US"/>
         </w:rPr>
       </w:pPr>
-      <w:bookmarkStart w:id="7" w:name="_Toc235081608"/>
+      <w:bookmarkStart w:id="7" w:name="_Toc235386884"/>
       <w:r>
         <w:rPr>
           <w:lang w:val="en-US"/>
@@ -8584,7 +8748,7 @@
       <w:pPr>
         <w:pStyle w:val="Heading1"/>
       </w:pPr>
-      <w:bookmarkStart w:id="8" w:name="_Toc235081609"/>
+      <w:bookmarkStart w:id="8" w:name="_Toc235386885"/>
       <w:r>
         <w:lastRenderedPageBreak/>
         <w:t>3</w:t>
@@ -8611,7 +8775,7 @@
       <w:pPr>
         <w:pStyle w:val="Heading2"/>
       </w:pPr>
-      <w:bookmarkStart w:id="9" w:name="_Toc235081610"/>
+      <w:bookmarkStart w:id="9" w:name="_Toc235386886"/>
       <w:r>
         <w:t>3.1. Prostorni podaci</w:t>
       </w:r>
@@ -8839,7 +9003,7 @@
           <w:lang w:val="en-US"/>
         </w:rPr>
       </w:pPr>
-      <w:bookmarkStart w:id="10" w:name="_Toc235081611"/>
+      <w:bookmarkStart w:id="10" w:name="_Toc235386887"/>
       <w:r>
         <w:rPr>
           <w:lang w:val="en-US"/>
@@ -9075,7 +9239,7 @@
       <w:pPr>
         <w:pStyle w:val="Heading2"/>
       </w:pPr>
-      <w:bookmarkStart w:id="11" w:name="_Toc235081612"/>
+      <w:bookmarkStart w:id="11" w:name="_Toc235386888"/>
       <w:r>
         <w:t>3</w:t>
       </w:r>
@@ -9101,7 +9265,7 @@
           <w:lang w:val="en-US"/>
         </w:rPr>
       </w:pPr>
-      <w:bookmarkStart w:id="12" w:name="_Toc235081613"/>
+      <w:bookmarkStart w:id="12" w:name="_Toc235386889"/>
       <w:r>
         <w:rPr>
           <w:lang w:val="en-US"/>
@@ -9217,7 +9381,7 @@
           <w:lang w:val="en-US"/>
         </w:rPr>
       </w:pPr>
-      <w:bookmarkStart w:id="13" w:name="_Toc235081614"/>
+      <w:bookmarkStart w:id="13" w:name="_Toc235386890"/>
       <w:r>
         <w:rPr>
           <w:lang w:val="en-US"/>
@@ -10188,7 +10352,7 @@
         <w:pStyle w:val="Heading3"/>
         <w:jc w:val="both"/>
       </w:pPr>
-      <w:bookmarkStart w:id="14" w:name="_Toc235081615"/>
+      <w:bookmarkStart w:id="14" w:name="_Toc235386891"/>
       <w:r>
         <w:t>3.</w:t>
       </w:r>
@@ -10603,15 +10767,15 @@
           <w:szCs w:val="24"/>
           <w:lang w:val="en-US"/>
         </w:rPr>
+        <w:t xml:space="preserve"> [2]</w:t>
+      </w:r>
+      <w:r>
+        <w:rPr>
+          <w:sz w:val="24"/>
+          <w:szCs w:val="24"/>
+          <w:lang w:val="en-US"/>
+        </w:rPr>
         <w:t>.</w:t>
-      </w:r>
-      <w:r>
-        <w:rPr>
-          <w:sz w:val="24"/>
-          <w:szCs w:val="24"/>
-          <w:lang w:val="en-US"/>
-        </w:rPr>
-        <w:t xml:space="preserve"> [2]</w:t>
       </w:r>
     </w:p>
     <w:p>
@@ -11333,7 +11497,7 @@
           <w:lang w:val="en-US"/>
         </w:rPr>
       </w:pPr>
-      <w:bookmarkStart w:id="15" w:name="_Toc235081616"/>
+      <w:bookmarkStart w:id="15" w:name="_Toc235386892"/>
       <w:r>
         <w:rPr>
           <w:lang w:val="en-US"/>
@@ -11733,7 +11897,7 @@
           <w:lang w:val="en-US"/>
         </w:rPr>
       </w:pPr>
-      <w:bookmarkStart w:id="16" w:name="_Toc235081617"/>
+      <w:bookmarkStart w:id="16" w:name="_Toc235386893"/>
       <w:r>
         <w:lastRenderedPageBreak/>
         <w:t>3</w:t>
@@ -12401,7 +12565,7 @@
       <w:pPr>
         <w:pStyle w:val="Heading1"/>
       </w:pPr>
-      <w:bookmarkStart w:id="17" w:name="_Toc235081618"/>
+      <w:bookmarkStart w:id="17" w:name="_Toc235386894"/>
       <w:r>
         <w:lastRenderedPageBreak/>
         <w:t>4</w:t>
@@ -12637,7 +12801,7 @@
       <w:pPr>
         <w:pStyle w:val="Heading2"/>
       </w:pPr>
-      <w:bookmarkStart w:id="18" w:name="_Toc235081619"/>
+      <w:bookmarkStart w:id="18" w:name="_Toc235386895"/>
       <w:r>
         <w:t>4</w:t>
       </w:r>
@@ -12994,7 +13158,15 @@
           <w:szCs w:val="24"/>
           <w:lang w:val="en-US"/>
         </w:rPr>
-        <w:t>koji potrošačima omogućava da čitaju poruke tačno određenim redosledom i da u slučaju greške nastave čitanje od tačke na kojoj su stali. [3]</w:t>
+        <w:t>koji potrošačima omogućava da čitaju poruke tačno određenim redosledom i da u slučaju greške nastave čitanje od tačke na kojoj su stali [3]</w:t>
+      </w:r>
+      <w:r>
+        <w:rPr>
+          <w:sz w:val="24"/>
+          <w:szCs w:val="24"/>
+          <w:lang w:val="en-US"/>
+        </w:rPr>
+        <w:t>.</w:t>
       </w:r>
     </w:p>
     <w:p>
@@ -13108,7 +13280,23 @@
           <w:szCs w:val="24"/>
           <w:lang w:val="en-US"/>
         </w:rPr>
-        <w:t>. [3]</w:t>
+        <w:t xml:space="preserve"> </w:t>
+      </w:r>
+      <w:r>
+        <w:rPr>
+          <w:sz w:val="24"/>
+          <w:szCs w:val="24"/>
+          <w:lang w:val="en-US"/>
+        </w:rPr>
+        <w:t>[3]</w:t>
+      </w:r>
+      <w:r>
+        <w:rPr>
+          <w:sz w:val="24"/>
+          <w:szCs w:val="24"/>
+          <w:lang w:val="en-US"/>
+        </w:rPr>
+        <w:t>.</w:t>
       </w:r>
     </w:p>
     <w:p>
@@ -13263,7 +13451,7 @@
       <w:pPr>
         <w:pStyle w:val="Heading2"/>
       </w:pPr>
-      <w:bookmarkStart w:id="19" w:name="_Toc235081620"/>
+      <w:bookmarkStart w:id="19" w:name="_Toc235386896"/>
       <w:r>
         <w:t>4</w:t>
       </w:r>
@@ -13574,7 +13762,7 @@
           <w:szCs w:val="24"/>
           <w:lang w:val="en-US"/>
         </w:rPr>
-        <w:t>isti kod funkcioniše u oba slučaja. [</w:t>
+        <w:t>isti kod funkcioniše u oba slučaja [</w:t>
       </w:r>
       <w:r>
         <w:rPr>
@@ -13591,6 +13779,14 @@
           <w:lang w:val="en-US"/>
         </w:rPr>
         <w:t>]</w:t>
+      </w:r>
+      <w:r>
+        <w:rPr>
+          <w:sz w:val="24"/>
+          <w:szCs w:val="24"/>
+          <w:lang w:val="en-US"/>
+        </w:rPr>
+        <w:t>.</w:t>
       </w:r>
     </w:p>
     <w:p>
@@ -13690,7 +13886,7 @@
           <w:szCs w:val="24"/>
           <w:lang w:val="en-US"/>
         </w:rPr>
-        <w:t xml:space="preserve"> koji periodično snima stanje obrade na trajni medijum, omogućavajući oporavak bez gubitka podataka u slučaju greške. [</w:t>
+        <w:t xml:space="preserve"> koji periodično snima stanje obrade na trajni medijum, omogućavajući oporavak bez gubitka podataka u slučaju greške [</w:t>
       </w:r>
       <w:r>
         <w:rPr>
@@ -13707,6 +13903,14 @@
           <w:lang w:val="en-US"/>
         </w:rPr>
         <w:t>]</w:t>
+      </w:r>
+      <w:r>
+        <w:rPr>
+          <w:sz w:val="24"/>
+          <w:szCs w:val="24"/>
+          <w:lang w:val="en-US"/>
+        </w:rPr>
+        <w:t>.</w:t>
       </w:r>
     </w:p>
     <w:p>
@@ -13854,7 +14058,7 @@
       <w:pPr>
         <w:pStyle w:val="Heading2"/>
       </w:pPr>
-      <w:bookmarkStart w:id="20" w:name="_Toc235081621"/>
+      <w:bookmarkStart w:id="20" w:name="_Toc235386897"/>
       <w:r>
         <w:t>4</w:t>
       </w:r>
@@ -14170,7 +14374,23 @@
           <w:szCs w:val="24"/>
           <w:lang w:val="en-US"/>
         </w:rPr>
-        <w:t xml:space="preserve"> sisteme, što ga čini posebno pogodnim za primene sa strogim zahtevima u pogledu vremena odziva. [</w:t>
+        <w:t xml:space="preserve"> sisteme, što ga čini posebno pogodnim za primene sa strogim zahtevima u pogledu vremena odziva</w:t>
+      </w:r>
+      <w:r>
+        <w:rPr>
+          <w:sz w:val="24"/>
+          <w:szCs w:val="24"/>
+          <w:lang w:val="en-US"/>
+        </w:rPr>
+        <w:t xml:space="preserve"> </w:t>
+      </w:r>
+      <w:r>
+        <w:rPr>
+          <w:sz w:val="24"/>
+          <w:szCs w:val="24"/>
+          <w:lang w:val="en-US"/>
+        </w:rPr>
+        <w:t>[</w:t>
       </w:r>
       <w:r>
         <w:rPr>
@@ -14187,6 +14407,14 @@
           <w:lang w:val="en-US"/>
         </w:rPr>
         <w:t>]</w:t>
+      </w:r>
+      <w:r>
+        <w:rPr>
+          <w:sz w:val="24"/>
+          <w:szCs w:val="24"/>
+          <w:lang w:val="en-US"/>
+        </w:rPr>
+        <w:t>.</w:t>
       </w:r>
     </w:p>
     <w:p>
@@ -14268,7 +14496,7 @@
           <w:szCs w:val="24"/>
           <w:lang w:val="en-US"/>
         </w:rPr>
-        <w:t xml:space="preserve"> mehanizam koji omogućava definisanje proizvoljnih pravila za dodeljivanje događaja prozorima, što je korisno u složenim scenarijima analize trajektorija. [</w:t>
+        <w:t xml:space="preserve"> mehanizam koji omogućava definisanje proizvoljnih pravila za dodeljivanje događaja prozorima, što je korisno u složenim scenarijima analize trajektorija [</w:t>
       </w:r>
       <w:r>
         <w:rPr>
@@ -14285,6 +14513,14 @@
           <w:lang w:val="en-US"/>
         </w:rPr>
         <w:t>]</w:t>
+      </w:r>
+      <w:r>
+        <w:rPr>
+          <w:sz w:val="24"/>
+          <w:szCs w:val="24"/>
+          <w:lang w:val="en-US"/>
+        </w:rPr>
+        <w:t>.</w:t>
       </w:r>
     </w:p>
     <w:p>
@@ -14406,7 +14642,7 @@
           <w:szCs w:val="24"/>
           <w:lang w:val="en-US"/>
         </w:rPr>
-        <w:t xml:space="preserve"> semantiku obrade uz minimalan uticaj na performanse. [</w:t>
+        <w:t xml:space="preserve"> semantiku obrade uz minimalan uticaj na performanse [</w:t>
       </w:r>
       <w:r>
         <w:rPr>
@@ -14423,6 +14659,14 @@
           <w:lang w:val="en-US"/>
         </w:rPr>
         <w:t>]</w:t>
+      </w:r>
+      <w:r>
+        <w:rPr>
+          <w:sz w:val="24"/>
+          <w:szCs w:val="24"/>
+          <w:lang w:val="en-US"/>
+        </w:rPr>
+        <w:t>.</w:t>
       </w:r>
     </w:p>
     <w:p>
@@ -14558,7 +14802,7 @@
       <w:pPr>
         <w:pStyle w:val="Heading2"/>
       </w:pPr>
-      <w:bookmarkStart w:id="21" w:name="_Toc235081622"/>
+      <w:bookmarkStart w:id="21" w:name="_Toc235386898"/>
       <w:r>
         <w:t>4</w:t>
       </w:r>
@@ -14735,7 +14979,7 @@
           <w:szCs w:val="24"/>
           <w:lang w:val="en-US"/>
         </w:rPr>
-        <w:t xml:space="preserve"> scenarija, poput spajanja toka GPS zapisa sa tabelom koja sadrži trenutne metapodatke o vozilima. [</w:t>
+        <w:t xml:space="preserve"> scenarija, poput spajanja toka GPS zapisa sa tabelom koja sadrži trenutne metapodatke o vozilima [</w:t>
       </w:r>
       <w:r>
         <w:rPr>
@@ -14752,6 +14996,14 @@
           <w:lang w:val="en-US"/>
         </w:rPr>
         <w:t>]</w:t>
+      </w:r>
+      <w:r>
+        <w:rPr>
+          <w:sz w:val="24"/>
+          <w:szCs w:val="24"/>
+          <w:lang w:val="en-US"/>
+        </w:rPr>
+        <w:t>.</w:t>
       </w:r>
     </w:p>
     <w:p>
@@ -14884,7 +15136,7 @@
           <w:szCs w:val="24"/>
           <w:lang w:val="en-US"/>
         </w:rPr>
-        <w:t xml:space="preserve"> što Kafka Streams čini manje pogodnim za složene prostorno-vremenske analize sa strogim zahtevima u pogledu tačnosti upravljanja vremenom. [</w:t>
+        <w:t xml:space="preserve"> što Kafka Streams čini manje pogodnim za složene prostorno-vremenske analize sa strogim zahtevima u pogledu tačnosti upravljanja vremenom [</w:t>
       </w:r>
       <w:r>
         <w:rPr>
@@ -14901,6 +15153,14 @@
           <w:lang w:val="en-US"/>
         </w:rPr>
         <w:t>]</w:t>
+      </w:r>
+      <w:r>
+        <w:rPr>
+          <w:sz w:val="24"/>
+          <w:szCs w:val="24"/>
+          <w:lang w:val="en-US"/>
+        </w:rPr>
+        <w:t>.</w:t>
       </w:r>
     </w:p>
     <w:p>
@@ -15012,7 +15272,7 @@
       <w:pPr>
         <w:pStyle w:val="Heading2"/>
       </w:pPr>
-      <w:bookmarkStart w:id="22" w:name="_Toc235081623"/>
+      <w:bookmarkStart w:id="22" w:name="_Toc235386899"/>
       <w:r>
         <w:t>4</w:t>
       </w:r>
@@ -16798,7 +17058,7 @@
       <w:pPr>
         <w:pStyle w:val="Heading1"/>
       </w:pPr>
-      <w:bookmarkStart w:id="23" w:name="_Toc235081624"/>
+      <w:bookmarkStart w:id="23" w:name="_Toc235386900"/>
       <w:r>
         <w:lastRenderedPageBreak/>
         <w:t xml:space="preserve">5. </w:t>
@@ -16816,7 +17076,7 @@
       <w:pPr>
         <w:pStyle w:val="Heading2"/>
       </w:pPr>
-      <w:bookmarkStart w:id="24" w:name="_Toc235081625"/>
+      <w:bookmarkStart w:id="24" w:name="_Toc235386901"/>
       <w:r>
         <w:t>5.1. Opis problema</w:t>
       </w:r>
@@ -17623,7 +17883,7 @@
       <w:pPr>
         <w:pStyle w:val="Heading2"/>
       </w:pPr>
-      <w:bookmarkStart w:id="25" w:name="_Toc235081626"/>
+      <w:bookmarkStart w:id="25" w:name="_Toc235386902"/>
       <w:r>
         <w:lastRenderedPageBreak/>
         <w:t>5.2. Arhitektura sistema</w:t>
@@ -17797,7 +18057,7 @@
           <w:lang w:val="en-US"/>
         </w:rPr>
       </w:pPr>
-      <w:bookmarkStart w:id="26" w:name="_Toc235081627"/>
+      <w:bookmarkStart w:id="26" w:name="_Toc235386903"/>
       <w:r>
         <w:rPr>
           <w:lang w:val="en-US"/>
@@ -17854,7 +18114,42 @@
           <w:szCs w:val="24"/>
           <w:lang w:val="en-US"/>
         </w:rPr>
-        <w:t xml:space="preserve">. To je standard </w:t>
+        <w:t>.</w:t>
+      </w:r>
+      <w:r>
+        <w:rPr>
+          <w:sz w:val="24"/>
+          <w:szCs w:val="24"/>
+          <w:lang w:val="en-US"/>
+        </w:rPr>
+        <w:t xml:space="preserve"> Dostupan je na adresi </w:t>
+      </w:r>
+      <w:hyperlink r:id="rId11" w:history="1">
+        <w:r>
+          <w:rPr>
+            <w:rStyle w:val="Hyperlink"/>
+            <w:sz w:val="24"/>
+            <w:szCs w:val="24"/>
+            <w:lang w:val="en-US"/>
+          </w:rPr>
+          <w:t>https://gtfsrt.prod.obanyc.com/vehiclePositions</w:t>
+        </w:r>
+      </w:hyperlink>
+      <w:r>
+        <w:rPr>
+          <w:sz w:val="24"/>
+          <w:szCs w:val="24"/>
+          <w:lang w:val="en-US"/>
+        </w:rPr>
+        <w:t>. T</w:t>
+      </w:r>
+      <w:r>
+        <w:rPr>
+          <w:sz w:val="24"/>
+          <w:szCs w:val="24"/>
+          <w:lang w:val="en-US"/>
+        </w:rPr>
+        <w:t xml:space="preserve">o je standard </w:t>
       </w:r>
       <w:r>
         <w:rPr>
@@ -18016,6 +18311,14 @@
         </w:rPr>
         <w:t>0 sekundi objavljuje trenutno stanje svih aktivnih vozila u sistemu, enkodirano u binarnom Protocol Buffers (Protobuf) formatu.</w:t>
       </w:r>
+      <w:r>
+        <w:rPr>
+          <w:sz w:val="24"/>
+          <w:szCs w:val="24"/>
+          <w:lang w:val="en-US"/>
+        </w:rPr>
+        <w:t xml:space="preserve"> </w:t>
+      </w:r>
     </w:p>
     <w:p>
       <w:pPr>
@@ -18034,7 +18337,7 @@
           <w:lang w:val="en-US"/>
         </w:rPr>
       </w:pPr>
-      <w:bookmarkStart w:id="27" w:name="_Toc235081628"/>
+      <w:bookmarkStart w:id="27" w:name="_Toc235386904"/>
       <w:r>
         <w:rPr>
           <w:lang w:val="en-US"/>
@@ -18238,7 +18541,7 @@
           <w:lang w:val="en-US"/>
         </w:rPr>
       </w:pPr>
-      <w:bookmarkStart w:id="28" w:name="_Toc235081629"/>
+      <w:bookmarkStart w:id="28" w:name="_Toc235386905"/>
       <w:r>
         <w:rPr>
           <w:lang w:val="en-US"/>
@@ -18371,7 +18674,7 @@
           <w:lang w:val="en-US"/>
         </w:rPr>
       </w:pPr>
-      <w:bookmarkStart w:id="29" w:name="_Toc235081630"/>
+      <w:bookmarkStart w:id="29" w:name="_Toc235386906"/>
       <w:r>
         <w:rPr>
           <w:lang w:val="en-US"/>
@@ -18669,7 +18972,7 @@
           <w:lang w:val="en-US"/>
         </w:rPr>
       </w:pPr>
-      <w:bookmarkStart w:id="30" w:name="_Toc235081631"/>
+      <w:bookmarkStart w:id="30" w:name="_Toc235386907"/>
       <w:r>
         <w:rPr>
           <w:lang w:val="en-US"/>
@@ -18931,7 +19234,7 @@
           <w:lang w:val="en-US"/>
         </w:rPr>
       </w:pPr>
-      <w:bookmarkStart w:id="31" w:name="_Toc235081632"/>
+      <w:bookmarkStart w:id="31" w:name="_Toc235386908"/>
       <w:r>
         <w:rPr>
           <w:lang w:val="en-US"/>
@@ -19062,7 +19365,7 @@
       <w:pPr>
         <w:pStyle w:val="Heading2"/>
       </w:pPr>
-      <w:bookmarkStart w:id="32" w:name="_Toc235081633"/>
+      <w:bookmarkStart w:id="32" w:name="_Toc235386909"/>
       <w:r>
         <w:lastRenderedPageBreak/>
         <w:t xml:space="preserve">5.3. </w:t>
@@ -22831,7 +23134,7 @@
       <w:pPr>
         <w:pStyle w:val="Heading2"/>
       </w:pPr>
-      <w:bookmarkStart w:id="33" w:name="_Toc235081634"/>
+      <w:bookmarkStart w:id="33" w:name="_Toc235386910"/>
       <w:r>
         <w:t>5.4. Implementacija</w:t>
       </w:r>
@@ -22848,7 +23151,7 @@
           <w:lang w:val="en-US"/>
         </w:rPr>
       </w:pPr>
-      <w:bookmarkStart w:id="34" w:name="_Toc235081635"/>
+      <w:bookmarkStart w:id="34" w:name="_Toc235386911"/>
       <w:r>
         <w:rPr>
           <w:lang w:val="en-US"/>
@@ -25698,7 +26001,7 @@
           <w:lang w:val="en-US"/>
         </w:rPr>
       </w:pPr>
-      <w:bookmarkStart w:id="35" w:name="_Toc235081636"/>
+      <w:bookmarkStart w:id="35" w:name="_Toc235386912"/>
       <w:r>
         <w:rPr>
           <w:lang w:val="en-US"/>
@@ -26454,7 +26757,7 @@
           <w:lang w:val="en-US"/>
         </w:rPr>
       </w:pPr>
-      <w:bookmarkStart w:id="36" w:name="_Toc235081637"/>
+      <w:bookmarkStart w:id="36" w:name="_Toc235386913"/>
       <w:r>
         <w:rPr>
           <w:lang w:val="en-US"/>
@@ -27574,7 +27877,7 @@
           <w:lang w:val="en-US"/>
         </w:rPr>
       </w:pPr>
-      <w:bookmarkStart w:id="37" w:name="_Toc235081638"/>
+      <w:bookmarkStart w:id="37" w:name="_Toc235386914"/>
       <w:r>
         <w:rPr>
           <w:lang w:val="en-US"/>
@@ -29132,7 +29435,7 @@
           <w:lang w:val="en-US"/>
         </w:rPr>
       </w:pPr>
-      <w:bookmarkStart w:id="38" w:name="_Toc235081639"/>
+      <w:bookmarkStart w:id="38" w:name="_Toc235386915"/>
       <w:r>
         <w:rPr>
           <w:lang w:val="en-US"/>
@@ -29585,7 +29888,7 @@
                     </pic:cNvPicPr>
                   </pic:nvPicPr>
                   <pic:blipFill>
-                    <a:blip r:embed="rId11" cstate="print">
+                    <a:blip r:embed="rId12" cstate="print">
                       <a:extLst>
                         <a:ext uri="{28A0092B-C50C-407E-A947-70E740481C1C}">
                           <a14:useLocalDpi xmlns:a14="http://schemas.microsoft.com/office/drawing/2010/main" val="0"/>
@@ -29666,7 +29969,7 @@
       <w:pPr>
         <w:pStyle w:val="Heading2"/>
       </w:pPr>
-      <w:bookmarkStart w:id="39" w:name="_Toc235081640"/>
+      <w:bookmarkStart w:id="39" w:name="_Toc235386916"/>
       <w:r>
         <w:t>5.</w:t>
       </w:r>
@@ -29678,30 +29981,47 @@
       </w:r>
       <w:bookmarkEnd w:id="39"/>
     </w:p>
-    <w:p>
-      <w:pPr>
-        <w:rPr>
-          <w:sz w:val="24"/>
-          <w:szCs w:val="24"/>
-        </w:rPr>
-      </w:pPr>
-    </w:p>
-    <w:p>
-      <w:pPr>
-        <w:widowControl/>
-        <w:spacing w:after="160" w:line="278" w:lineRule="auto"/>
-        <w:jc w:val="both"/>
-        <w:rPr>
-          <w:sz w:val="24"/>
-          <w:szCs w:val="24"/>
-        </w:rPr>
-      </w:pPr>
-      <w:r>
-        <w:rPr>
-          <w:sz w:val="24"/>
-          <w:szCs w:val="24"/>
-        </w:rPr>
-        <w:t xml:space="preserve">Testiranje je sprovedeno sa oba </w:t>
+    <w:p/>
+    <w:p>
+      <w:pPr>
+        <w:pStyle w:val="Heading3"/>
+      </w:pPr>
+      <w:bookmarkStart w:id="40" w:name="_Toc235386917"/>
+      <w:r>
+        <w:t>5.6.1. Analiza uticaja paralelizma na performanse sistema</w:t>
+      </w:r>
+      <w:bookmarkEnd w:id="40"/>
+    </w:p>
+    <w:p/>
+    <w:p>
+      <w:pPr>
+        <w:spacing w:before="0" w:after="160" w:line="278" w:lineRule="auto"/>
+        <w:jc w:val="both"/>
+        <w:rPr>
+          <w:sz w:val="24"/>
+          <w:szCs w:val="24"/>
+        </w:rPr>
+      </w:pPr>
+      <w:r>
+        <w:rPr>
+          <w:sz w:val="24"/>
+          <w:szCs w:val="24"/>
+        </w:rPr>
+        <w:t>U prvoj fazi testiranja sistem je pokrenut sa jednim TaskManager</w:t>
+      </w:r>
+      <w:r>
+        <w:rPr>
+          <w:sz w:val="24"/>
+          <w:szCs w:val="24"/>
+        </w:rPr>
+        <w:t xml:space="preserve"> kontejner</w:t>
+      </w:r>
+      <w:r>
+        <w:rPr>
+          <w:sz w:val="24"/>
+          <w:szCs w:val="24"/>
+        </w:rPr>
+        <w:t xml:space="preserve">om kome je dodeljeno 2GB memorije i 8 dostupnih </w:t>
       </w:r>
       <w:r>
         <w:rPr>
@@ -29710,21 +30030,14 @@
           <w:sz w:val="24"/>
           <w:szCs w:val="24"/>
         </w:rPr>
-        <w:t>job</w:t>
-      </w:r>
-      <w:r>
-        <w:rPr>
-          <w:sz w:val="24"/>
-          <w:szCs w:val="24"/>
-        </w:rPr>
-        <w:t>-a</w:t>
-      </w:r>
-      <w:r>
-        <w:rPr>
-          <w:sz w:val="24"/>
-          <w:szCs w:val="24"/>
-        </w:rPr>
-        <w:t xml:space="preserve"> (</w:t>
+        <w:t>task slot</w:t>
+      </w:r>
+      <w:r>
+        <w:rPr>
+          <w:sz w:val="24"/>
+          <w:szCs w:val="24"/>
+        </w:rPr>
+        <w:t xml:space="preserve">-ova. Variran je nivo paralelizma Flink </w:t>
       </w:r>
       <w:r>
         <w:rPr>
@@ -29733,56 +30046,107 @@
           <w:sz w:val="24"/>
           <w:szCs w:val="24"/>
         </w:rPr>
-        <w:t>density i geofencing</w:t>
-      </w:r>
-      <w:r>
-        <w:rPr>
-          <w:sz w:val="24"/>
-          <w:szCs w:val="24"/>
-        </w:rPr>
-        <w:t>) koja se izvršavaju istovremeno</w:t>
-      </w:r>
-      <w:r>
-        <w:rPr>
-          <w:sz w:val="24"/>
-          <w:szCs w:val="24"/>
-        </w:rPr>
-        <w:t xml:space="preserve"> na </w:t>
-      </w:r>
-      <w:r>
-        <w:rPr>
-          <w:sz w:val="24"/>
-          <w:szCs w:val="24"/>
-        </w:rPr>
-        <w:t>3</w:t>
-      </w:r>
-      <w:r>
-        <w:rPr>
-          <w:sz w:val="24"/>
-          <w:szCs w:val="24"/>
-        </w:rPr>
-        <w:t xml:space="preserve"> različite konfiguracije</w:t>
-      </w:r>
-      <w:r>
-        <w:rPr>
-          <w:sz w:val="24"/>
-          <w:szCs w:val="24"/>
-        </w:rPr>
-        <w:t xml:space="preserve"> prikazane u tabeli 8.</w:t>
-      </w:r>
-      <w:r>
-        <w:rPr>
-          <w:sz w:val="24"/>
-          <w:szCs w:val="24"/>
-        </w:rPr>
-        <w:t xml:space="preserve"> </w:t>
-      </w:r>
-      <w:r>
-        <w:rPr>
-          <w:sz w:val="24"/>
-          <w:szCs w:val="24"/>
-        </w:rPr>
-        <w:t>Konfiguracije predstavljaju različite nivoe paralelizacije celokupnog sistema, pri čemu je broj Kafka particija usklađen sa nivoom Flink paralelizma.</w:t>
+        <w:t>job</w:t>
+      </w:r>
+      <w:r>
+        <w:rPr>
+          <w:sz w:val="24"/>
+          <w:szCs w:val="24"/>
+        </w:rPr>
+        <w:t>-a kroz tri konfiguracije</w:t>
+      </w:r>
+      <w:r>
+        <w:rPr>
+          <w:sz w:val="24"/>
+          <w:szCs w:val="24"/>
+        </w:rPr>
+        <w:t xml:space="preserve"> koje se mogu videti u tabeli 8</w:t>
+      </w:r>
+      <w:r>
+        <w:rPr>
+          <w:sz w:val="24"/>
+          <w:szCs w:val="24"/>
+        </w:rPr>
+        <w:t xml:space="preserve">, pri čemu je paralelizam postavljen programski putem </w:t>
+      </w:r>
+      <w:r>
+        <w:rPr>
+          <w:i/>
+          <w:iCs/>
+          <w:sz w:val="24"/>
+          <w:szCs w:val="24"/>
+        </w:rPr>
+        <w:t>env.set_parallelism()</w:t>
+      </w:r>
+      <w:r>
+        <w:rPr>
+          <w:sz w:val="24"/>
+          <w:szCs w:val="24"/>
+        </w:rPr>
+        <w:t xml:space="preserve"> poziva, a broj Kafka particija je usklađivan sa nivoom paralelizma. Usklađivanje broja particija sa paralelizmom je neophodno jer Kafka particiju može čitati najviše jedan </w:t>
+      </w:r>
+      <w:r>
+        <w:rPr>
+          <w:i/>
+          <w:iCs/>
+          <w:sz w:val="24"/>
+          <w:szCs w:val="24"/>
+        </w:rPr>
+        <w:t>task</w:t>
+      </w:r>
+      <w:r>
+        <w:rPr>
+          <w:sz w:val="24"/>
+          <w:szCs w:val="24"/>
+        </w:rPr>
+        <w:t xml:space="preserve"> u isto vrem</w:t>
+      </w:r>
+      <w:r>
+        <w:rPr>
+          <w:sz w:val="24"/>
+          <w:szCs w:val="24"/>
+        </w:rPr>
+        <w:t>e, npr.</w:t>
+      </w:r>
+      <w:r>
+        <w:rPr>
+          <w:sz w:val="24"/>
+          <w:szCs w:val="24"/>
+        </w:rPr>
+        <w:t xml:space="preserve"> pri paralelizmu 4 i samo 2 particije, dva </w:t>
+      </w:r>
+      <w:r>
+        <w:rPr>
+          <w:i/>
+          <w:iCs/>
+          <w:sz w:val="24"/>
+          <w:szCs w:val="24"/>
+        </w:rPr>
+        <w:t>task</w:t>
+      </w:r>
+      <w:r>
+        <w:rPr>
+          <w:sz w:val="24"/>
+          <w:szCs w:val="24"/>
+        </w:rPr>
+        <w:t>-a ne bi dobijala podatke, ali bi i dalje trošila resurse.</w:t>
+      </w:r>
+    </w:p>
+    <w:p>
+      <w:pPr>
+        <w:spacing w:before="0" w:after="160" w:line="278" w:lineRule="auto"/>
+        <w:jc w:val="both"/>
+        <w:rPr>
+          <w:sz w:val="24"/>
+          <w:szCs w:val="24"/>
+        </w:rPr>
+      </w:pPr>
+      <w:r>
+        <w:rPr>
+          <w:sz w:val="24"/>
+          <w:szCs w:val="24"/>
+        </w:rPr>
+        <w:t>Važno je napomenuti da sve tri konfiguracije nisu podrazumevale pokretanje više procesa ili kontejnera, već variranje broja niti unutar istog TaskManager procesa. Sve niti su delile isti memorijski prostor od 2GB, što je, kako će rezultati pokazati, predstavljalo dominantno ograničenje sistema.</w:t>
       </w:r>
     </w:p>
     <w:p>
@@ -29804,9 +30168,11 @@
         <w:tblLook w:val="04A0" w:firstRow="1" w:lastRow="0" w:firstColumn="1" w:lastColumn="0" w:noHBand="0" w:noVBand="1"/>
       </w:tblPr>
       <w:tblGrid>
-        <w:gridCol w:w="1550"/>
-        <w:gridCol w:w="1350"/>
-        <w:gridCol w:w="2320"/>
+        <w:gridCol w:w="1549"/>
+        <w:gridCol w:w="1781"/>
+        <w:gridCol w:w="1530"/>
+        <w:gridCol w:w="1889"/>
+        <w:gridCol w:w="2277"/>
       </w:tblGrid>
       <w:tr>
         <w:trPr>
@@ -29816,7 +30182,7 @@
         <w:tc>
           <w:tcPr>
             <w:cnfStyle w:val="001000000100" w:firstRow="0" w:lastRow="0" w:firstColumn="1" w:lastColumn="0" w:oddVBand="0" w:evenVBand="0" w:oddHBand="0" w:evenHBand="0" w:firstRowFirstColumn="1" w:firstRowLastColumn="0" w:lastRowFirstColumn="0" w:lastRowLastColumn="0"/>
-            <w:tcW w:w="1550" w:type="dxa"/>
+            <w:tcW w:w="1549" w:type="dxa"/>
           </w:tcPr>
           <w:p>
             <w:pPr>
@@ -29843,7 +30209,7 @@
         </w:tc>
         <w:tc>
           <w:tcPr>
-            <w:tcW w:w="1350" w:type="dxa"/>
+            <w:tcW w:w="1781" w:type="dxa"/>
           </w:tcPr>
           <w:p>
             <w:pPr>
@@ -29864,13 +30230,13 @@
                 <w:i w:val="0"/>
                 <w:iCs w:val="0"/>
               </w:rPr>
-              <w:t>Paralelizam</w:t>
+              <w:t>Broj TaskManager-a</w:t>
             </w:r>
           </w:p>
         </w:tc>
         <w:tc>
           <w:tcPr>
-            <w:tcW w:w="2320" w:type="dxa"/>
+            <w:tcW w:w="1530" w:type="dxa"/>
           </w:tcPr>
           <w:p>
             <w:pPr>
@@ -29891,7 +30257,61 @@
                 <w:i w:val="0"/>
                 <w:iCs w:val="0"/>
               </w:rPr>
+              <w:t>Paralelizam</w:t>
+            </w:r>
+          </w:p>
+        </w:tc>
+        <w:tc>
+          <w:tcPr>
+            <w:tcW w:w="1889" w:type="dxa"/>
+          </w:tcPr>
+          <w:p>
+            <w:pPr>
+              <w:widowControl/>
+              <w:spacing w:after="160" w:line="278" w:lineRule="auto"/>
+              <w:cnfStyle w:val="100000000000" w:firstRow="1" w:lastRow="0" w:firstColumn="0" w:lastColumn="0" w:oddVBand="0" w:evenVBand="0" w:oddHBand="0" w:evenHBand="0" w:firstRowFirstColumn="0" w:firstRowLastColumn="0" w:lastRowFirstColumn="0" w:lastRowLastColumn="0"/>
+              <w:rPr>
+                <w:b/>
+                <w:bCs/>
+                <w:i w:val="0"/>
+                <w:iCs w:val="0"/>
+              </w:rPr>
+            </w:pPr>
+            <w:r>
+              <w:rPr>
+                <w:b/>
+                <w:bCs/>
+                <w:i w:val="0"/>
+                <w:iCs w:val="0"/>
+              </w:rPr>
               <w:t>Broj Kafka particija</w:t>
+            </w:r>
+          </w:p>
+        </w:tc>
+        <w:tc>
+          <w:tcPr>
+            <w:tcW w:w="2277" w:type="dxa"/>
+          </w:tcPr>
+          <w:p>
+            <w:pPr>
+              <w:widowControl/>
+              <w:spacing w:after="160" w:line="278" w:lineRule="auto"/>
+              <w:cnfStyle w:val="100000000000" w:firstRow="1" w:lastRow="0" w:firstColumn="0" w:lastColumn="0" w:oddVBand="0" w:evenVBand="0" w:oddHBand="0" w:evenHBand="0" w:firstRowFirstColumn="0" w:firstRowLastColumn="0" w:lastRowFirstColumn="0" w:lastRowLastColumn="0"/>
+              <w:rPr>
+                <w:b/>
+                <w:bCs/>
+                <w:i w:val="0"/>
+                <w:iCs w:val="0"/>
+              </w:rPr>
+            </w:pPr>
+            <w:r>
+              <w:rPr>
+                <w:b/>
+                <w:bCs/>
+                <w:i w:val="0"/>
+                <w:iCs w:val="0"/>
+              </w:rPr>
+              <w:t>Memorija po TaskManager-u</w:t>
             </w:r>
           </w:p>
         </w:tc>
@@ -29904,7 +30324,7 @@
         <w:tc>
           <w:tcPr>
             <w:cnfStyle w:val="001000000000" w:firstRow="0" w:lastRow="0" w:firstColumn="1" w:lastColumn="0" w:oddVBand="0" w:evenVBand="0" w:oddHBand="0" w:evenHBand="0" w:firstRowFirstColumn="0" w:firstRowLastColumn="0" w:lastRowFirstColumn="0" w:lastRowLastColumn="0"/>
-            <w:tcW w:w="1550" w:type="dxa"/>
+            <w:tcW w:w="1549" w:type="dxa"/>
           </w:tcPr>
           <w:p>
             <w:pPr>
@@ -29927,7 +30347,7 @@
         </w:tc>
         <w:tc>
           <w:tcPr>
-            <w:tcW w:w="1350" w:type="dxa"/>
+            <w:tcW w:w="1781" w:type="dxa"/>
           </w:tcPr>
           <w:p>
             <w:pPr>
@@ -29942,7 +30362,7 @@
         </w:tc>
         <w:tc>
           <w:tcPr>
-            <w:tcW w:w="2320" w:type="dxa"/>
+            <w:tcW w:w="1530" w:type="dxa"/>
           </w:tcPr>
           <w:p>
             <w:pPr>
@@ -29952,6 +30372,36 @@
             </w:pPr>
             <w:r>
               <w:t>1</w:t>
+            </w:r>
+          </w:p>
+        </w:tc>
+        <w:tc>
+          <w:tcPr>
+            <w:tcW w:w="1889" w:type="dxa"/>
+          </w:tcPr>
+          <w:p>
+            <w:pPr>
+              <w:widowControl/>
+              <w:spacing w:after="160" w:line="278" w:lineRule="auto"/>
+              <w:cnfStyle w:val="000000100000" w:firstRow="0" w:lastRow="0" w:firstColumn="0" w:lastColumn="0" w:oddVBand="0" w:evenVBand="0" w:oddHBand="1" w:evenHBand="0" w:firstRowFirstColumn="0" w:firstRowLastColumn="0" w:lastRowFirstColumn="0" w:lastRowLastColumn="0"/>
+            </w:pPr>
+            <w:r>
+              <w:t>1</w:t>
+            </w:r>
+          </w:p>
+        </w:tc>
+        <w:tc>
+          <w:tcPr>
+            <w:tcW w:w="2277" w:type="dxa"/>
+          </w:tcPr>
+          <w:p>
+            <w:pPr>
+              <w:widowControl/>
+              <w:spacing w:after="160" w:line="278" w:lineRule="auto"/>
+              <w:cnfStyle w:val="000000100000" w:firstRow="0" w:lastRow="0" w:firstColumn="0" w:lastColumn="0" w:oddVBand="0" w:evenVBand="0" w:oddHBand="1" w:evenHBand="0" w:firstRowFirstColumn="0" w:firstRowLastColumn="0" w:lastRowFirstColumn="0" w:lastRowLastColumn="0"/>
+            </w:pPr>
+            <w:r>
+              <w:t>2GB</w:t>
             </w:r>
           </w:p>
         </w:tc>
@@ -29963,7 +30413,7 @@
         <w:tc>
           <w:tcPr>
             <w:cnfStyle w:val="001000000000" w:firstRow="0" w:lastRow="0" w:firstColumn="1" w:lastColumn="0" w:oddVBand="0" w:evenVBand="0" w:oddHBand="0" w:evenHBand="0" w:firstRowFirstColumn="0" w:firstRowLastColumn="0" w:lastRowFirstColumn="0" w:lastRowLastColumn="0"/>
-            <w:tcW w:w="1550" w:type="dxa"/>
+            <w:tcW w:w="1549" w:type="dxa"/>
           </w:tcPr>
           <w:p>
             <w:pPr>
@@ -29986,7 +30436,7 @@
         </w:tc>
         <w:tc>
           <w:tcPr>
-            <w:tcW w:w="1350" w:type="dxa"/>
+            <w:tcW w:w="1781" w:type="dxa"/>
           </w:tcPr>
           <w:p>
             <w:pPr>
@@ -29995,13 +30445,13 @@
               <w:cnfStyle w:val="000000000000" w:firstRow="0" w:lastRow="0" w:firstColumn="0" w:lastColumn="0" w:oddVBand="0" w:evenVBand="0" w:oddHBand="0" w:evenHBand="0" w:firstRowFirstColumn="0" w:firstRowLastColumn="0" w:lastRowFirstColumn="0" w:lastRowLastColumn="0"/>
             </w:pPr>
             <w:r>
-              <w:t>2</w:t>
+              <w:t>1</w:t>
             </w:r>
           </w:p>
         </w:tc>
         <w:tc>
           <w:tcPr>
-            <w:tcW w:w="2320" w:type="dxa"/>
+            <w:tcW w:w="1530" w:type="dxa"/>
           </w:tcPr>
           <w:p>
             <w:pPr>
@@ -30011,6 +30461,36 @@
             </w:pPr>
             <w:r>
               <w:t>2</w:t>
+            </w:r>
+          </w:p>
+        </w:tc>
+        <w:tc>
+          <w:tcPr>
+            <w:tcW w:w="1889" w:type="dxa"/>
+          </w:tcPr>
+          <w:p>
+            <w:pPr>
+              <w:widowControl/>
+              <w:spacing w:after="160" w:line="278" w:lineRule="auto"/>
+              <w:cnfStyle w:val="000000000000" w:firstRow="0" w:lastRow="0" w:firstColumn="0" w:lastColumn="0" w:oddVBand="0" w:evenVBand="0" w:oddHBand="0" w:evenHBand="0" w:firstRowFirstColumn="0" w:firstRowLastColumn="0" w:lastRowFirstColumn="0" w:lastRowLastColumn="0"/>
+            </w:pPr>
+            <w:r>
+              <w:t>2</w:t>
+            </w:r>
+          </w:p>
+        </w:tc>
+        <w:tc>
+          <w:tcPr>
+            <w:tcW w:w="2277" w:type="dxa"/>
+          </w:tcPr>
+          <w:p>
+            <w:pPr>
+              <w:widowControl/>
+              <w:spacing w:after="160" w:line="278" w:lineRule="auto"/>
+              <w:cnfStyle w:val="000000000000" w:firstRow="0" w:lastRow="0" w:firstColumn="0" w:lastColumn="0" w:oddVBand="0" w:evenVBand="0" w:oddHBand="0" w:evenHBand="0" w:firstRowFirstColumn="0" w:firstRowLastColumn="0" w:lastRowFirstColumn="0" w:lastRowLastColumn="0"/>
+            </w:pPr>
+            <w:r>
+              <w:t>2GB</w:t>
             </w:r>
           </w:p>
         </w:tc>
@@ -30023,7 +30503,7 @@
         <w:tc>
           <w:tcPr>
             <w:cnfStyle w:val="001000000000" w:firstRow="0" w:lastRow="0" w:firstColumn="1" w:lastColumn="0" w:oddVBand="0" w:evenVBand="0" w:oddHBand="0" w:evenHBand="0" w:firstRowFirstColumn="0" w:firstRowLastColumn="0" w:lastRowFirstColumn="0" w:lastRowLastColumn="0"/>
-            <w:tcW w:w="1550" w:type="dxa"/>
+            <w:tcW w:w="1549" w:type="dxa"/>
           </w:tcPr>
           <w:p>
             <w:pPr>
@@ -30040,13 +30520,14 @@
                 <w:i w:val="0"/>
                 <w:iCs w:val="0"/>
               </w:rPr>
+              <w:lastRenderedPageBreak/>
               <w:t>Broj 3</w:t>
             </w:r>
           </w:p>
         </w:tc>
         <w:tc>
           <w:tcPr>
-            <w:tcW w:w="1350" w:type="dxa"/>
+            <w:tcW w:w="1781" w:type="dxa"/>
           </w:tcPr>
           <w:p>
             <w:pPr>
@@ -30055,13 +30536,13 @@
               <w:cnfStyle w:val="000000100000" w:firstRow="0" w:lastRow="0" w:firstColumn="0" w:lastColumn="0" w:oddVBand="0" w:evenVBand="0" w:oddHBand="1" w:evenHBand="0" w:firstRowFirstColumn="0" w:firstRowLastColumn="0" w:lastRowFirstColumn="0" w:lastRowLastColumn="0"/>
             </w:pPr>
             <w:r>
-              <w:t>4</w:t>
+              <w:t>1</w:t>
             </w:r>
           </w:p>
         </w:tc>
         <w:tc>
           <w:tcPr>
-            <w:tcW w:w="2320" w:type="dxa"/>
+            <w:tcW w:w="1530" w:type="dxa"/>
           </w:tcPr>
           <w:p>
             <w:pPr>
@@ -30074,6 +30555,36 @@
             </w:r>
           </w:p>
         </w:tc>
+        <w:tc>
+          <w:tcPr>
+            <w:tcW w:w="1889" w:type="dxa"/>
+          </w:tcPr>
+          <w:p>
+            <w:pPr>
+              <w:widowControl/>
+              <w:spacing w:after="160" w:line="278" w:lineRule="auto"/>
+              <w:cnfStyle w:val="000000100000" w:firstRow="0" w:lastRow="0" w:firstColumn="0" w:lastColumn="0" w:oddVBand="0" w:evenVBand="0" w:oddHBand="1" w:evenHBand="0" w:firstRowFirstColumn="0" w:firstRowLastColumn="0" w:lastRowFirstColumn="0" w:lastRowLastColumn="0"/>
+            </w:pPr>
+            <w:r>
+              <w:t>4</w:t>
+            </w:r>
+          </w:p>
+        </w:tc>
+        <w:tc>
+          <w:tcPr>
+            <w:tcW w:w="2277" w:type="dxa"/>
+          </w:tcPr>
+          <w:p>
+            <w:pPr>
+              <w:widowControl/>
+              <w:spacing w:after="160" w:line="278" w:lineRule="auto"/>
+              <w:cnfStyle w:val="000000100000" w:firstRow="0" w:lastRow="0" w:firstColumn="0" w:lastColumn="0" w:oddVBand="0" w:evenVBand="0" w:oddHBand="1" w:evenHBand="0" w:firstRowFirstColumn="0" w:firstRowLastColumn="0" w:lastRowFirstColumn="0" w:lastRowLastColumn="0"/>
+            </w:pPr>
+            <w:r>
+              <w:t>2GB</w:t>
+            </w:r>
+          </w:p>
+        </w:tc>
       </w:tr>
     </w:tbl>
     <w:p>
@@ -30093,6 +30604,13 @@
         </w:rPr>
         <w:t>Tabela 8. Prikaz konfiguracija za testiranje</w:t>
       </w:r>
+      <w:r>
+        <w:rPr>
+          <w:sz w:val="24"/>
+          <w:szCs w:val="24"/>
+        </w:rPr>
+        <w:t xml:space="preserve"> u prvoj fazi</w:t>
+      </w:r>
     </w:p>
     <w:p>
       <w:pPr>
@@ -30120,9 +30638,8 @@
         <w:rPr>
           <w:sz w:val="24"/>
           <w:szCs w:val="24"/>
-          <w:lang w:val="en-US"/>
-        </w:rPr>
-        <w:t xml:space="preserve">Prilikom analize performansi fokus je stavljen na </w:t>
+        </w:rPr>
+        <w:t xml:space="preserve">Testiranje je sprovedeno sa oba </w:t>
       </w:r>
       <w:r>
         <w:rPr>
@@ -30130,17 +30647,22 @@
           <w:iCs/>
           <w:sz w:val="24"/>
           <w:szCs w:val="24"/>
-          <w:lang w:val="en-US"/>
-        </w:rPr>
-        <w:t>geofencing</w:t>
-      </w:r>
-      <w:r>
-        <w:rPr>
-          <w:sz w:val="24"/>
-          <w:szCs w:val="24"/>
-          <w:lang w:val="en-US"/>
-        </w:rPr>
-        <w:t xml:space="preserve"> </w:t>
+        </w:rPr>
+        <w:t>job</w:t>
+      </w:r>
+      <w:r>
+        <w:rPr>
+          <w:sz w:val="24"/>
+          <w:szCs w:val="24"/>
+        </w:rPr>
+        <w:t>-a</w:t>
+      </w:r>
+      <w:r>
+        <w:rPr>
+          <w:sz w:val="24"/>
+          <w:szCs w:val="24"/>
+        </w:rPr>
+        <w:t xml:space="preserve"> (</w:t>
       </w:r>
       <w:r>
         <w:rPr>
@@ -30148,23 +30670,20 @@
           <w:iCs/>
           <w:sz w:val="24"/>
           <w:szCs w:val="24"/>
-          <w:lang w:val="en-US"/>
-        </w:rPr>
-        <w:t>job</w:t>
-      </w:r>
-      <w:r>
-        <w:rPr>
-          <w:sz w:val="24"/>
-          <w:szCs w:val="24"/>
-          <w:lang w:val="en-US"/>
-        </w:rPr>
-        <w:t>, jer on predstavlja složeniji deo obrade</w:t>
-      </w:r>
-      <w:r>
-        <w:rPr>
-          <w:sz w:val="24"/>
-          <w:szCs w:val="24"/>
-          <w:lang w:val="en-US"/>
+        </w:rPr>
+        <w:t>density i geofencing</w:t>
+      </w:r>
+      <w:r>
+        <w:rPr>
+          <w:sz w:val="24"/>
+          <w:szCs w:val="24"/>
+        </w:rPr>
+        <w:t>) koja se izvršavaju istovremeno</w:t>
+      </w:r>
+      <w:r>
+        <w:rPr>
+          <w:sz w:val="24"/>
+          <w:szCs w:val="24"/>
         </w:rPr>
         <w:t xml:space="preserve">. </w:t>
       </w:r>
@@ -30174,7 +30693,7 @@
           <w:szCs w:val="24"/>
           <w:lang w:val="en-US"/>
         </w:rPr>
-        <w:t xml:space="preserve">Zbog prirode obrade i direktne zavisnosti od količine obrađenih ulaznih zapisa, </w:t>
+        <w:t xml:space="preserve">Prilikom analize performansi fokus je stavljen na </w:t>
       </w:r>
       <w:r>
         <w:rPr>
@@ -30184,15 +30703,15 @@
           <w:szCs w:val="24"/>
           <w:lang w:val="en-US"/>
         </w:rPr>
-        <w:t>throughput</w:t>
-      </w:r>
-      <w:r>
-        <w:rPr>
-          <w:sz w:val="24"/>
-          <w:szCs w:val="24"/>
-          <w:lang w:val="en-US"/>
-        </w:rPr>
-        <w:t xml:space="preserve"> ovog </w:t>
+        <w:t>geofencing</w:t>
+      </w:r>
+      <w:r>
+        <w:rPr>
+          <w:sz w:val="24"/>
+          <w:szCs w:val="24"/>
+          <w:lang w:val="en-US"/>
+        </w:rPr>
+        <w:t xml:space="preserve"> </w:t>
       </w:r>
       <w:r>
         <w:rPr>
@@ -30210,6 +30729,58 @@
           <w:szCs w:val="24"/>
           <w:lang w:val="en-US"/>
         </w:rPr>
+        <w:t>, jer on predstavlja složeniji deo obrade</w:t>
+      </w:r>
+      <w:r>
+        <w:rPr>
+          <w:sz w:val="24"/>
+          <w:szCs w:val="24"/>
+          <w:lang w:val="en-US"/>
+        </w:rPr>
+        <w:t xml:space="preserve">. </w:t>
+      </w:r>
+      <w:r>
+        <w:rPr>
+          <w:sz w:val="24"/>
+          <w:szCs w:val="24"/>
+          <w:lang w:val="en-US"/>
+        </w:rPr>
+        <w:t xml:space="preserve">Zbog prirode obrade i direktne zavisnosti od količine obrađenih ulaznih zapisa, </w:t>
+      </w:r>
+      <w:r>
+        <w:rPr>
+          <w:i/>
+          <w:iCs/>
+          <w:sz w:val="24"/>
+          <w:szCs w:val="24"/>
+          <w:lang w:val="en-US"/>
+        </w:rPr>
+        <w:t>throughput</w:t>
+      </w:r>
+      <w:r>
+        <w:rPr>
+          <w:sz w:val="24"/>
+          <w:szCs w:val="24"/>
+          <w:lang w:val="en-US"/>
+        </w:rPr>
+        <w:t xml:space="preserve"> ovog </w:t>
+      </w:r>
+      <w:r>
+        <w:rPr>
+          <w:i/>
+          <w:iCs/>
+          <w:sz w:val="24"/>
+          <w:szCs w:val="24"/>
+          <w:lang w:val="en-US"/>
+        </w:rPr>
+        <w:t>job</w:t>
+      </w:r>
+      <w:r>
+        <w:rPr>
+          <w:sz w:val="24"/>
+          <w:szCs w:val="24"/>
+          <w:lang w:val="en-US"/>
+        </w:rPr>
         <w:t>-a je korišćen kao osnovna metrika performansi sistema.</w:t>
       </w:r>
     </w:p>
@@ -30240,16 +30811,7 @@
           <w:szCs w:val="24"/>
           <w:lang w:val="en-US"/>
         </w:rPr>
-        <w:t xml:space="preserve"> je pokretan paralelno kako bi se testiralo ponašanje sistema u realnom scenariju sa više istovremenih stream processing komponenti, ali njegove metrike nisu posebno analizirane, </w:t>
-      </w:r>
-      <w:r>
-        <w:rPr>
-          <w:sz w:val="24"/>
-          <w:szCs w:val="24"/>
-          <w:lang w:val="en-US"/>
-        </w:rPr>
-        <w:lastRenderedPageBreak/>
-        <w:t xml:space="preserve">jer predstavlja nezavisnu vremensku agregaciju zasnovanu na prozorskom modelu i ne meri se na isti način kao </w:t>
+        <w:t xml:space="preserve"> je pokretan paralelno kako bi se testiralo ponašanje sistema u realnom scenariju sa više istovremenih </w:t>
       </w:r>
       <w:r>
         <w:rPr>
@@ -30259,7 +30821,7 @@
           <w:szCs w:val="24"/>
           <w:lang w:val="en-US"/>
         </w:rPr>
-        <w:t>stateful</w:t>
+        <w:t>stream</w:t>
       </w:r>
       <w:r>
         <w:rPr>
@@ -30277,6 +30839,42 @@
           <w:szCs w:val="24"/>
           <w:lang w:val="en-US"/>
         </w:rPr>
+        <w:t>processing</w:t>
+      </w:r>
+      <w:r>
+        <w:rPr>
+          <w:sz w:val="24"/>
+          <w:szCs w:val="24"/>
+          <w:lang w:val="en-US"/>
+        </w:rPr>
+        <w:t xml:space="preserve"> komponenti, ali njegove metrike nisu posebno analizirane, jer predstavlja nezavisnu vremensku agregaciju zasnovanu na prozorskom modelu i ne meri se na isti način kao </w:t>
+      </w:r>
+      <w:r>
+        <w:rPr>
+          <w:i/>
+          <w:iCs/>
+          <w:sz w:val="24"/>
+          <w:szCs w:val="24"/>
+          <w:lang w:val="en-US"/>
+        </w:rPr>
+        <w:t>stateful</w:t>
+      </w:r>
+      <w:r>
+        <w:rPr>
+          <w:sz w:val="24"/>
+          <w:szCs w:val="24"/>
+          <w:lang w:val="en-US"/>
+        </w:rPr>
+        <w:t xml:space="preserve"> </w:t>
+      </w:r>
+      <w:r>
+        <w:rPr>
+          <w:i/>
+          <w:iCs/>
+          <w:sz w:val="24"/>
+          <w:szCs w:val="24"/>
+          <w:lang w:val="en-US"/>
+        </w:rPr>
         <w:t>geofencing</w:t>
       </w:r>
       <w:r>
@@ -30303,21 +30901,7 @@
           <w:sz w:val="24"/>
           <w:szCs w:val="24"/>
         </w:rPr>
-        <w:t>Za svaku konfiguraciju mereno je</w:t>
-      </w:r>
-      <w:r>
-        <w:rPr>
-          <w:sz w:val="24"/>
-          <w:szCs w:val="24"/>
-        </w:rPr>
-        <w:t xml:space="preserve"> i</w:t>
-      </w:r>
-      <w:r>
-        <w:rPr>
-          <w:sz w:val="24"/>
-          <w:szCs w:val="24"/>
-        </w:rPr>
-        <w:t xml:space="preserve"> prosečno vreme obrade stabilnog perioda izvršavanja, pri čemu su beleženi </w:t>
+        <w:t xml:space="preserve">Za svaku konfiguraciju su beleženi </w:t>
       </w:r>
       <w:r>
         <w:rPr>
@@ -30333,7 +30917,39 @@
           <w:sz w:val="24"/>
           <w:szCs w:val="24"/>
         </w:rPr>
-        <w:t xml:space="preserve"> geofencing job-a, CPU opterećenje Flink TaskManager kontejnera i zauzeće memorije.</w:t>
+        <w:t xml:space="preserve"> </w:t>
+      </w:r>
+      <w:r>
+        <w:rPr>
+          <w:i/>
+          <w:iCs/>
+          <w:sz w:val="24"/>
+          <w:szCs w:val="24"/>
+        </w:rPr>
+        <w:t>geofencing</w:t>
+      </w:r>
+      <w:r>
+        <w:rPr>
+          <w:sz w:val="24"/>
+          <w:szCs w:val="24"/>
+        </w:rPr>
+        <w:t xml:space="preserve"> </w:t>
+      </w:r>
+      <w:r>
+        <w:rPr>
+          <w:i/>
+          <w:iCs/>
+          <w:sz w:val="24"/>
+          <w:szCs w:val="24"/>
+        </w:rPr>
+        <w:t>job</w:t>
+      </w:r>
+      <w:r>
+        <w:rPr>
+          <w:sz w:val="24"/>
+          <w:szCs w:val="24"/>
+        </w:rPr>
+        <w:t>-a, CPU opterećenje Flink TaskManager kontejnera i zauzeće memorije.</w:t>
       </w:r>
     </w:p>
     <w:p>
@@ -30351,27 +30967,43 @@
     </w:p>
     <w:tbl>
       <w:tblPr>
-        <w:tblStyle w:val="TableGrid"/>
+        <w:tblStyle w:val="PlainTable5"/>
         <w:tblW w:w="9085" w:type="dxa"/>
         <w:tblLook w:val="04A0" w:firstRow="1" w:lastRow="0" w:firstColumn="1" w:lastColumn="0" w:noHBand="0" w:noVBand="1"/>
       </w:tblPr>
       <w:tblGrid>
-        <w:gridCol w:w="1438"/>
-        <w:gridCol w:w="1977"/>
-        <w:gridCol w:w="2700"/>
-        <w:gridCol w:w="2970"/>
+        <w:gridCol w:w="1537"/>
+        <w:gridCol w:w="1958"/>
+        <w:gridCol w:w="2664"/>
+        <w:gridCol w:w="2926"/>
       </w:tblGrid>
       <w:tr>
+        <w:trPr>
+          <w:cnfStyle w:val="100000000000" w:firstRow="1" w:lastRow="0" w:firstColumn="0" w:lastColumn="0" w:oddVBand="0" w:evenVBand="0" w:oddHBand="0" w:evenHBand="0" w:firstRowFirstColumn="0" w:firstRowLastColumn="0" w:lastRowFirstColumn="0" w:lastRowLastColumn="0"/>
+        </w:trPr>
         <w:tc>
           <w:tcPr>
+            <w:cnfStyle w:val="001000000100" w:firstRow="0" w:lastRow="0" w:firstColumn="1" w:lastColumn="0" w:oddVBand="0" w:evenVBand="0" w:oddHBand="0" w:evenHBand="0" w:firstRowFirstColumn="1" w:firstRowLastColumn="0" w:lastRowFirstColumn="0" w:lastRowLastColumn="0"/>
             <w:tcW w:w="1438" w:type="dxa"/>
           </w:tcPr>
           <w:p>
             <w:pPr>
               <w:widowControl/>
               <w:spacing w:after="160" w:line="278" w:lineRule="auto"/>
+              <w:rPr>
+                <w:b/>
+                <w:bCs/>
+                <w:i w:val="0"/>
+                <w:iCs w:val="0"/>
+              </w:rPr>
             </w:pPr>
             <w:r>
+              <w:rPr>
+                <w:b/>
+                <w:bCs/>
+                <w:i w:val="0"/>
+                <w:iCs w:val="0"/>
+              </w:rPr>
               <w:t>Konfiguracija</w:t>
             </w:r>
           </w:p>
@@ -30384,12 +31016,22 @@
             <w:pPr>
               <w:widowControl/>
               <w:spacing w:after="160" w:line="278" w:lineRule="auto"/>
+              <w:cnfStyle w:val="100000000000" w:firstRow="1" w:lastRow="0" w:firstColumn="0" w:lastColumn="0" w:oddVBand="0" w:evenVBand="0" w:oddHBand="0" w:evenHBand="0" w:firstRowFirstColumn="0" w:firstRowLastColumn="0" w:lastRowFirstColumn="0" w:lastRowLastColumn="0"/>
+              <w:rPr>
+                <w:b/>
+                <w:bCs/>
+                <w:i w:val="0"/>
+                <w:iCs w:val="0"/>
+              </w:rPr>
             </w:pPr>
             <w:r>
-              <w:t>T</w:t>
-            </w:r>
-            <w:r>
-              <w:t>hroughput (rec/s)</w:t>
+              <w:rPr>
+                <w:b/>
+                <w:bCs/>
+                <w:i w:val="0"/>
+                <w:iCs w:val="0"/>
+              </w:rPr>
+              <w:t>Throughput (rec/s)</w:t>
             </w:r>
           </w:p>
         </w:tc>
@@ -30401,15 +31043,22 @@
             <w:pPr>
               <w:widowControl/>
               <w:spacing w:after="160" w:line="278" w:lineRule="auto"/>
+              <w:cnfStyle w:val="100000000000" w:firstRow="1" w:lastRow="0" w:firstColumn="0" w:lastColumn="0" w:oddVBand="0" w:evenVBand="0" w:oddHBand="0" w:evenHBand="0" w:firstRowFirstColumn="0" w:firstRowLastColumn="0" w:lastRowFirstColumn="0" w:lastRowLastColumn="0"/>
+              <w:rPr>
+                <w:b/>
+                <w:bCs/>
+                <w:i w:val="0"/>
+                <w:iCs w:val="0"/>
+              </w:rPr>
             </w:pPr>
             <w:r>
-              <w:t xml:space="preserve">CPU </w:t>
-            </w:r>
-            <w:r>
-              <w:t xml:space="preserve"> TaskManager </w:t>
-            </w:r>
-            <w:r>
-              <w:t>(%)</w:t>
+              <w:rPr>
+                <w:b/>
+                <w:bCs/>
+                <w:i w:val="0"/>
+                <w:iCs w:val="0"/>
+              </w:rPr>
+              <w:t>CPU  TaskManager (%)</w:t>
             </w:r>
           </w:p>
         </w:tc>
@@ -30421,33 +31070,77 @@
             <w:pPr>
               <w:widowControl/>
               <w:spacing w:after="160" w:line="278" w:lineRule="auto"/>
+              <w:cnfStyle w:val="100000000000" w:firstRow="1" w:lastRow="0" w:firstColumn="0" w:lastColumn="0" w:oddVBand="0" w:evenVBand="0" w:oddHBand="0" w:evenHBand="0" w:firstRowFirstColumn="0" w:firstRowLastColumn="0" w:lastRowFirstColumn="0" w:lastRowLastColumn="0"/>
+              <w:rPr>
+                <w:b/>
+                <w:bCs/>
+                <w:i w:val="0"/>
+                <w:iCs w:val="0"/>
+              </w:rPr>
             </w:pPr>
             <w:r>
+              <w:rPr>
+                <w:b/>
+                <w:bCs/>
+                <w:i w:val="0"/>
+                <w:iCs w:val="0"/>
+              </w:rPr>
               <w:t>Memory usage</w:t>
             </w:r>
             <w:r>
+              <w:rPr>
+                <w:b/>
+                <w:bCs/>
+                <w:i w:val="0"/>
+                <w:iCs w:val="0"/>
+              </w:rPr>
               <w:t xml:space="preserve"> TaskManager (</w:t>
             </w:r>
             <w:r>
+              <w:rPr>
+                <w:b/>
+                <w:bCs/>
+                <w:i w:val="0"/>
+                <w:iCs w:val="0"/>
+              </w:rPr>
               <w:t>%</w:t>
             </w:r>
             <w:r>
+              <w:rPr>
+                <w:b/>
+                <w:bCs/>
+                <w:i w:val="0"/>
+                <w:iCs w:val="0"/>
+              </w:rPr>
               <w:t>)</w:t>
             </w:r>
           </w:p>
         </w:tc>
       </w:tr>
       <w:tr>
+        <w:trPr>
+          <w:cnfStyle w:val="000000100000" w:firstRow="0" w:lastRow="0" w:firstColumn="0" w:lastColumn="0" w:oddVBand="0" w:evenVBand="0" w:oddHBand="1" w:evenHBand="0" w:firstRowFirstColumn="0" w:firstRowLastColumn="0" w:lastRowFirstColumn="0" w:lastRowLastColumn="0"/>
+        </w:trPr>
         <w:tc>
           <w:tcPr>
+            <w:cnfStyle w:val="001000000000" w:firstRow="0" w:lastRow="0" w:firstColumn="1" w:lastColumn="0" w:oddVBand="0" w:evenVBand="0" w:oddHBand="0" w:evenHBand="0" w:firstRowFirstColumn="0" w:firstRowLastColumn="0" w:lastRowFirstColumn="0" w:lastRowLastColumn="0"/>
             <w:tcW w:w="1438" w:type="dxa"/>
           </w:tcPr>
           <w:p>
             <w:pPr>
               <w:widowControl/>
               <w:spacing w:after="160" w:line="278" w:lineRule="auto"/>
+              <w:jc w:val="left"/>
+              <w:rPr>
+                <w:i w:val="0"/>
+                <w:iCs w:val="0"/>
+              </w:rPr>
             </w:pPr>
             <w:r>
+              <w:rPr>
+                <w:i w:val="0"/>
+                <w:iCs w:val="0"/>
+              </w:rPr>
               <w:t>Broj 1</w:t>
             </w:r>
           </w:p>
@@ -30460,6 +31153,7 @@
             <w:pPr>
               <w:widowControl/>
               <w:spacing w:after="160" w:line="278" w:lineRule="auto"/>
+              <w:cnfStyle w:val="000000100000" w:firstRow="0" w:lastRow="0" w:firstColumn="0" w:lastColumn="0" w:oddVBand="0" w:evenVBand="0" w:oddHBand="1" w:evenHBand="0" w:firstRowFirstColumn="0" w:firstRowLastColumn="0" w:lastRowFirstColumn="0" w:lastRowLastColumn="0"/>
             </w:pPr>
             <w:r>
               <w:t>218</w:t>
@@ -30474,6 +31168,7 @@
             <w:pPr>
               <w:widowControl/>
               <w:spacing w:after="160" w:line="360" w:lineRule="auto"/>
+              <w:cnfStyle w:val="000000100000" w:firstRow="0" w:lastRow="0" w:firstColumn="0" w:lastColumn="0" w:oddVBand="0" w:evenVBand="0" w:oddHBand="1" w:evenHBand="0" w:firstRowFirstColumn="0" w:firstRowLastColumn="0" w:lastRowFirstColumn="0" w:lastRowLastColumn="0"/>
             </w:pPr>
             <w:r>
               <w:t>27.33</w:t>
@@ -30488,6 +31183,7 @@
             <w:pPr>
               <w:widowControl/>
               <w:spacing w:after="160" w:line="278" w:lineRule="auto"/>
+              <w:cnfStyle w:val="000000100000" w:firstRow="0" w:lastRow="0" w:firstColumn="0" w:lastColumn="0" w:oddVBand="0" w:evenVBand="0" w:oddHBand="1" w:evenHBand="0" w:firstRowFirstColumn="0" w:firstRowLastColumn="0" w:lastRowFirstColumn="0" w:lastRowLastColumn="0"/>
             </w:pPr>
             <w:r>
               <w:t>97.10</w:t>
@@ -30498,14 +31194,24 @@
       <w:tr>
         <w:tc>
           <w:tcPr>
+            <w:cnfStyle w:val="001000000000" w:firstRow="0" w:lastRow="0" w:firstColumn="1" w:lastColumn="0" w:oddVBand="0" w:evenVBand="0" w:oddHBand="0" w:evenHBand="0" w:firstRowFirstColumn="0" w:firstRowLastColumn="0" w:lastRowFirstColumn="0" w:lastRowLastColumn="0"/>
             <w:tcW w:w="1438" w:type="dxa"/>
           </w:tcPr>
           <w:p>
             <w:pPr>
               <w:widowControl/>
               <w:spacing w:after="160" w:line="278" w:lineRule="auto"/>
+              <w:jc w:val="left"/>
+              <w:rPr>
+                <w:i w:val="0"/>
+                <w:iCs w:val="0"/>
+              </w:rPr>
             </w:pPr>
             <w:r>
+              <w:rPr>
+                <w:i w:val="0"/>
+                <w:iCs w:val="0"/>
+              </w:rPr>
               <w:t>Broj 2</w:t>
             </w:r>
           </w:p>
@@ -30521,6 +31227,7 @@
                 <w:tab w:val="right" w:pos="1761"/>
               </w:tabs>
               <w:spacing w:after="160" w:line="278" w:lineRule="auto"/>
+              <w:cnfStyle w:val="000000000000" w:firstRow="0" w:lastRow="0" w:firstColumn="0" w:lastColumn="0" w:oddVBand="0" w:evenVBand="0" w:oddHBand="0" w:evenHBand="0" w:firstRowFirstColumn="0" w:firstRowLastColumn="0" w:lastRowFirstColumn="0" w:lastRowLastColumn="0"/>
             </w:pPr>
             <w:r>
               <w:t>108</w:t>
@@ -30535,6 +31242,7 @@
             <w:pPr>
               <w:widowControl/>
               <w:spacing w:after="160" w:line="278" w:lineRule="auto"/>
+              <w:cnfStyle w:val="000000000000" w:firstRow="0" w:lastRow="0" w:firstColumn="0" w:lastColumn="0" w:oddVBand="0" w:evenVBand="0" w:oddHBand="0" w:evenHBand="0" w:firstRowFirstColumn="0" w:firstRowLastColumn="0" w:lastRowFirstColumn="0" w:lastRowLastColumn="0"/>
             </w:pPr>
             <w:r>
               <w:t>34.34</w:t>
@@ -30549,6 +31257,7 @@
             <w:pPr>
               <w:widowControl/>
               <w:spacing w:after="160" w:line="278" w:lineRule="auto"/>
+              <w:cnfStyle w:val="000000000000" w:firstRow="0" w:lastRow="0" w:firstColumn="0" w:lastColumn="0" w:oddVBand="0" w:evenVBand="0" w:oddHBand="0" w:evenHBand="0" w:firstRowFirstColumn="0" w:firstRowLastColumn="0" w:lastRowFirstColumn="0" w:lastRowLastColumn="0"/>
             </w:pPr>
             <w:r>
               <w:t>98.55</w:t>
@@ -30557,16 +31266,29 @@
         </w:tc>
       </w:tr>
       <w:tr>
+        <w:trPr>
+          <w:cnfStyle w:val="000000100000" w:firstRow="0" w:lastRow="0" w:firstColumn="0" w:lastColumn="0" w:oddVBand="0" w:evenVBand="0" w:oddHBand="1" w:evenHBand="0" w:firstRowFirstColumn="0" w:firstRowLastColumn="0" w:lastRowFirstColumn="0" w:lastRowLastColumn="0"/>
+        </w:trPr>
         <w:tc>
           <w:tcPr>
+            <w:cnfStyle w:val="001000000000" w:firstRow="0" w:lastRow="0" w:firstColumn="1" w:lastColumn="0" w:oddVBand="0" w:evenVBand="0" w:oddHBand="0" w:evenHBand="0" w:firstRowFirstColumn="0" w:firstRowLastColumn="0" w:lastRowFirstColumn="0" w:lastRowLastColumn="0"/>
             <w:tcW w:w="1438" w:type="dxa"/>
           </w:tcPr>
           <w:p>
             <w:pPr>
               <w:widowControl/>
               <w:spacing w:after="160" w:line="278" w:lineRule="auto"/>
+              <w:jc w:val="left"/>
+              <w:rPr>
+                <w:i w:val="0"/>
+                <w:iCs w:val="0"/>
+              </w:rPr>
             </w:pPr>
             <w:r>
+              <w:rPr>
+                <w:i w:val="0"/>
+                <w:iCs w:val="0"/>
+              </w:rPr>
               <w:t>Broj 3</w:t>
             </w:r>
           </w:p>
@@ -30579,6 +31301,7 @@
             <w:pPr>
               <w:widowControl/>
               <w:spacing w:after="160" w:line="278" w:lineRule="auto"/>
+              <w:cnfStyle w:val="000000100000" w:firstRow="0" w:lastRow="0" w:firstColumn="0" w:lastColumn="0" w:oddVBand="0" w:evenVBand="0" w:oddHBand="1" w:evenHBand="0" w:firstRowFirstColumn="0" w:firstRowLastColumn="0" w:lastRowFirstColumn="0" w:lastRowLastColumn="0"/>
             </w:pPr>
             <w:r>
               <w:t>53</w:t>
@@ -30593,6 +31316,7 @@
             <w:pPr>
               <w:widowControl/>
               <w:spacing w:after="160" w:line="278" w:lineRule="auto"/>
+              <w:cnfStyle w:val="000000100000" w:firstRow="0" w:lastRow="0" w:firstColumn="0" w:lastColumn="0" w:oddVBand="0" w:evenVBand="0" w:oddHBand="1" w:evenHBand="0" w:firstRowFirstColumn="0" w:firstRowLastColumn="0" w:lastRowFirstColumn="0" w:lastRowLastColumn="0"/>
             </w:pPr>
             <w:r>
               <w:t>54.87</w:t>
@@ -30607,6 +31331,7 @@
             <w:pPr>
               <w:widowControl/>
               <w:spacing w:after="160" w:line="278" w:lineRule="auto"/>
+              <w:cnfStyle w:val="000000100000" w:firstRow="0" w:lastRow="0" w:firstColumn="0" w:lastColumn="0" w:oddVBand="0" w:evenVBand="0" w:oddHBand="1" w:evenHBand="0" w:firstRowFirstColumn="0" w:firstRowLastColumn="0" w:lastRowFirstColumn="0" w:lastRowLastColumn="0"/>
             </w:pPr>
             <w:r>
               <w:t>99.01</w:t>
@@ -30619,24 +31344,75 @@
       <w:pPr>
         <w:widowControl/>
         <w:spacing w:after="160" w:line="278" w:lineRule="auto"/>
-      </w:pPr>
+        <w:jc w:val="center"/>
+        <w:rPr>
+          <w:sz w:val="24"/>
+          <w:szCs w:val="24"/>
+        </w:rPr>
+      </w:pPr>
+      <w:r>
+        <w:rPr>
+          <w:sz w:val="24"/>
+          <w:szCs w:val="24"/>
+        </w:rPr>
+        <w:t>Tabela 9. Rezultati</w:t>
+      </w:r>
+      <w:r>
+        <w:rPr>
+          <w:sz w:val="24"/>
+          <w:szCs w:val="24"/>
+        </w:rPr>
+        <w:t xml:space="preserve"> prve faze testiranja</w:t>
+      </w:r>
     </w:p>
     <w:p>
       <w:pPr>
         <w:widowControl/>
         <w:spacing w:after="160" w:line="278" w:lineRule="auto"/>
-        <w:jc w:val="both"/>
-        <w:rPr>
-          <w:sz w:val="24"/>
-          <w:szCs w:val="24"/>
-        </w:rPr>
-      </w:pPr>
-      <w:r>
-        <w:rPr>
-          <w:sz w:val="24"/>
-          <w:szCs w:val="24"/>
-        </w:rPr>
-        <w:t xml:space="preserve">Rezultati pokazuju da povećanje paralelizma i resursa nije dovelo do poboljšanja performansi sistema. Najbolji </w:t>
+        <w:jc w:val="center"/>
+        <w:rPr>
+          <w:sz w:val="24"/>
+          <w:szCs w:val="24"/>
+        </w:rPr>
+      </w:pPr>
+    </w:p>
+    <w:p>
+      <w:pPr>
+        <w:widowControl/>
+        <w:spacing w:after="160" w:line="278" w:lineRule="auto"/>
+        <w:jc w:val="both"/>
+        <w:rPr>
+          <w:sz w:val="24"/>
+          <w:szCs w:val="24"/>
+        </w:rPr>
+      </w:pPr>
+      <w:r>
+        <w:rPr>
+          <w:sz w:val="24"/>
+          <w:szCs w:val="24"/>
+        </w:rPr>
+        <w:t>Rezultati pokazuju da povećanje paralelizma</w:t>
+      </w:r>
+      <w:r>
+        <w:rPr>
+          <w:sz w:val="24"/>
+          <w:szCs w:val="24"/>
+        </w:rPr>
+        <w:t xml:space="preserve"> unutar jednog TaskManager-a</w:t>
+      </w:r>
+      <w:r>
+        <w:rPr>
+          <w:sz w:val="24"/>
+          <w:szCs w:val="24"/>
+        </w:rPr>
+        <w:t xml:space="preserve"> </w:t>
+      </w:r>
+      <w:r>
+        <w:rPr>
+          <w:sz w:val="24"/>
+          <w:szCs w:val="24"/>
+        </w:rPr>
+        <w:t xml:space="preserve">nije dovelo do poboljšanja performansi sistema. Najbolji </w:t>
       </w:r>
       <w:r>
         <w:rPr>
@@ -30810,7 +31586,15 @@
           <w:sz w:val="24"/>
           <w:szCs w:val="24"/>
         </w:rPr>
-        <w:t xml:space="preserve">. Pri paralelizmu većem od 1, svaka poruka prolazi kroz </w:t>
+        <w:t xml:space="preserve">. Pri paralelizmu većem od 1, svaka poruka </w:t>
+      </w:r>
+      <w:r>
+        <w:rPr>
+          <w:sz w:val="24"/>
+          <w:szCs w:val="24"/>
+        </w:rPr>
+        <w:lastRenderedPageBreak/>
+        <w:t xml:space="preserve">prolazi kroz </w:t>
       </w:r>
       <w:r>
         <w:rPr>
@@ -30937,46 +31721,572 @@
           <w:sz w:val="24"/>
           <w:szCs w:val="24"/>
         </w:rPr>
-        <w:t xml:space="preserve"> na disk, što direktno usporava pristup stanju po vozilu. U realnom produkcijskom scenariju, sa višestruko većim tokom podataka, više fizičkih mašina u klasteru i adekvatno dimenzionisanom memorijom po tasku, povećanje paralelizma bi donelo očekivane benefite u propusnosti sistema.</w:t>
+        <w:t xml:space="preserve"> na disk, što direktno usporava pristup stanju po vozilu. </w:t>
       </w:r>
     </w:p>
     <w:p>
       <w:pPr>
         <w:widowControl/>
         <w:spacing w:after="160" w:line="278" w:lineRule="auto"/>
-      </w:pPr>
-      <w:r>
-        <w:br w:type="page"/>
-      </w:r>
-    </w:p>
-    <w:p>
-      <w:pPr>
-        <w:pStyle w:val="Heading1"/>
-      </w:pPr>
-      <w:bookmarkStart w:id="40" w:name="_Toc235081641"/>
-      <w:r>
-        <w:lastRenderedPageBreak/>
-        <w:t>6. Zaključak</w:t>
-      </w:r>
-      <w:bookmarkEnd w:id="40"/>
+        <w:jc w:val="both"/>
+        <w:rPr>
+          <w:sz w:val="24"/>
+          <w:szCs w:val="24"/>
+        </w:rPr>
+      </w:pPr>
+    </w:p>
+    <w:p>
+      <w:pPr>
+        <w:pStyle w:val="Heading3"/>
+      </w:pPr>
+      <w:bookmarkStart w:id="41" w:name="_Toc235386918"/>
+      <w:r>
+        <w:t>5.6.</w:t>
+      </w:r>
+      <w:r>
+        <w:t>2. Analiza</w:t>
+      </w:r>
+      <w:r>
+        <w:t xml:space="preserve"> horizontalne skalabilnosti Flink klaster</w:t>
+      </w:r>
+      <w:r>
+        <w:t>a</w:t>
+      </w:r>
+      <w:bookmarkEnd w:id="41"/>
     </w:p>
     <w:p/>
     <w:p>
       <w:pPr>
-        <w:jc w:val="both"/>
-        <w:rPr>
-          <w:sz w:val="24"/>
-          <w:szCs w:val="24"/>
-          <w:lang w:val="en-US"/>
-        </w:rPr>
-      </w:pPr>
-      <w:r>
-        <w:rPr>
-          <w:sz w:val="24"/>
-          <w:szCs w:val="24"/>
-          <w:lang w:val="en-US"/>
-        </w:rPr>
-        <w:t xml:space="preserve">U ovom radu je predstavljena analiza i implementacija sistema za obradu velikih tokova prostorno-vremenskih podataka korišćenjem Apache Flink platforme. Fokus je bio na </w:t>
+        <w:widowControl/>
+        <w:spacing w:after="160" w:line="278" w:lineRule="auto"/>
+        <w:jc w:val="both"/>
+        <w:rPr>
+          <w:sz w:val="24"/>
+          <w:szCs w:val="24"/>
+          <w:lang w:val="en-US"/>
+        </w:rPr>
+      </w:pPr>
+      <w:r>
+        <w:rPr>
+          <w:sz w:val="24"/>
+          <w:szCs w:val="24"/>
+          <w:lang w:val="en-US"/>
+        </w:rPr>
+        <w:t xml:space="preserve">U drugoj fazi testiranja ispituje se alternativni pristup zasnovan na horizontalnom skaliranju kroz pokretanje više TaskManager instanci. Za razliku od prethodnog eksperimenta gde su sve niti delile isti memorijski prostor, svaki TaskManager predstavlja poseban kontejner sa sopstvenom dodeljenom memorijom. </w:t>
+      </w:r>
+    </w:p>
+    <w:p>
+      <w:pPr>
+        <w:widowControl/>
+        <w:spacing w:after="160" w:line="278" w:lineRule="auto"/>
+        <w:jc w:val="both"/>
+        <w:rPr>
+          <w:sz w:val="24"/>
+          <w:szCs w:val="24"/>
+          <w:lang w:val="en-US"/>
+        </w:rPr>
+      </w:pPr>
+      <w:r>
+        <w:rPr>
+          <w:sz w:val="24"/>
+          <w:szCs w:val="24"/>
+          <w:lang w:val="en-US"/>
+        </w:rPr>
+        <w:t>Testirane su dve konfiguracije, prikazane u tabeli 10</w:t>
+      </w:r>
+      <w:r>
+        <w:rPr>
+          <w:sz w:val="24"/>
+          <w:szCs w:val="24"/>
+          <w:lang w:val="en-US"/>
+        </w:rPr>
+        <w:t xml:space="preserve">, </w:t>
+      </w:r>
+      <w:r>
+        <w:rPr>
+          <w:sz w:val="24"/>
+          <w:szCs w:val="24"/>
+        </w:rPr>
+        <w:t>koje su direktno uporedive sa konfiguracijama 2 i 3 iz prethodne sekcije</w:t>
+      </w:r>
+      <w:r>
+        <w:rPr>
+          <w:sz w:val="24"/>
+          <w:szCs w:val="24"/>
+        </w:rPr>
+        <w:t xml:space="preserve">, zbog </w:t>
+      </w:r>
+      <w:r>
+        <w:rPr>
+          <w:sz w:val="24"/>
+          <w:szCs w:val="24"/>
+        </w:rPr>
+        <w:t>ist</w:t>
+      </w:r>
+      <w:r>
+        <w:rPr>
+          <w:sz w:val="24"/>
+          <w:szCs w:val="24"/>
+        </w:rPr>
+        <w:t>og</w:t>
+      </w:r>
+      <w:r>
+        <w:rPr>
+          <w:sz w:val="24"/>
+          <w:szCs w:val="24"/>
+        </w:rPr>
+        <w:t xml:space="preserve"> paralelizam</w:t>
+      </w:r>
+      <w:r>
+        <w:rPr>
+          <w:sz w:val="24"/>
+          <w:szCs w:val="24"/>
+        </w:rPr>
+        <w:t>a</w:t>
+      </w:r>
+      <w:r>
+        <w:rPr>
+          <w:sz w:val="24"/>
+          <w:szCs w:val="24"/>
+        </w:rPr>
+        <w:t xml:space="preserve"> i broj</w:t>
+      </w:r>
+      <w:r>
+        <w:rPr>
+          <w:sz w:val="24"/>
+          <w:szCs w:val="24"/>
+        </w:rPr>
+        <w:t>a</w:t>
+      </w:r>
+      <w:r>
+        <w:rPr>
+          <w:sz w:val="24"/>
+          <w:szCs w:val="24"/>
+        </w:rPr>
+        <w:t xml:space="preserve"> Kafka particija.</w:t>
+      </w:r>
+    </w:p>
+    <w:p>
+      <w:pPr>
+        <w:widowControl/>
+        <w:spacing w:after="160" w:line="278" w:lineRule="auto"/>
+        <w:jc w:val="both"/>
+        <w:rPr>
+          <w:sz w:val="24"/>
+          <w:szCs w:val="24"/>
+          <w:lang w:val="en-US"/>
+        </w:rPr>
+      </w:pPr>
+    </w:p>
+    <w:tbl>
+      <w:tblPr>
+        <w:tblStyle w:val="PlainTable5"/>
+        <w:tblW w:w="0" w:type="auto"/>
+        <w:jc w:val="center"/>
+        <w:tblLook w:val="04A0" w:firstRow="1" w:lastRow="0" w:firstColumn="1" w:lastColumn="0" w:noHBand="0" w:noVBand="1"/>
+      </w:tblPr>
+      <w:tblGrid>
+        <w:gridCol w:w="1545"/>
+        <w:gridCol w:w="1980"/>
+        <w:gridCol w:w="1776"/>
+        <w:gridCol w:w="1701"/>
+        <w:gridCol w:w="2024"/>
+      </w:tblGrid>
+      <w:tr>
+        <w:trPr>
+          <w:cnfStyle w:val="100000000000" w:firstRow="1" w:lastRow="0" w:firstColumn="0" w:lastColumn="0" w:oddVBand="0" w:evenVBand="0" w:oddHBand="0" w:evenHBand="0" w:firstRowFirstColumn="0" w:firstRowLastColumn="0" w:lastRowFirstColumn="0" w:lastRowLastColumn="0"/>
+          <w:jc w:val="center"/>
+        </w:trPr>
+        <w:tc>
+          <w:tcPr>
+            <w:cnfStyle w:val="001000000100" w:firstRow="0" w:lastRow="0" w:firstColumn="1" w:lastColumn="0" w:oddVBand="0" w:evenVBand="0" w:oddHBand="0" w:evenHBand="0" w:firstRowFirstColumn="1" w:firstRowLastColumn="0" w:lastRowFirstColumn="0" w:lastRowLastColumn="0"/>
+            <w:tcW w:w="1545" w:type="dxa"/>
+          </w:tcPr>
+          <w:p>
+            <w:pPr>
+              <w:widowControl/>
+              <w:spacing w:after="160" w:line="278" w:lineRule="auto"/>
+              <w:jc w:val="left"/>
+              <w:rPr>
+                <w:b/>
+                <w:bCs/>
+                <w:i w:val="0"/>
+                <w:iCs w:val="0"/>
+              </w:rPr>
+            </w:pPr>
+            <w:r>
+              <w:rPr>
+                <w:b/>
+                <w:bCs/>
+                <w:i w:val="0"/>
+                <w:iCs w:val="0"/>
+              </w:rPr>
+              <w:t>Konfiguracija</w:t>
+            </w:r>
+          </w:p>
+        </w:tc>
+        <w:tc>
+          <w:tcPr>
+            <w:tcW w:w="1980" w:type="dxa"/>
+          </w:tcPr>
+          <w:p>
+            <w:pPr>
+              <w:widowControl/>
+              <w:spacing w:after="160" w:line="278" w:lineRule="auto"/>
+              <w:cnfStyle w:val="100000000000" w:firstRow="1" w:lastRow="0" w:firstColumn="0" w:lastColumn="0" w:oddVBand="0" w:evenVBand="0" w:oddHBand="0" w:evenHBand="0" w:firstRowFirstColumn="0" w:firstRowLastColumn="0" w:lastRowFirstColumn="0" w:lastRowLastColumn="0"/>
+              <w:rPr>
+                <w:b/>
+                <w:bCs/>
+                <w:i w:val="0"/>
+                <w:iCs w:val="0"/>
+              </w:rPr>
+            </w:pPr>
+            <w:r>
+              <w:rPr>
+                <w:b/>
+                <w:bCs/>
+                <w:i w:val="0"/>
+                <w:iCs w:val="0"/>
+              </w:rPr>
+              <w:t>Broj TaskManager-a</w:t>
+            </w:r>
+          </w:p>
+        </w:tc>
+        <w:tc>
+          <w:tcPr>
+            <w:tcW w:w="1776" w:type="dxa"/>
+          </w:tcPr>
+          <w:p>
+            <w:pPr>
+              <w:widowControl/>
+              <w:spacing w:after="160" w:line="278" w:lineRule="auto"/>
+              <w:cnfStyle w:val="100000000000" w:firstRow="1" w:lastRow="0" w:firstColumn="0" w:lastColumn="0" w:oddVBand="0" w:evenVBand="0" w:oddHBand="0" w:evenHBand="0" w:firstRowFirstColumn="0" w:firstRowLastColumn="0" w:lastRowFirstColumn="0" w:lastRowLastColumn="0"/>
+              <w:rPr>
+                <w:b/>
+                <w:bCs/>
+                <w:i w:val="0"/>
+                <w:iCs w:val="0"/>
+              </w:rPr>
+            </w:pPr>
+            <w:r>
+              <w:rPr>
+                <w:b/>
+                <w:bCs/>
+                <w:i w:val="0"/>
+                <w:iCs w:val="0"/>
+              </w:rPr>
+              <w:t>Paralelizam</w:t>
+            </w:r>
+          </w:p>
+        </w:tc>
+        <w:tc>
+          <w:tcPr>
+            <w:tcW w:w="1701" w:type="dxa"/>
+          </w:tcPr>
+          <w:p>
+            <w:pPr>
+              <w:widowControl/>
+              <w:spacing w:after="160" w:line="278" w:lineRule="auto"/>
+              <w:cnfStyle w:val="100000000000" w:firstRow="1" w:lastRow="0" w:firstColumn="0" w:lastColumn="0" w:oddVBand="0" w:evenVBand="0" w:oddHBand="0" w:evenHBand="0" w:firstRowFirstColumn="0" w:firstRowLastColumn="0" w:lastRowFirstColumn="0" w:lastRowLastColumn="0"/>
+              <w:rPr>
+                <w:b/>
+                <w:bCs/>
+                <w:i w:val="0"/>
+                <w:iCs w:val="0"/>
+              </w:rPr>
+            </w:pPr>
+            <w:r>
+              <w:rPr>
+                <w:b/>
+                <w:bCs/>
+                <w:i w:val="0"/>
+                <w:iCs w:val="0"/>
+              </w:rPr>
+              <w:t>Broj Kafka particija</w:t>
+            </w:r>
+          </w:p>
+        </w:tc>
+        <w:tc>
+          <w:tcPr>
+            <w:tcW w:w="2024" w:type="dxa"/>
+          </w:tcPr>
+          <w:p>
+            <w:pPr>
+              <w:widowControl/>
+              <w:spacing w:after="160" w:line="278" w:lineRule="auto"/>
+              <w:cnfStyle w:val="100000000000" w:firstRow="1" w:lastRow="0" w:firstColumn="0" w:lastColumn="0" w:oddVBand="0" w:evenVBand="0" w:oddHBand="0" w:evenHBand="0" w:firstRowFirstColumn="0" w:firstRowLastColumn="0" w:lastRowFirstColumn="0" w:lastRowLastColumn="0"/>
+              <w:rPr>
+                <w:b/>
+                <w:bCs/>
+                <w:i w:val="0"/>
+                <w:iCs w:val="0"/>
+              </w:rPr>
+            </w:pPr>
+            <w:r>
+              <w:rPr>
+                <w:b/>
+                <w:bCs/>
+                <w:i w:val="0"/>
+                <w:iCs w:val="0"/>
+              </w:rPr>
+              <w:t>Memorija po TaskManager-u</w:t>
+            </w:r>
+          </w:p>
+        </w:tc>
+      </w:tr>
+      <w:tr>
+        <w:trPr>
+          <w:cnfStyle w:val="000000100000" w:firstRow="0" w:lastRow="0" w:firstColumn="0" w:lastColumn="0" w:oddVBand="0" w:evenVBand="0" w:oddHBand="1" w:evenHBand="0" w:firstRowFirstColumn="0" w:firstRowLastColumn="0" w:lastRowFirstColumn="0" w:lastRowLastColumn="0"/>
+          <w:jc w:val="center"/>
+        </w:trPr>
+        <w:tc>
+          <w:tcPr>
+            <w:cnfStyle w:val="001000000000" w:firstRow="0" w:lastRow="0" w:firstColumn="1" w:lastColumn="0" w:oddVBand="0" w:evenVBand="0" w:oddHBand="0" w:evenHBand="0" w:firstRowFirstColumn="0" w:firstRowLastColumn="0" w:lastRowFirstColumn="0" w:lastRowLastColumn="0"/>
+            <w:tcW w:w="1545" w:type="dxa"/>
+          </w:tcPr>
+          <w:p>
+            <w:pPr>
+              <w:widowControl/>
+              <w:spacing w:after="160" w:line="278" w:lineRule="auto"/>
+              <w:jc w:val="left"/>
+              <w:rPr>
+                <w:i w:val="0"/>
+                <w:iCs w:val="0"/>
+              </w:rPr>
+            </w:pPr>
+            <w:r>
+              <w:rPr>
+                <w:i w:val="0"/>
+                <w:iCs w:val="0"/>
+              </w:rPr>
+              <w:t xml:space="preserve">Broj </w:t>
+            </w:r>
+            <w:r>
+              <w:rPr>
+                <w:i w:val="0"/>
+                <w:iCs w:val="0"/>
+              </w:rPr>
+              <w:t>4</w:t>
+            </w:r>
+          </w:p>
+        </w:tc>
+        <w:tc>
+          <w:tcPr>
+            <w:tcW w:w="1980" w:type="dxa"/>
+          </w:tcPr>
+          <w:p>
+            <w:pPr>
+              <w:widowControl/>
+              <w:spacing w:after="160" w:line="278" w:lineRule="auto"/>
+              <w:cnfStyle w:val="000000100000" w:firstRow="0" w:lastRow="0" w:firstColumn="0" w:lastColumn="0" w:oddVBand="0" w:evenVBand="0" w:oddHBand="1" w:evenHBand="0" w:firstRowFirstColumn="0" w:firstRowLastColumn="0" w:lastRowFirstColumn="0" w:lastRowLastColumn="0"/>
+            </w:pPr>
+            <w:r>
+              <w:t>2</w:t>
+            </w:r>
+          </w:p>
+        </w:tc>
+        <w:tc>
+          <w:tcPr>
+            <w:tcW w:w="1776" w:type="dxa"/>
+          </w:tcPr>
+          <w:p>
+            <w:pPr>
+              <w:widowControl/>
+              <w:spacing w:after="160" w:line="278" w:lineRule="auto"/>
+              <w:cnfStyle w:val="000000100000" w:firstRow="0" w:lastRow="0" w:firstColumn="0" w:lastColumn="0" w:oddVBand="0" w:evenVBand="0" w:oddHBand="1" w:evenHBand="0" w:firstRowFirstColumn="0" w:firstRowLastColumn="0" w:lastRowFirstColumn="0" w:lastRowLastColumn="0"/>
+            </w:pPr>
+            <w:r>
+              <w:t>2</w:t>
+            </w:r>
+          </w:p>
+        </w:tc>
+        <w:tc>
+          <w:tcPr>
+            <w:tcW w:w="1701" w:type="dxa"/>
+          </w:tcPr>
+          <w:p>
+            <w:pPr>
+              <w:widowControl/>
+              <w:spacing w:after="160" w:line="278" w:lineRule="auto"/>
+              <w:cnfStyle w:val="000000100000" w:firstRow="0" w:lastRow="0" w:firstColumn="0" w:lastColumn="0" w:oddVBand="0" w:evenVBand="0" w:oddHBand="1" w:evenHBand="0" w:firstRowFirstColumn="0" w:firstRowLastColumn="0" w:lastRowFirstColumn="0" w:lastRowLastColumn="0"/>
+            </w:pPr>
+            <w:r>
+              <w:t>2</w:t>
+            </w:r>
+          </w:p>
+        </w:tc>
+        <w:tc>
+          <w:tcPr>
+            <w:tcW w:w="2024" w:type="dxa"/>
+          </w:tcPr>
+          <w:p>
+            <w:pPr>
+              <w:widowControl/>
+              <w:spacing w:after="160" w:line="278" w:lineRule="auto"/>
+              <w:cnfStyle w:val="000000100000" w:firstRow="0" w:lastRow="0" w:firstColumn="0" w:lastColumn="0" w:oddVBand="0" w:evenVBand="0" w:oddHBand="1" w:evenHBand="0" w:firstRowFirstColumn="0" w:firstRowLastColumn="0" w:lastRowFirstColumn="0" w:lastRowLastColumn="0"/>
+            </w:pPr>
+            <w:r>
+              <w:t>1GB</w:t>
+            </w:r>
+          </w:p>
+        </w:tc>
+      </w:tr>
+      <w:tr>
+        <w:trPr>
+          <w:jc w:val="center"/>
+        </w:trPr>
+        <w:tc>
+          <w:tcPr>
+            <w:cnfStyle w:val="001000000000" w:firstRow="0" w:lastRow="0" w:firstColumn="1" w:lastColumn="0" w:oddVBand="0" w:evenVBand="0" w:oddHBand="0" w:evenHBand="0" w:firstRowFirstColumn="0" w:firstRowLastColumn="0" w:lastRowFirstColumn="0" w:lastRowLastColumn="0"/>
+            <w:tcW w:w="1545" w:type="dxa"/>
+          </w:tcPr>
+          <w:p>
+            <w:pPr>
+              <w:widowControl/>
+              <w:spacing w:after="160" w:line="278" w:lineRule="auto"/>
+              <w:jc w:val="left"/>
+              <w:rPr>
+                <w:i w:val="0"/>
+                <w:iCs w:val="0"/>
+              </w:rPr>
+            </w:pPr>
+            <w:r>
+              <w:rPr>
+                <w:i w:val="0"/>
+                <w:iCs w:val="0"/>
+              </w:rPr>
+              <w:t xml:space="preserve">Broj </w:t>
+            </w:r>
+            <w:r>
+              <w:rPr>
+                <w:i w:val="0"/>
+                <w:iCs w:val="0"/>
+              </w:rPr>
+              <w:t>5</w:t>
+            </w:r>
+          </w:p>
+        </w:tc>
+        <w:tc>
+          <w:tcPr>
+            <w:tcW w:w="1980" w:type="dxa"/>
+          </w:tcPr>
+          <w:p>
+            <w:pPr>
+              <w:widowControl/>
+              <w:spacing w:after="160" w:line="278" w:lineRule="auto"/>
+              <w:cnfStyle w:val="000000000000" w:firstRow="0" w:lastRow="0" w:firstColumn="0" w:lastColumn="0" w:oddVBand="0" w:evenVBand="0" w:oddHBand="0" w:evenHBand="0" w:firstRowFirstColumn="0" w:firstRowLastColumn="0" w:lastRowFirstColumn="0" w:lastRowLastColumn="0"/>
+            </w:pPr>
+            <w:r>
+              <w:t>4</w:t>
+            </w:r>
+          </w:p>
+        </w:tc>
+        <w:tc>
+          <w:tcPr>
+            <w:tcW w:w="1776" w:type="dxa"/>
+          </w:tcPr>
+          <w:p>
+            <w:pPr>
+              <w:widowControl/>
+              <w:spacing w:after="160" w:line="278" w:lineRule="auto"/>
+              <w:cnfStyle w:val="000000000000" w:firstRow="0" w:lastRow="0" w:firstColumn="0" w:lastColumn="0" w:oddVBand="0" w:evenVBand="0" w:oddHBand="0" w:evenHBand="0" w:firstRowFirstColumn="0" w:firstRowLastColumn="0" w:lastRowFirstColumn="0" w:lastRowLastColumn="0"/>
+            </w:pPr>
+            <w:r>
+              <w:t>4</w:t>
+            </w:r>
+          </w:p>
+        </w:tc>
+        <w:tc>
+          <w:tcPr>
+            <w:tcW w:w="1701" w:type="dxa"/>
+          </w:tcPr>
+          <w:p>
+            <w:pPr>
+              <w:widowControl/>
+              <w:spacing w:after="160" w:line="278" w:lineRule="auto"/>
+              <w:cnfStyle w:val="000000000000" w:firstRow="0" w:lastRow="0" w:firstColumn="0" w:lastColumn="0" w:oddVBand="0" w:evenVBand="0" w:oddHBand="0" w:evenHBand="0" w:firstRowFirstColumn="0" w:firstRowLastColumn="0" w:lastRowFirstColumn="0" w:lastRowLastColumn="0"/>
+            </w:pPr>
+            <w:r>
+              <w:t>4</w:t>
+            </w:r>
+          </w:p>
+        </w:tc>
+        <w:tc>
+          <w:tcPr>
+            <w:tcW w:w="2024" w:type="dxa"/>
+          </w:tcPr>
+          <w:p>
+            <w:pPr>
+              <w:widowControl/>
+              <w:spacing w:after="160" w:line="278" w:lineRule="auto"/>
+              <w:cnfStyle w:val="000000000000" w:firstRow="0" w:lastRow="0" w:firstColumn="0" w:lastColumn="0" w:oddVBand="0" w:evenVBand="0" w:oddHBand="0" w:evenHBand="0" w:firstRowFirstColumn="0" w:firstRowLastColumn="0" w:lastRowFirstColumn="0" w:lastRowLastColumn="0"/>
+            </w:pPr>
+            <w:r>
+              <w:t>1GB</w:t>
+            </w:r>
+          </w:p>
+        </w:tc>
+      </w:tr>
+    </w:tbl>
+    <w:p>
+      <w:pPr>
+        <w:widowControl/>
+        <w:spacing w:after="160" w:line="278" w:lineRule="auto"/>
+        <w:jc w:val="center"/>
+        <w:rPr>
+          <w:sz w:val="24"/>
+          <w:szCs w:val="24"/>
+        </w:rPr>
+      </w:pPr>
+      <w:r>
+        <w:rPr>
+          <w:sz w:val="24"/>
+          <w:szCs w:val="24"/>
+        </w:rPr>
+        <w:t xml:space="preserve">Tabela 10. </w:t>
+      </w:r>
+      <w:r>
+        <w:rPr>
+          <w:sz w:val="24"/>
+          <w:szCs w:val="24"/>
+        </w:rPr>
+        <w:t>Prikaz konfiguracija za testiranje u drugoj fazi</w:t>
+      </w:r>
+    </w:p>
+    <w:p>
+      <w:pPr>
+        <w:widowControl/>
+        <w:spacing w:after="160" w:line="278" w:lineRule="auto"/>
+        <w:jc w:val="center"/>
+        <w:rPr>
+          <w:sz w:val="24"/>
+          <w:szCs w:val="24"/>
+        </w:rPr>
+      </w:pPr>
+    </w:p>
+    <w:p>
+      <w:pPr>
+        <w:widowControl/>
+        <w:spacing w:after="160" w:line="278" w:lineRule="auto"/>
+        <w:jc w:val="both"/>
+        <w:rPr>
+          <w:sz w:val="24"/>
+          <w:szCs w:val="24"/>
+        </w:rPr>
+      </w:pPr>
+      <w:r>
+        <w:rPr>
+          <w:sz w:val="24"/>
+          <w:szCs w:val="24"/>
+        </w:rPr>
+        <w:t>Na osnovu rezultata koji se prikazani u tabeli 11, u</w:t>
+      </w:r>
+      <w:r>
+        <w:rPr>
+          <w:sz w:val="24"/>
+          <w:szCs w:val="24"/>
+        </w:rPr>
+        <w:t xml:space="preserve">očava se da </w:t>
       </w:r>
       <w:r>
         <w:rPr>
@@ -30984,17 +32294,878 @@
           <w:iCs/>
           <w:sz w:val="24"/>
           <w:szCs w:val="24"/>
-          <w:lang w:val="en-US"/>
-        </w:rPr>
-        <w:t>real-time</w:t>
-      </w:r>
-      <w:r>
-        <w:rPr>
-          <w:sz w:val="24"/>
-          <w:szCs w:val="24"/>
-          <w:lang w:val="en-US"/>
+        </w:rPr>
+        <w:t>throughput</w:t>
+      </w:r>
+      <w:r>
+        <w:rPr>
+          <w:sz w:val="24"/>
+          <w:szCs w:val="24"/>
+        </w:rPr>
+        <w:t xml:space="preserve"> opada sa povećanjem broja TaskManager-a (</w:t>
+      </w:r>
+      <w:r>
+        <w:rPr>
+          <w:sz w:val="24"/>
+          <w:szCs w:val="24"/>
+        </w:rPr>
+        <w:t>sa</w:t>
+      </w:r>
+      <w:r>
+        <w:rPr>
+          <w:sz w:val="24"/>
+          <w:szCs w:val="24"/>
         </w:rPr>
         <w:t xml:space="preserve"> </w:t>
+      </w:r>
+      <w:r>
+        <w:rPr>
+          <w:sz w:val="24"/>
+          <w:szCs w:val="24"/>
+        </w:rPr>
+        <w:t>57</w:t>
+      </w:r>
+      <w:r>
+        <w:rPr>
+          <w:sz w:val="24"/>
+          <w:szCs w:val="24"/>
+        </w:rPr>
+        <w:t xml:space="preserve"> na </w:t>
+      </w:r>
+      <w:r>
+        <w:rPr>
+          <w:sz w:val="24"/>
+          <w:szCs w:val="24"/>
+        </w:rPr>
+        <w:t>34 rec/s), što je sličan trend kao u sekciji 5.6.1. Međutim, CPU opterećenje je znatno niže i ravnomernije raspoređeno</w:t>
+      </w:r>
+      <w:r>
+        <w:rPr>
+          <w:sz w:val="24"/>
+          <w:szCs w:val="24"/>
+        </w:rPr>
+        <w:t>,</w:t>
+      </w:r>
+      <w:r>
+        <w:rPr>
+          <w:sz w:val="24"/>
+          <w:szCs w:val="24"/>
+        </w:rPr>
+        <w:t xml:space="preserve"> prosečno oko 10% po TaskManager-u, naspram 34-55% u sekciji 5.6.1. Memorijska zauzetost je nešto niža u konfiguraciji 5 (prosek 92.5%) u poređenju sa konfiguracijama sa jednim TaskManager-om, što ukazuje da raspodela memorijskog prostora na više procesa delimično ublažava memorijsko usko grlo. Primetna je i neravnomerna raspodela CPU opterećenja između TaskManager-a</w:t>
+      </w:r>
+      <w:r>
+        <w:rPr>
+          <w:sz w:val="24"/>
+          <w:szCs w:val="24"/>
+        </w:rPr>
+        <w:t>.</w:t>
+      </w:r>
+    </w:p>
+    <w:p>
+      <w:pPr>
+        <w:widowControl/>
+        <w:spacing w:after="160" w:line="278" w:lineRule="auto"/>
+        <w:jc w:val="both"/>
+        <w:rPr>
+          <w:sz w:val="24"/>
+          <w:szCs w:val="24"/>
+          <w:lang w:val="en-US"/>
+        </w:rPr>
+      </w:pPr>
+    </w:p>
+    <w:tbl>
+      <w:tblPr>
+        <w:tblStyle w:val="PlainTable5"/>
+        <w:tblpPr w:leftFromText="180" w:rightFromText="180" w:vertAnchor="text" w:horzAnchor="margin" w:tblpY="223"/>
+        <w:tblW w:w="8995" w:type="dxa"/>
+        <w:tblLook w:val="04A0" w:firstRow="1" w:lastRow="0" w:firstColumn="1" w:lastColumn="0" w:noHBand="0" w:noVBand="1"/>
+      </w:tblPr>
+      <w:tblGrid>
+        <w:gridCol w:w="1536"/>
+        <w:gridCol w:w="1950"/>
+        <w:gridCol w:w="1435"/>
+        <w:gridCol w:w="2037"/>
+        <w:gridCol w:w="2037"/>
+      </w:tblGrid>
+      <w:tr>
+        <w:trPr>
+          <w:cnfStyle w:val="100000000000" w:firstRow="1" w:lastRow="0" w:firstColumn="0" w:lastColumn="0" w:oddVBand="0" w:evenVBand="0" w:oddHBand="0" w:evenHBand="0" w:firstRowFirstColumn="0" w:firstRowLastColumn="0" w:lastRowFirstColumn="0" w:lastRowLastColumn="0"/>
+        </w:trPr>
+        <w:tc>
+          <w:tcPr>
+            <w:cnfStyle w:val="001000000100" w:firstRow="0" w:lastRow="0" w:firstColumn="1" w:lastColumn="0" w:oddVBand="0" w:evenVBand="0" w:oddHBand="0" w:evenHBand="0" w:firstRowFirstColumn="1" w:firstRowLastColumn="0" w:lastRowFirstColumn="0" w:lastRowLastColumn="0"/>
+            <w:tcW w:w="1438" w:type="dxa"/>
+          </w:tcPr>
+          <w:p>
+            <w:pPr>
+              <w:widowControl/>
+              <w:spacing w:after="160" w:line="278" w:lineRule="auto"/>
+              <w:rPr>
+                <w:b/>
+                <w:bCs/>
+                <w:i w:val="0"/>
+                <w:iCs w:val="0"/>
+              </w:rPr>
+            </w:pPr>
+            <w:r>
+              <w:rPr>
+                <w:b/>
+                <w:bCs/>
+                <w:i w:val="0"/>
+                <w:iCs w:val="0"/>
+              </w:rPr>
+              <w:lastRenderedPageBreak/>
+              <w:t>Konfiguracija</w:t>
+            </w:r>
+          </w:p>
+        </w:tc>
+        <w:tc>
+          <w:tcPr>
+            <w:tcW w:w="1977" w:type="dxa"/>
+          </w:tcPr>
+          <w:p>
+            <w:pPr>
+              <w:widowControl/>
+              <w:spacing w:after="160" w:line="278" w:lineRule="auto"/>
+              <w:cnfStyle w:val="100000000000" w:firstRow="1" w:lastRow="0" w:firstColumn="0" w:lastColumn="0" w:oddVBand="0" w:evenVBand="0" w:oddHBand="0" w:evenHBand="0" w:firstRowFirstColumn="0" w:firstRowLastColumn="0" w:lastRowFirstColumn="0" w:lastRowLastColumn="0"/>
+              <w:rPr>
+                <w:b/>
+                <w:bCs/>
+                <w:i w:val="0"/>
+                <w:iCs w:val="0"/>
+              </w:rPr>
+            </w:pPr>
+            <w:r>
+              <w:rPr>
+                <w:b/>
+                <w:bCs/>
+                <w:i w:val="0"/>
+                <w:iCs w:val="0"/>
+              </w:rPr>
+              <w:t>TaskManager</w:t>
+            </w:r>
+          </w:p>
+        </w:tc>
+        <w:tc>
+          <w:tcPr>
+            <w:tcW w:w="1440" w:type="dxa"/>
+          </w:tcPr>
+          <w:p>
+            <w:pPr>
+              <w:widowControl/>
+              <w:spacing w:after="160" w:line="278" w:lineRule="auto"/>
+              <w:cnfStyle w:val="100000000000" w:firstRow="1" w:lastRow="0" w:firstColumn="0" w:lastColumn="0" w:oddVBand="0" w:evenVBand="0" w:oddHBand="0" w:evenHBand="0" w:firstRowFirstColumn="0" w:firstRowLastColumn="0" w:lastRowFirstColumn="0" w:lastRowLastColumn="0"/>
+              <w:rPr>
+                <w:b/>
+                <w:bCs/>
+                <w:i w:val="0"/>
+                <w:iCs w:val="0"/>
+              </w:rPr>
+            </w:pPr>
+            <w:r>
+              <w:rPr>
+                <w:b/>
+                <w:bCs/>
+                <w:i w:val="0"/>
+                <w:iCs w:val="0"/>
+              </w:rPr>
+              <w:t>Throughput (rec/s)</w:t>
+            </w:r>
+          </w:p>
+        </w:tc>
+        <w:tc>
+          <w:tcPr>
+            <w:tcW w:w="2070" w:type="dxa"/>
+          </w:tcPr>
+          <w:p>
+            <w:pPr>
+              <w:widowControl/>
+              <w:spacing w:after="160" w:line="278" w:lineRule="auto"/>
+              <w:cnfStyle w:val="100000000000" w:firstRow="1" w:lastRow="0" w:firstColumn="0" w:lastColumn="0" w:oddVBand="0" w:evenVBand="0" w:oddHBand="0" w:evenHBand="0" w:firstRowFirstColumn="0" w:firstRowLastColumn="0" w:lastRowFirstColumn="0" w:lastRowLastColumn="0"/>
+              <w:rPr>
+                <w:b/>
+                <w:bCs/>
+                <w:i w:val="0"/>
+                <w:iCs w:val="0"/>
+              </w:rPr>
+            </w:pPr>
+            <w:r>
+              <w:rPr>
+                <w:b/>
+                <w:bCs/>
+                <w:i w:val="0"/>
+                <w:iCs w:val="0"/>
+              </w:rPr>
+              <w:t>CPU  TaskManager (%)</w:t>
+            </w:r>
+          </w:p>
+        </w:tc>
+        <w:tc>
+          <w:tcPr>
+            <w:tcW w:w="2070" w:type="dxa"/>
+          </w:tcPr>
+          <w:p>
+            <w:pPr>
+              <w:widowControl/>
+              <w:spacing w:after="160" w:line="278" w:lineRule="auto"/>
+              <w:cnfStyle w:val="100000000000" w:firstRow="1" w:lastRow="0" w:firstColumn="0" w:lastColumn="0" w:oddVBand="0" w:evenVBand="0" w:oddHBand="0" w:evenHBand="0" w:firstRowFirstColumn="0" w:firstRowLastColumn="0" w:lastRowFirstColumn="0" w:lastRowLastColumn="0"/>
+              <w:rPr>
+                <w:b/>
+                <w:bCs/>
+                <w:i w:val="0"/>
+                <w:iCs w:val="0"/>
+              </w:rPr>
+            </w:pPr>
+            <w:r>
+              <w:rPr>
+                <w:b/>
+                <w:bCs/>
+                <w:i w:val="0"/>
+                <w:iCs w:val="0"/>
+              </w:rPr>
+              <w:t>Memory usage TaskManager (%)</w:t>
+            </w:r>
+          </w:p>
+        </w:tc>
+      </w:tr>
+      <w:tr>
+        <w:trPr>
+          <w:cnfStyle w:val="000000100000" w:firstRow="0" w:lastRow="0" w:firstColumn="0" w:lastColumn="0" w:oddVBand="0" w:evenVBand="0" w:oddHBand="1" w:evenHBand="0" w:firstRowFirstColumn="0" w:firstRowLastColumn="0" w:lastRowFirstColumn="0" w:lastRowLastColumn="0"/>
+        </w:trPr>
+        <w:tc>
+          <w:tcPr>
+            <w:cnfStyle w:val="001000000000" w:firstRow="0" w:lastRow="0" w:firstColumn="1" w:lastColumn="0" w:oddVBand="0" w:evenVBand="0" w:oddHBand="0" w:evenHBand="0" w:firstRowFirstColumn="0" w:firstRowLastColumn="0" w:lastRowFirstColumn="0" w:lastRowLastColumn="0"/>
+            <w:tcW w:w="1438" w:type="dxa"/>
+          </w:tcPr>
+          <w:p>
+            <w:pPr>
+              <w:widowControl/>
+              <w:spacing w:after="160" w:line="278" w:lineRule="auto"/>
+              <w:jc w:val="left"/>
+              <w:rPr>
+                <w:i w:val="0"/>
+                <w:iCs w:val="0"/>
+              </w:rPr>
+            </w:pPr>
+            <w:r>
+              <w:rPr>
+                <w:i w:val="0"/>
+                <w:iCs w:val="0"/>
+              </w:rPr>
+              <w:t>Broj 4</w:t>
+            </w:r>
+          </w:p>
+        </w:tc>
+        <w:tc>
+          <w:tcPr>
+            <w:tcW w:w="1977" w:type="dxa"/>
+          </w:tcPr>
+          <w:p>
+            <w:pPr>
+              <w:widowControl/>
+              <w:spacing w:after="160" w:line="278" w:lineRule="auto"/>
+              <w:cnfStyle w:val="000000100000" w:firstRow="0" w:lastRow="0" w:firstColumn="0" w:lastColumn="0" w:oddVBand="0" w:evenVBand="0" w:oddHBand="1" w:evenHBand="0" w:firstRowFirstColumn="0" w:firstRowLastColumn="0" w:lastRowFirstColumn="0" w:lastRowLastColumn="0"/>
+            </w:pPr>
+            <w:r>
+              <w:t>taskmanager-1</w:t>
+            </w:r>
+          </w:p>
+        </w:tc>
+        <w:tc>
+          <w:tcPr>
+            <w:tcW w:w="1440" w:type="dxa"/>
+          </w:tcPr>
+          <w:p>
+            <w:pPr>
+              <w:widowControl/>
+              <w:spacing w:after="160" w:line="278" w:lineRule="auto"/>
+              <w:cnfStyle w:val="000000100000" w:firstRow="0" w:lastRow="0" w:firstColumn="0" w:lastColumn="0" w:oddVBand="0" w:evenVBand="0" w:oddHBand="1" w:evenHBand="0" w:firstRowFirstColumn="0" w:firstRowLastColumn="0" w:lastRowFirstColumn="0" w:lastRowLastColumn="0"/>
+            </w:pPr>
+            <w:r>
+              <w:t>57</w:t>
+            </w:r>
+          </w:p>
+        </w:tc>
+        <w:tc>
+          <w:tcPr>
+            <w:tcW w:w="2070" w:type="dxa"/>
+          </w:tcPr>
+          <w:p>
+            <w:pPr>
+              <w:widowControl/>
+              <w:spacing w:after="160" w:line="360" w:lineRule="auto"/>
+              <w:cnfStyle w:val="000000100000" w:firstRow="0" w:lastRow="0" w:firstColumn="0" w:lastColumn="0" w:oddVBand="0" w:evenVBand="0" w:oddHBand="1" w:evenHBand="0" w:firstRowFirstColumn="0" w:firstRowLastColumn="0" w:lastRowFirstColumn="0" w:lastRowLastColumn="0"/>
+            </w:pPr>
+            <w:r>
+              <w:t>15.7</w:t>
+            </w:r>
+          </w:p>
+        </w:tc>
+        <w:tc>
+          <w:tcPr>
+            <w:tcW w:w="2070" w:type="dxa"/>
+          </w:tcPr>
+          <w:p>
+            <w:pPr>
+              <w:widowControl/>
+              <w:spacing w:after="160" w:line="278" w:lineRule="auto"/>
+              <w:cnfStyle w:val="000000100000" w:firstRow="0" w:lastRow="0" w:firstColumn="0" w:lastColumn="0" w:oddVBand="0" w:evenVBand="0" w:oddHBand="1" w:evenHBand="0" w:firstRowFirstColumn="0" w:firstRowLastColumn="0" w:lastRowFirstColumn="0" w:lastRowLastColumn="0"/>
+            </w:pPr>
+            <w:r>
+              <w:t>98.2</w:t>
+            </w:r>
+          </w:p>
+        </w:tc>
+      </w:tr>
+      <w:tr>
+        <w:tc>
+          <w:tcPr>
+            <w:cnfStyle w:val="001000000000" w:firstRow="0" w:lastRow="0" w:firstColumn="1" w:lastColumn="0" w:oddVBand="0" w:evenVBand="0" w:oddHBand="0" w:evenHBand="0" w:firstRowFirstColumn="0" w:firstRowLastColumn="0" w:lastRowFirstColumn="0" w:lastRowLastColumn="0"/>
+            <w:tcW w:w="1438" w:type="dxa"/>
+          </w:tcPr>
+          <w:p>
+            <w:pPr>
+              <w:widowControl/>
+              <w:spacing w:after="160" w:line="278" w:lineRule="auto"/>
+              <w:jc w:val="left"/>
+              <w:rPr>
+                <w:i w:val="0"/>
+                <w:iCs w:val="0"/>
+              </w:rPr>
+            </w:pPr>
+            <w:r>
+              <w:rPr>
+                <w:i w:val="0"/>
+                <w:iCs w:val="0"/>
+              </w:rPr>
+              <w:t>Broj 4</w:t>
+            </w:r>
+          </w:p>
+        </w:tc>
+        <w:tc>
+          <w:tcPr>
+            <w:tcW w:w="1977" w:type="dxa"/>
+          </w:tcPr>
+          <w:p>
+            <w:pPr>
+              <w:widowControl/>
+              <w:spacing w:after="160" w:line="278" w:lineRule="auto"/>
+              <w:cnfStyle w:val="000000000000" w:firstRow="0" w:lastRow="0" w:firstColumn="0" w:lastColumn="0" w:oddVBand="0" w:evenVBand="0" w:oddHBand="0" w:evenHBand="0" w:firstRowFirstColumn="0" w:firstRowLastColumn="0" w:lastRowFirstColumn="0" w:lastRowLastColumn="0"/>
+            </w:pPr>
+            <w:r>
+              <w:t>taskmanager-</w:t>
+            </w:r>
+            <w:r>
+              <w:t>2</w:t>
+            </w:r>
+          </w:p>
+        </w:tc>
+        <w:tc>
+          <w:tcPr>
+            <w:tcW w:w="1440" w:type="dxa"/>
+          </w:tcPr>
+          <w:p>
+            <w:pPr>
+              <w:widowControl/>
+              <w:spacing w:after="160" w:line="278" w:lineRule="auto"/>
+              <w:cnfStyle w:val="000000000000" w:firstRow="0" w:lastRow="0" w:firstColumn="0" w:lastColumn="0" w:oddVBand="0" w:evenVBand="0" w:oddHBand="0" w:evenHBand="0" w:firstRowFirstColumn="0" w:firstRowLastColumn="0" w:lastRowFirstColumn="0" w:lastRowLastColumn="0"/>
+            </w:pPr>
+            <w:r>
+              <w:t>57</w:t>
+            </w:r>
+          </w:p>
+        </w:tc>
+        <w:tc>
+          <w:tcPr>
+            <w:tcW w:w="2070" w:type="dxa"/>
+          </w:tcPr>
+          <w:p>
+            <w:pPr>
+              <w:widowControl/>
+              <w:spacing w:after="160" w:line="360" w:lineRule="auto"/>
+              <w:cnfStyle w:val="000000000000" w:firstRow="0" w:lastRow="0" w:firstColumn="0" w:lastColumn="0" w:oddVBand="0" w:evenVBand="0" w:oddHBand="0" w:evenHBand="0" w:firstRowFirstColumn="0" w:firstRowLastColumn="0" w:lastRowFirstColumn="0" w:lastRowLastColumn="0"/>
+            </w:pPr>
+            <w:r>
+              <w:t>4.8</w:t>
+            </w:r>
+          </w:p>
+        </w:tc>
+        <w:tc>
+          <w:tcPr>
+            <w:tcW w:w="2070" w:type="dxa"/>
+          </w:tcPr>
+          <w:p>
+            <w:pPr>
+              <w:widowControl/>
+              <w:spacing w:after="160" w:line="278" w:lineRule="auto"/>
+              <w:cnfStyle w:val="000000000000" w:firstRow="0" w:lastRow="0" w:firstColumn="0" w:lastColumn="0" w:oddVBand="0" w:evenVBand="0" w:oddHBand="0" w:evenHBand="0" w:firstRowFirstColumn="0" w:firstRowLastColumn="0" w:lastRowFirstColumn="0" w:lastRowLastColumn="0"/>
+            </w:pPr>
+            <w:r>
+              <w:t>97.6</w:t>
+            </w:r>
+          </w:p>
+        </w:tc>
+      </w:tr>
+      <w:tr>
+        <w:trPr>
+          <w:cnfStyle w:val="000000100000" w:firstRow="0" w:lastRow="0" w:firstColumn="0" w:lastColumn="0" w:oddVBand="0" w:evenVBand="0" w:oddHBand="1" w:evenHBand="0" w:firstRowFirstColumn="0" w:firstRowLastColumn="0" w:lastRowFirstColumn="0" w:lastRowLastColumn="0"/>
+        </w:trPr>
+        <w:tc>
+          <w:tcPr>
+            <w:cnfStyle w:val="001000000000" w:firstRow="0" w:lastRow="0" w:firstColumn="1" w:lastColumn="0" w:oddVBand="0" w:evenVBand="0" w:oddHBand="0" w:evenHBand="0" w:firstRowFirstColumn="0" w:firstRowLastColumn="0" w:lastRowFirstColumn="0" w:lastRowLastColumn="0"/>
+            <w:tcW w:w="1438" w:type="dxa"/>
+          </w:tcPr>
+          <w:p>
+            <w:pPr>
+              <w:widowControl/>
+              <w:spacing w:after="160" w:line="278" w:lineRule="auto"/>
+              <w:jc w:val="left"/>
+              <w:rPr>
+                <w:i w:val="0"/>
+                <w:iCs w:val="0"/>
+              </w:rPr>
+            </w:pPr>
+            <w:r>
+              <w:rPr>
+                <w:i w:val="0"/>
+                <w:iCs w:val="0"/>
+              </w:rPr>
+              <w:t>Broj 5</w:t>
+            </w:r>
+          </w:p>
+        </w:tc>
+        <w:tc>
+          <w:tcPr>
+            <w:tcW w:w="1977" w:type="dxa"/>
+          </w:tcPr>
+          <w:p>
+            <w:pPr>
+              <w:widowControl/>
+              <w:tabs>
+                <w:tab w:val="right" w:pos="1761"/>
+              </w:tabs>
+              <w:spacing w:after="160" w:line="278" w:lineRule="auto"/>
+              <w:cnfStyle w:val="000000100000" w:firstRow="0" w:lastRow="0" w:firstColumn="0" w:lastColumn="0" w:oddVBand="0" w:evenVBand="0" w:oddHBand="1" w:evenHBand="0" w:firstRowFirstColumn="0" w:firstRowLastColumn="0" w:lastRowFirstColumn="0" w:lastRowLastColumn="0"/>
+            </w:pPr>
+            <w:r>
+              <w:t>taskmanager-1</w:t>
+            </w:r>
+          </w:p>
+        </w:tc>
+        <w:tc>
+          <w:tcPr>
+            <w:tcW w:w="1440" w:type="dxa"/>
+          </w:tcPr>
+          <w:p>
+            <w:pPr>
+              <w:widowControl/>
+              <w:tabs>
+                <w:tab w:val="right" w:pos="1761"/>
+              </w:tabs>
+              <w:spacing w:after="160" w:line="278" w:lineRule="auto"/>
+              <w:cnfStyle w:val="000000100000" w:firstRow="0" w:lastRow="0" w:firstColumn="0" w:lastColumn="0" w:oddVBand="0" w:evenVBand="0" w:oddHBand="1" w:evenHBand="0" w:firstRowFirstColumn="0" w:firstRowLastColumn="0" w:lastRowFirstColumn="0" w:lastRowLastColumn="0"/>
+            </w:pPr>
+            <w:r>
+              <w:t>3</w:t>
+            </w:r>
+            <w:r>
+              <w:t>4</w:t>
+            </w:r>
+          </w:p>
+        </w:tc>
+        <w:tc>
+          <w:tcPr>
+            <w:tcW w:w="2070" w:type="dxa"/>
+          </w:tcPr>
+          <w:p>
+            <w:pPr>
+              <w:widowControl/>
+              <w:spacing w:after="160" w:line="278" w:lineRule="auto"/>
+              <w:cnfStyle w:val="000000100000" w:firstRow="0" w:lastRow="0" w:firstColumn="0" w:lastColumn="0" w:oddVBand="0" w:evenVBand="0" w:oddHBand="1" w:evenHBand="0" w:firstRowFirstColumn="0" w:firstRowLastColumn="0" w:lastRowFirstColumn="0" w:lastRowLastColumn="0"/>
+            </w:pPr>
+            <w:r>
+              <w:t>12.79</w:t>
+            </w:r>
+          </w:p>
+        </w:tc>
+        <w:tc>
+          <w:tcPr>
+            <w:tcW w:w="2070" w:type="dxa"/>
+          </w:tcPr>
+          <w:p>
+            <w:pPr>
+              <w:widowControl/>
+              <w:spacing w:after="160" w:line="278" w:lineRule="auto"/>
+              <w:cnfStyle w:val="000000100000" w:firstRow="0" w:lastRow="0" w:firstColumn="0" w:lastColumn="0" w:oddVBand="0" w:evenVBand="0" w:oddHBand="1" w:evenHBand="0" w:firstRowFirstColumn="0" w:firstRowLastColumn="0" w:lastRowFirstColumn="0" w:lastRowLastColumn="0"/>
+            </w:pPr>
+            <w:r>
+              <w:t>93.45</w:t>
+            </w:r>
+          </w:p>
+        </w:tc>
+      </w:tr>
+      <w:tr>
+        <w:tc>
+          <w:tcPr>
+            <w:cnfStyle w:val="001000000000" w:firstRow="0" w:lastRow="0" w:firstColumn="1" w:lastColumn="0" w:oddVBand="0" w:evenVBand="0" w:oddHBand="0" w:evenHBand="0" w:firstRowFirstColumn="0" w:firstRowLastColumn="0" w:lastRowFirstColumn="0" w:lastRowLastColumn="0"/>
+            <w:tcW w:w="1438" w:type="dxa"/>
+          </w:tcPr>
+          <w:p>
+            <w:pPr>
+              <w:widowControl/>
+              <w:spacing w:after="160" w:line="278" w:lineRule="auto"/>
+              <w:jc w:val="left"/>
+              <w:rPr>
+                <w:i w:val="0"/>
+                <w:iCs w:val="0"/>
+              </w:rPr>
+            </w:pPr>
+            <w:r>
+              <w:rPr>
+                <w:i w:val="0"/>
+                <w:iCs w:val="0"/>
+              </w:rPr>
+              <w:t>Broj 5</w:t>
+            </w:r>
+          </w:p>
+        </w:tc>
+        <w:tc>
+          <w:tcPr>
+            <w:tcW w:w="1977" w:type="dxa"/>
+          </w:tcPr>
+          <w:p>
+            <w:pPr>
+              <w:widowControl/>
+              <w:tabs>
+                <w:tab w:val="right" w:pos="1761"/>
+              </w:tabs>
+              <w:spacing w:after="160" w:line="278" w:lineRule="auto"/>
+              <w:cnfStyle w:val="000000000000" w:firstRow="0" w:lastRow="0" w:firstColumn="0" w:lastColumn="0" w:oddVBand="0" w:evenVBand="0" w:oddHBand="0" w:evenHBand="0" w:firstRowFirstColumn="0" w:firstRowLastColumn="0" w:lastRowFirstColumn="0" w:lastRowLastColumn="0"/>
+            </w:pPr>
+            <w:r>
+              <w:t>taskmanager-2</w:t>
+            </w:r>
+          </w:p>
+        </w:tc>
+        <w:tc>
+          <w:tcPr>
+            <w:tcW w:w="1440" w:type="dxa"/>
+          </w:tcPr>
+          <w:p>
+            <w:pPr>
+              <w:widowControl/>
+              <w:tabs>
+                <w:tab w:val="right" w:pos="1761"/>
+              </w:tabs>
+              <w:spacing w:after="160" w:line="278" w:lineRule="auto"/>
+              <w:cnfStyle w:val="000000000000" w:firstRow="0" w:lastRow="0" w:firstColumn="0" w:lastColumn="0" w:oddVBand="0" w:evenVBand="0" w:oddHBand="0" w:evenHBand="0" w:firstRowFirstColumn="0" w:firstRowLastColumn="0" w:lastRowFirstColumn="0" w:lastRowLastColumn="0"/>
+            </w:pPr>
+            <w:r>
+              <w:t>3</w:t>
+            </w:r>
+            <w:r>
+              <w:t>4</w:t>
+            </w:r>
+          </w:p>
+        </w:tc>
+        <w:tc>
+          <w:tcPr>
+            <w:tcW w:w="2070" w:type="dxa"/>
+          </w:tcPr>
+          <w:p>
+            <w:pPr>
+              <w:widowControl/>
+              <w:spacing w:after="160" w:line="278" w:lineRule="auto"/>
+              <w:cnfStyle w:val="000000000000" w:firstRow="0" w:lastRow="0" w:firstColumn="0" w:lastColumn="0" w:oddVBand="0" w:evenVBand="0" w:oddHBand="0" w:evenHBand="0" w:firstRowFirstColumn="0" w:firstRowLastColumn="0" w:lastRowFirstColumn="0" w:lastRowLastColumn="0"/>
+            </w:pPr>
+            <w:r>
+              <w:t>16.37</w:t>
+            </w:r>
+          </w:p>
+        </w:tc>
+        <w:tc>
+          <w:tcPr>
+            <w:tcW w:w="2070" w:type="dxa"/>
+          </w:tcPr>
+          <w:p>
+            <w:pPr>
+              <w:widowControl/>
+              <w:spacing w:after="160" w:line="278" w:lineRule="auto"/>
+              <w:cnfStyle w:val="000000000000" w:firstRow="0" w:lastRow="0" w:firstColumn="0" w:lastColumn="0" w:oddVBand="0" w:evenVBand="0" w:oddHBand="0" w:evenHBand="0" w:firstRowFirstColumn="0" w:firstRowLastColumn="0" w:lastRowFirstColumn="0" w:lastRowLastColumn="0"/>
+            </w:pPr>
+            <w:r>
+              <w:t>92.89</w:t>
+            </w:r>
+          </w:p>
+        </w:tc>
+      </w:tr>
+      <w:tr>
+        <w:trPr>
+          <w:cnfStyle w:val="000000100000" w:firstRow="0" w:lastRow="0" w:firstColumn="0" w:lastColumn="0" w:oddVBand="0" w:evenVBand="0" w:oddHBand="1" w:evenHBand="0" w:firstRowFirstColumn="0" w:firstRowLastColumn="0" w:lastRowFirstColumn="0" w:lastRowLastColumn="0"/>
+        </w:trPr>
+        <w:tc>
+          <w:tcPr>
+            <w:cnfStyle w:val="001000000000" w:firstRow="0" w:lastRow="0" w:firstColumn="1" w:lastColumn="0" w:oddVBand="0" w:evenVBand="0" w:oddHBand="0" w:evenHBand="0" w:firstRowFirstColumn="0" w:firstRowLastColumn="0" w:lastRowFirstColumn="0" w:lastRowLastColumn="0"/>
+            <w:tcW w:w="1438" w:type="dxa"/>
+          </w:tcPr>
+          <w:p>
+            <w:pPr>
+              <w:widowControl/>
+              <w:spacing w:after="160" w:line="278" w:lineRule="auto"/>
+              <w:jc w:val="left"/>
+              <w:rPr>
+                <w:i w:val="0"/>
+                <w:iCs w:val="0"/>
+              </w:rPr>
+            </w:pPr>
+            <w:r>
+              <w:rPr>
+                <w:i w:val="0"/>
+                <w:iCs w:val="0"/>
+              </w:rPr>
+              <w:t>Broj 5</w:t>
+            </w:r>
+          </w:p>
+        </w:tc>
+        <w:tc>
+          <w:tcPr>
+            <w:tcW w:w="1977" w:type="dxa"/>
+          </w:tcPr>
+          <w:p>
+            <w:pPr>
+              <w:widowControl/>
+              <w:tabs>
+                <w:tab w:val="right" w:pos="1761"/>
+              </w:tabs>
+              <w:spacing w:after="160" w:line="278" w:lineRule="auto"/>
+              <w:cnfStyle w:val="000000100000" w:firstRow="0" w:lastRow="0" w:firstColumn="0" w:lastColumn="0" w:oddVBand="0" w:evenVBand="0" w:oddHBand="1" w:evenHBand="0" w:firstRowFirstColumn="0" w:firstRowLastColumn="0" w:lastRowFirstColumn="0" w:lastRowLastColumn="0"/>
+            </w:pPr>
+            <w:r>
+              <w:t>taskmanager-3</w:t>
+            </w:r>
+          </w:p>
+        </w:tc>
+        <w:tc>
+          <w:tcPr>
+            <w:tcW w:w="1440" w:type="dxa"/>
+          </w:tcPr>
+          <w:p>
+            <w:pPr>
+              <w:widowControl/>
+              <w:tabs>
+                <w:tab w:val="right" w:pos="1761"/>
+              </w:tabs>
+              <w:spacing w:after="160" w:line="278" w:lineRule="auto"/>
+              <w:cnfStyle w:val="000000100000" w:firstRow="0" w:lastRow="0" w:firstColumn="0" w:lastColumn="0" w:oddVBand="0" w:evenVBand="0" w:oddHBand="1" w:evenHBand="0" w:firstRowFirstColumn="0" w:firstRowLastColumn="0" w:lastRowFirstColumn="0" w:lastRowLastColumn="0"/>
+            </w:pPr>
+            <w:r>
+              <w:t>3</w:t>
+            </w:r>
+            <w:r>
+              <w:t>4</w:t>
+            </w:r>
+          </w:p>
+        </w:tc>
+        <w:tc>
+          <w:tcPr>
+            <w:tcW w:w="2070" w:type="dxa"/>
+          </w:tcPr>
+          <w:p>
+            <w:pPr>
+              <w:widowControl/>
+              <w:spacing w:after="160" w:line="278" w:lineRule="auto"/>
+              <w:cnfStyle w:val="000000100000" w:firstRow="0" w:lastRow="0" w:firstColumn="0" w:lastColumn="0" w:oddVBand="0" w:evenVBand="0" w:oddHBand="1" w:evenHBand="0" w:firstRowFirstColumn="0" w:firstRowLastColumn="0" w:lastRowFirstColumn="0" w:lastRowLastColumn="0"/>
+            </w:pPr>
+            <w:r>
+              <w:t>4.81</w:t>
+            </w:r>
+          </w:p>
+        </w:tc>
+        <w:tc>
+          <w:tcPr>
+            <w:tcW w:w="2070" w:type="dxa"/>
+          </w:tcPr>
+          <w:p>
+            <w:pPr>
+              <w:widowControl/>
+              <w:spacing w:after="160" w:line="278" w:lineRule="auto"/>
+              <w:cnfStyle w:val="000000100000" w:firstRow="0" w:lastRow="0" w:firstColumn="0" w:lastColumn="0" w:oddVBand="0" w:evenVBand="0" w:oddHBand="1" w:evenHBand="0" w:firstRowFirstColumn="0" w:firstRowLastColumn="0" w:lastRowFirstColumn="0" w:lastRowLastColumn="0"/>
+            </w:pPr>
+            <w:r>
+              <w:t>87.81</w:t>
+            </w:r>
+          </w:p>
+        </w:tc>
+      </w:tr>
+      <w:tr>
+        <w:tc>
+          <w:tcPr>
+            <w:cnfStyle w:val="001000000000" w:firstRow="0" w:lastRow="0" w:firstColumn="1" w:lastColumn="0" w:oddVBand="0" w:evenVBand="0" w:oddHBand="0" w:evenHBand="0" w:firstRowFirstColumn="0" w:firstRowLastColumn="0" w:lastRowFirstColumn="0" w:lastRowLastColumn="0"/>
+            <w:tcW w:w="1438" w:type="dxa"/>
+          </w:tcPr>
+          <w:p>
+            <w:pPr>
+              <w:widowControl/>
+              <w:spacing w:after="160" w:line="278" w:lineRule="auto"/>
+              <w:jc w:val="left"/>
+              <w:rPr>
+                <w:i w:val="0"/>
+                <w:iCs w:val="0"/>
+              </w:rPr>
+            </w:pPr>
+            <w:r>
+              <w:rPr>
+                <w:i w:val="0"/>
+                <w:iCs w:val="0"/>
+              </w:rPr>
+              <w:t>Broj 5</w:t>
+            </w:r>
+          </w:p>
+        </w:tc>
+        <w:tc>
+          <w:tcPr>
+            <w:tcW w:w="1977" w:type="dxa"/>
+          </w:tcPr>
+          <w:p>
+            <w:pPr>
+              <w:widowControl/>
+              <w:tabs>
+                <w:tab w:val="right" w:pos="1761"/>
+              </w:tabs>
+              <w:spacing w:after="160" w:line="278" w:lineRule="auto"/>
+              <w:cnfStyle w:val="000000000000" w:firstRow="0" w:lastRow="0" w:firstColumn="0" w:lastColumn="0" w:oddVBand="0" w:evenVBand="0" w:oddHBand="0" w:evenHBand="0" w:firstRowFirstColumn="0" w:firstRowLastColumn="0" w:lastRowFirstColumn="0" w:lastRowLastColumn="0"/>
+            </w:pPr>
+            <w:r>
+              <w:t>taskmanager-4</w:t>
+            </w:r>
+          </w:p>
+        </w:tc>
+        <w:tc>
+          <w:tcPr>
+            <w:tcW w:w="1440" w:type="dxa"/>
+          </w:tcPr>
+          <w:p>
+            <w:pPr>
+              <w:widowControl/>
+              <w:tabs>
+                <w:tab w:val="right" w:pos="1761"/>
+              </w:tabs>
+              <w:spacing w:after="160" w:line="278" w:lineRule="auto"/>
+              <w:cnfStyle w:val="000000000000" w:firstRow="0" w:lastRow="0" w:firstColumn="0" w:lastColumn="0" w:oddVBand="0" w:evenVBand="0" w:oddHBand="0" w:evenHBand="0" w:firstRowFirstColumn="0" w:firstRowLastColumn="0" w:lastRowFirstColumn="0" w:lastRowLastColumn="0"/>
+            </w:pPr>
+            <w:r>
+              <w:t>3</w:t>
+            </w:r>
+            <w:r>
+              <w:t>4</w:t>
+            </w:r>
+          </w:p>
+        </w:tc>
+        <w:tc>
+          <w:tcPr>
+            <w:tcW w:w="2070" w:type="dxa"/>
+          </w:tcPr>
+          <w:p>
+            <w:pPr>
+              <w:widowControl/>
+              <w:spacing w:after="160" w:line="278" w:lineRule="auto"/>
+              <w:cnfStyle w:val="000000000000" w:firstRow="0" w:lastRow="0" w:firstColumn="0" w:lastColumn="0" w:oddVBand="0" w:evenVBand="0" w:oddHBand="0" w:evenHBand="0" w:firstRowFirstColumn="0" w:firstRowLastColumn="0" w:lastRowFirstColumn="0" w:lastRowLastColumn="0"/>
+            </w:pPr>
+            <w:r>
+              <w:t>4.80</w:t>
+            </w:r>
+          </w:p>
+        </w:tc>
+        <w:tc>
+          <w:tcPr>
+            <w:tcW w:w="2070" w:type="dxa"/>
+          </w:tcPr>
+          <w:p>
+            <w:pPr>
+              <w:widowControl/>
+              <w:spacing w:after="160" w:line="278" w:lineRule="auto"/>
+              <w:cnfStyle w:val="000000000000" w:firstRow="0" w:lastRow="0" w:firstColumn="0" w:lastColumn="0" w:oddVBand="0" w:evenVBand="0" w:oddHBand="0" w:evenHBand="0" w:firstRowFirstColumn="0" w:firstRowLastColumn="0" w:lastRowFirstColumn="0" w:lastRowLastColumn="0"/>
+            </w:pPr>
+            <w:r>
+              <w:t>95.84</w:t>
+            </w:r>
+          </w:p>
+        </w:tc>
+      </w:tr>
+    </w:tbl>
+    <w:p>
+      <w:pPr>
+        <w:widowControl/>
+        <w:spacing w:after="160" w:line="278" w:lineRule="auto"/>
+        <w:jc w:val="center"/>
+        <w:rPr>
+          <w:sz w:val="24"/>
+          <w:szCs w:val="24"/>
+        </w:rPr>
+      </w:pPr>
+      <w:r>
+        <w:rPr>
+          <w:sz w:val="24"/>
+          <w:szCs w:val="24"/>
+        </w:rPr>
+        <w:t xml:space="preserve">Tabela </w:t>
+      </w:r>
+      <w:r>
+        <w:rPr>
+          <w:sz w:val="24"/>
+          <w:szCs w:val="24"/>
+        </w:rPr>
+        <w:t>11</w:t>
+      </w:r>
+      <w:r>
+        <w:rPr>
+          <w:sz w:val="24"/>
+          <w:szCs w:val="24"/>
+        </w:rPr>
+        <w:t xml:space="preserve">. Rezultati </w:t>
+      </w:r>
+      <w:r>
+        <w:rPr>
+          <w:sz w:val="24"/>
+          <w:szCs w:val="24"/>
+        </w:rPr>
+        <w:t>druge</w:t>
+      </w:r>
+      <w:r>
+        <w:rPr>
+          <w:sz w:val="24"/>
+          <w:szCs w:val="24"/>
+        </w:rPr>
+        <w:t xml:space="preserve"> faze testiranja</w:t>
+      </w:r>
+    </w:p>
+    <w:p>
+      <w:pPr>
+        <w:widowControl/>
+        <w:spacing w:after="160" w:line="278" w:lineRule="auto"/>
+        <w:jc w:val="both"/>
+        <w:rPr>
+          <w:sz w:val="24"/>
+          <w:szCs w:val="24"/>
+        </w:rPr>
+      </w:pPr>
+    </w:p>
+    <w:p>
+      <w:pPr>
+        <w:widowControl/>
+        <w:spacing w:after="160" w:line="278" w:lineRule="auto"/>
+        <w:jc w:val="both"/>
+        <w:rPr>
+          <w:sz w:val="24"/>
+          <w:szCs w:val="24"/>
+        </w:rPr>
+      </w:pPr>
+      <w:r>
+        <w:rPr>
+          <w:sz w:val="24"/>
+          <w:szCs w:val="24"/>
+        </w:rPr>
+        <w:t xml:space="preserve">Rezultati oba eksperimenta konzistentno pokazuju da povećanje paralelizma u ovom konkretnom testnom okruženju nije dovelo do poboljšanja </w:t>
       </w:r>
       <w:r>
         <w:rPr>
@@ -31002,66 +33173,63 @@
           <w:iCs/>
           <w:sz w:val="24"/>
           <w:szCs w:val="24"/>
-          <w:lang w:val="en-US"/>
-        </w:rPr>
-        <w:t>geofencing</w:t>
-      </w:r>
-      <w:r>
-        <w:rPr>
-          <w:sz w:val="24"/>
-          <w:szCs w:val="24"/>
-          <w:lang w:val="en-US"/>
-        </w:rPr>
-        <w:t xml:space="preserve"> obradi GPS podataka vozila, pri čemu su definisane prostorne zone i implementirana logika za detekciju ulaska i izlaska vozila iz tih zona. Na osnovu osnovnog toka podataka razvijen je sistem koji omogućava generisanje više tipova izlaznih informacija, uključujući geofence događaje, statistike o zadržavanju vozila u zonama, kao i agregirane informacije o broju ulazaka po vremenskim prozorima.</w:t>
-      </w:r>
-    </w:p>
-    <w:p>
-      <w:pPr>
-        <w:jc w:val="both"/>
-        <w:rPr>
-          <w:sz w:val="24"/>
-          <w:szCs w:val="24"/>
-          <w:lang w:val="en-US"/>
-        </w:rPr>
-      </w:pPr>
-    </w:p>
-    <w:p>
-      <w:pPr>
-        <w:jc w:val="both"/>
-        <w:rPr>
-          <w:sz w:val="24"/>
-          <w:szCs w:val="24"/>
-          <w:lang w:val="en-US"/>
-        </w:rPr>
-      </w:pPr>
-      <w:r>
-        <w:rPr>
-          <w:sz w:val="24"/>
-          <w:szCs w:val="24"/>
-          <w:lang w:val="en-US"/>
-        </w:rPr>
-        <w:t xml:space="preserve">Rezultati implementacije pokazuju da Apache Flink omogućava efikasnu obradu velikog broja GPS događaja u realnom vremenu, uz nisku latenciju i stabilnu propusnost sistema. Posebno je značajno da sistem podržava stateful obradu podataka, što omogućava izračunavanje kompleksnijih metrika kao što su vreme zadržavanja vozila u određenoj zoni i trenutna popunjenost zona. </w:t>
-      </w:r>
-      <w:r>
-        <w:rPr>
-          <w:sz w:val="24"/>
-          <w:szCs w:val="24"/>
-        </w:rPr>
-        <w:t>Evaluacija performansi izvršena je kroz variranje nivoa paralelizma na tri konfiguracije. Rezultati su pokazali da povećanje paralelizma u konkretnom testnom okruženju nije dovelo do poboljšanja propusnosti</w:t>
-      </w:r>
-      <w:r>
-        <w:rPr>
-          <w:sz w:val="24"/>
-          <w:szCs w:val="24"/>
-        </w:rPr>
-        <w:t xml:space="preserve">, već </w:t>
-      </w:r>
-      <w:r>
-        <w:rPr>
-          <w:sz w:val="24"/>
-          <w:szCs w:val="24"/>
-        </w:rPr>
-        <w:t xml:space="preserve">naprotiv, </w:t>
+        </w:rPr>
+        <w:t>throughputa</w:t>
+      </w:r>
+      <w:r>
+        <w:rPr>
+          <w:sz w:val="24"/>
+          <w:szCs w:val="24"/>
+        </w:rPr>
+        <w:t>, bez obzira na to da li je paralelizacija ostvarena kroz više niti unutar jednog TaskManager-a ili kroz više odvojenih TaskManager instanci.</w:t>
+      </w:r>
+    </w:p>
+    <w:p>
+      <w:pPr>
+        <w:widowControl/>
+        <w:spacing w:after="160" w:line="278" w:lineRule="auto"/>
+        <w:jc w:val="center"/>
+        <w:rPr>
+          <w:sz w:val="24"/>
+          <w:szCs w:val="24"/>
+        </w:rPr>
+      </w:pPr>
+      <w:r>
+        <w:br w:type="page"/>
+      </w:r>
+    </w:p>
+    <w:p>
+      <w:pPr>
+        <w:pStyle w:val="Heading1"/>
+      </w:pPr>
+    </w:p>
+    <w:p>
+      <w:pPr>
+        <w:pStyle w:val="Heading1"/>
+      </w:pPr>
+      <w:bookmarkStart w:id="42" w:name="_Toc235386919"/>
+      <w:r>
+        <w:t>6. Zaključak</w:t>
+      </w:r>
+      <w:bookmarkEnd w:id="42"/>
+    </w:p>
+    <w:p/>
+    <w:p>
+      <w:pPr>
+        <w:jc w:val="both"/>
+        <w:rPr>
+          <w:sz w:val="24"/>
+          <w:szCs w:val="24"/>
+          <w:lang w:val="en-US"/>
+        </w:rPr>
+      </w:pPr>
+      <w:r>
+        <w:rPr>
+          <w:sz w:val="24"/>
+          <w:szCs w:val="24"/>
+          <w:lang w:val="en-US"/>
+        </w:rPr>
+        <w:t xml:space="preserve">U ovom radu je predstavljena analiza i implementacija sistema za obradu velikih tokova prostorno-vremenskih podataka korišćenjem Apache Flink platforme. Fokus je bio na </w:t>
       </w:r>
       <w:r>
         <w:rPr>
@@ -31069,15 +33237,17 @@
           <w:iCs/>
           <w:sz w:val="24"/>
           <w:szCs w:val="24"/>
-        </w:rPr>
-        <w:t>throughput</w:t>
-      </w:r>
-      <w:r>
-        <w:rPr>
-          <w:sz w:val="24"/>
-          <w:szCs w:val="24"/>
-        </w:rPr>
-        <w:t xml:space="preserve"> je opadao sa porastom broja izvršnih jedinica (218 rec/s pri paralelizmu 1, nasuprot 53 rec/s pri paralelizmu 4). Analiza ukazuje da su glavni uzroci ovog ponašanja visoka memorijska zauzetost TaskManager kontejnera (preko 97% u svim konfiguracijama), </w:t>
+          <w:lang w:val="en-US"/>
+        </w:rPr>
+        <w:t>real-time</w:t>
+      </w:r>
+      <w:r>
+        <w:rPr>
+          <w:sz w:val="24"/>
+          <w:szCs w:val="24"/>
+          <w:lang w:val="en-US"/>
+        </w:rPr>
+        <w:t xml:space="preserve"> </w:t>
       </w:r>
       <w:r>
         <w:rPr>
@@ -31085,29 +33255,82 @@
           <w:iCs/>
           <w:sz w:val="24"/>
           <w:szCs w:val="24"/>
-        </w:rPr>
-        <w:t>shuffle</w:t>
-      </w:r>
-      <w:r>
-        <w:rPr>
-          <w:sz w:val="24"/>
-          <w:szCs w:val="24"/>
-        </w:rPr>
-        <w:t xml:space="preserve"> overhead koji nastaje pri KeyBy operacijama u stateful obradi, kao i neravnomerna raspodela podataka po particijama uslovljena </w:t>
-      </w:r>
-      <w:r>
-        <w:rPr>
-          <w:sz w:val="24"/>
-          <w:szCs w:val="24"/>
-        </w:rPr>
-        <w:t>načinom slanja podataka sa</w:t>
-      </w:r>
-      <w:r>
-        <w:rPr>
-          <w:sz w:val="24"/>
-          <w:szCs w:val="24"/>
-        </w:rPr>
-        <w:t xml:space="preserve"> MTA </w:t>
+          <w:lang w:val="en-US"/>
+        </w:rPr>
+        <w:t>geofencing</w:t>
+      </w:r>
+      <w:r>
+        <w:rPr>
+          <w:sz w:val="24"/>
+          <w:szCs w:val="24"/>
+          <w:lang w:val="en-US"/>
+        </w:rPr>
+        <w:t xml:space="preserve"> obradi GPS podataka vozila, pri čemu su definisane prostorne zone i implementirana logika za detekciju ulaska i izlaska vozila iz tih zona. Na osnovu osnovnog toka podataka razvijen je sistem koji omogućava generisanje više tipova izlaznih informacija, uključujući geofence događaje, statistike o zadržavanju vozila u zonama, kao i agregirane informacije o broju </w:t>
+      </w:r>
+      <w:r>
+        <w:rPr>
+          <w:sz w:val="24"/>
+          <w:szCs w:val="24"/>
+          <w:lang w:val="en-US"/>
+        </w:rPr>
+        <w:t>vozila po zoni</w:t>
+      </w:r>
+      <w:r>
+        <w:rPr>
+          <w:sz w:val="24"/>
+          <w:szCs w:val="24"/>
+          <w:lang w:val="en-US"/>
+        </w:rPr>
+        <w:t xml:space="preserve"> po vremenskim prozorima.</w:t>
+      </w:r>
+    </w:p>
+    <w:p>
+      <w:pPr>
+        <w:jc w:val="both"/>
+        <w:rPr>
+          <w:sz w:val="24"/>
+          <w:szCs w:val="24"/>
+          <w:lang w:val="en-US"/>
+        </w:rPr>
+      </w:pPr>
+    </w:p>
+    <w:p>
+      <w:pPr>
+        <w:jc w:val="both"/>
+        <w:rPr>
+          <w:sz w:val="24"/>
+          <w:szCs w:val="24"/>
+          <w:lang w:val="en-US"/>
+        </w:rPr>
+      </w:pPr>
+      <w:r>
+        <w:rPr>
+          <w:sz w:val="24"/>
+          <w:szCs w:val="24"/>
+          <w:lang w:val="en-US"/>
+        </w:rPr>
+        <w:t xml:space="preserve">Rezultati implementacije pokazuju da Apache Flink omogućava efikasnu obradu velikog broja GPS događaja u realnom vremenu, uz nisku latenciju i stabilnu propusnost sistema. Posebno je značajno da sistem podržava stateful obradu podataka, što omogućava izračunavanje kompleksnijih metrika kao što su vreme zadržavanja vozila u određenoj zoni i trenutna popunjenost zona. </w:t>
+      </w:r>
+      <w:r>
+        <w:rPr>
+          <w:sz w:val="24"/>
+          <w:szCs w:val="24"/>
+        </w:rPr>
+        <w:t>Evaluacija performansi sprovedena je kroz dve faze. U prvoj fazi varirani su nivoi paralelizma unutar jednog TaskManager-a kroz tri konfiguracije, a u drugoj fazi ispitano je horizontalno skaliranje pokretanjem više TaskManager instanci. Rezultati obe faze konzistentno pokazuju da povećanje paralelizma u konkretnom testnom okruženju nije dovelo do poboljšanja propusnosti</w:t>
+      </w:r>
+      <w:r>
+        <w:rPr>
+          <w:sz w:val="24"/>
+          <w:szCs w:val="24"/>
+        </w:rPr>
+        <w:t>,</w:t>
+      </w:r>
+      <w:r>
+        <w:rPr>
+          <w:sz w:val="24"/>
+          <w:szCs w:val="24"/>
+        </w:rPr>
+        <w:t xml:space="preserve"> najbolji </w:t>
       </w:r>
       <w:r>
         <w:rPr>
@@ -31116,56 +33339,21 @@
           <w:sz w:val="24"/>
           <w:szCs w:val="24"/>
         </w:rPr>
-        <w:t>feed</w:t>
-      </w:r>
-      <w:r>
-        <w:rPr>
-          <w:sz w:val="24"/>
-          <w:szCs w:val="24"/>
-        </w:rPr>
-        <w:t>-a. Ovi rezultati ne negiraju teorijske prednosti paralelne obrade, već odražavaju ograničenja konkretnog testnog okruženja</w:t>
-      </w:r>
-      <w:r>
-        <w:rPr>
-          <w:sz w:val="24"/>
-          <w:szCs w:val="24"/>
-        </w:rPr>
-        <w:t xml:space="preserve">, </w:t>
-      </w:r>
-      <w:r>
-        <w:rPr>
-          <w:sz w:val="24"/>
-          <w:szCs w:val="24"/>
-        </w:rPr>
-        <w:t>nedovoljno dodeljene memorije i relativno mali intenzitet ulaznog toka. U produkcijskom scenariju sa adekvatno dimenzionisanim klasterom i višestruko većim tokom podataka, očekuje se da bi povećanje paralelizma donelo merljive benefite u propusnosti sistema.</w:t>
-      </w:r>
-    </w:p>
-    <w:p>
-      <w:pPr>
-        <w:jc w:val="both"/>
-        <w:rPr>
-          <w:sz w:val="24"/>
-          <w:szCs w:val="24"/>
-          <w:lang w:val="en-US"/>
-        </w:rPr>
-      </w:pPr>
-    </w:p>
-    <w:p>
-      <w:pPr>
-        <w:jc w:val="both"/>
-        <w:rPr>
-          <w:sz w:val="24"/>
-          <w:szCs w:val="24"/>
-          <w:lang w:val="en-US"/>
-        </w:rPr>
-      </w:pPr>
-      <w:r>
-        <w:rPr>
-          <w:sz w:val="24"/>
-          <w:szCs w:val="24"/>
-          <w:lang w:val="en-US"/>
-        </w:rPr>
-        <w:t xml:space="preserve">Iako implementirani sistem uspešno demonstrira principe </w:t>
+        <w:t>throughput</w:t>
+      </w:r>
+      <w:r>
+        <w:rPr>
+          <w:sz w:val="24"/>
+          <w:szCs w:val="24"/>
+        </w:rPr>
+        <w:t xml:space="preserve"> od 218 rec/s ostvaren je u konfiguraciji sa paralelizmom 1 i jednim TaskManager-om, dok je svako povećanje paralelizma, bez obzira na pristup, rezultovalo padom propusnosti. </w:t>
+      </w:r>
+      <w:r>
+        <w:rPr>
+          <w:sz w:val="24"/>
+          <w:szCs w:val="24"/>
+        </w:rPr>
+        <w:t xml:space="preserve">Analiza ukazuje na tri glavna uzroka ovakvog ponašanja: visoka memorijska zauzetost koja u većini konfiguracija prelazi 90% i prisiljava Flink da deo stanja prebaci na disk, </w:t>
       </w:r>
       <w:r>
         <w:rPr>
@@ -31173,17 +33361,15 @@
           <w:iCs/>
           <w:sz w:val="24"/>
           <w:szCs w:val="24"/>
-          <w:lang w:val="en-US"/>
-        </w:rPr>
-        <w:t>stream</w:t>
-      </w:r>
-      <w:r>
-        <w:rPr>
-          <w:sz w:val="24"/>
-          <w:szCs w:val="24"/>
-          <w:lang w:val="en-US"/>
-        </w:rPr>
-        <w:t xml:space="preserve"> obrade prostorno-vremenskih podataka, postoje određena ograničenja. </w:t>
+        </w:rPr>
+        <w:t>shuffle overhead</w:t>
+      </w:r>
+      <w:r>
+        <w:rPr>
+          <w:sz w:val="24"/>
+          <w:szCs w:val="24"/>
+        </w:rPr>
+        <w:t xml:space="preserve"> koji nastaje pri </w:t>
       </w:r>
       <w:r>
         <w:rPr>
@@ -31191,33 +33377,15 @@
           <w:iCs/>
           <w:sz w:val="24"/>
           <w:szCs w:val="24"/>
-          <w:lang w:val="en-US"/>
-        </w:rPr>
-        <w:t>Geofencing</w:t>
-      </w:r>
-      <w:r>
-        <w:rPr>
-          <w:sz w:val="24"/>
-          <w:szCs w:val="24"/>
-          <w:lang w:val="en-US"/>
-        </w:rPr>
-        <w:t xml:space="preserve"> logika je zasnovana na Haversine formuli za računanje udaljenosti, što predstavlja jednostavniji pristup u odnosu na upotrebu prostornih indeksa ili GIS optimizacija. Ovaj izbor je </w:t>
-      </w:r>
-      <w:r>
-        <w:rPr>
-          <w:sz w:val="24"/>
-          <w:szCs w:val="24"/>
-          <w:lang w:val="en-US"/>
-        </w:rPr>
-        <w:t>donet</w:t>
-      </w:r>
-      <w:r>
-        <w:rPr>
-          <w:sz w:val="24"/>
-          <w:szCs w:val="24"/>
-          <w:lang w:val="en-US"/>
-        </w:rPr>
-        <w:t xml:space="preserve"> u kontekstu fokusiranja rada na </w:t>
+        </w:rPr>
+        <w:t>keyBy</w:t>
+      </w:r>
+      <w:r>
+        <w:rPr>
+          <w:sz w:val="24"/>
+          <w:szCs w:val="24"/>
+        </w:rPr>
+        <w:t xml:space="preserve"> operacijama u </w:t>
       </w:r>
       <w:r>
         <w:rPr>
@@ -31225,17 +33393,15 @@
           <w:iCs/>
           <w:sz w:val="24"/>
           <w:szCs w:val="24"/>
-          <w:lang w:val="en-US"/>
-        </w:rPr>
-        <w:t>stream</w:t>
-      </w:r>
-      <w:r>
-        <w:rPr>
-          <w:sz w:val="24"/>
-          <w:szCs w:val="24"/>
-          <w:lang w:val="en-US"/>
-        </w:rPr>
-        <w:t xml:space="preserve"> </w:t>
+        </w:rPr>
+        <w:t>stateful</w:t>
+      </w:r>
+      <w:r>
+        <w:rPr>
+          <w:sz w:val="24"/>
+          <w:szCs w:val="24"/>
+        </w:rPr>
+        <w:t xml:space="preserve"> obradi pri paralelizmu većem od 1, kao i neravnomerna raspodela podataka po Kafka particijama uslovljena distribucijom </w:t>
       </w:r>
       <w:r>
         <w:rPr>
@@ -31243,45 +33409,96 @@
           <w:iCs/>
           <w:sz w:val="24"/>
           <w:szCs w:val="24"/>
-          <w:lang w:val="en-US"/>
-        </w:rPr>
-        <w:t>processing</w:t>
-      </w:r>
-      <w:r>
-        <w:rPr>
-          <w:sz w:val="24"/>
-          <w:szCs w:val="24"/>
-          <w:lang w:val="en-US"/>
-        </w:rPr>
-        <w:t>, ali može predstavljati ograničenje u scenarijima sa veoma velikim brojem zona ili ekstremno visokom frekvencijom podataka. Takođe, sistem koristi unapred definisane geografske zone, bez dinamičkog prilagođavanja.</w:t>
-      </w:r>
-    </w:p>
-    <w:p>
-      <w:pPr>
-        <w:jc w:val="both"/>
-        <w:rPr>
-          <w:sz w:val="24"/>
-          <w:szCs w:val="24"/>
-          <w:lang w:val="en-US"/>
-        </w:rPr>
-      </w:pPr>
-    </w:p>
-    <w:p>
-      <w:pPr>
-        <w:jc w:val="both"/>
-        <w:rPr>
-          <w:sz w:val="24"/>
-          <w:szCs w:val="24"/>
-          <w:lang w:val="en-US"/>
-        </w:rPr>
-      </w:pPr>
-      <w:r>
-        <w:rPr>
-          <w:sz w:val="24"/>
-          <w:szCs w:val="24"/>
-          <w:lang w:val="en-US"/>
-        </w:rPr>
-        <w:t xml:space="preserve">Kao pravci budućeg rada, moguće je unaprediti sistem u nekoliko pravaca. Pre svega, implementacija prostornih indeksa mogla bi poboljšati performanse </w:t>
+        </w:rPr>
+        <w:t>vehicle_id</w:t>
+      </w:r>
+      <w:r>
+        <w:rPr>
+          <w:sz w:val="24"/>
+          <w:szCs w:val="24"/>
+        </w:rPr>
+        <w:t xml:space="preserve"> ključeva. Ova neravnomernost bila je posebno vidljiva u konfiguraciji sa četiri TaskManager-a kroz CPU opterećenje </w:t>
+      </w:r>
+      <w:r>
+        <w:rPr>
+          <w:sz w:val="24"/>
+          <w:szCs w:val="24"/>
+        </w:rPr>
+        <w:t>gde su</w:t>
+      </w:r>
+      <w:r>
+        <w:rPr>
+          <w:sz w:val="24"/>
+          <w:szCs w:val="24"/>
+        </w:rPr>
+        <w:t xml:space="preserve"> dva TaskManager-a bila</w:t>
+      </w:r>
+      <w:r>
+        <w:rPr>
+          <w:sz w:val="24"/>
+          <w:szCs w:val="24"/>
+        </w:rPr>
+        <w:t xml:space="preserve"> </w:t>
+      </w:r>
+      <w:r>
+        <w:rPr>
+          <w:sz w:val="24"/>
+          <w:szCs w:val="24"/>
+        </w:rPr>
+        <w:t>značajno aktivnija (12-16% CPU) od preostala dva (oko 5% CPU</w:t>
+      </w:r>
+      <w:r>
+        <w:rPr>
+          <w:sz w:val="24"/>
+          <w:szCs w:val="24"/>
+        </w:rPr>
+        <w:t xml:space="preserve">). </w:t>
+      </w:r>
+      <w:r>
+        <w:rPr>
+          <w:sz w:val="24"/>
+          <w:szCs w:val="24"/>
+        </w:rPr>
+        <w:t>Dobijeni rezultati ne negiraju teorijske prednosti paralelne i distribuirane obrade, već odražavaju ograničenja konkretnog testnog okruženja</w:t>
+      </w:r>
+      <w:r>
+        <w:rPr>
+          <w:sz w:val="24"/>
+          <w:szCs w:val="24"/>
+        </w:rPr>
+        <w:t xml:space="preserve">, </w:t>
+      </w:r>
+      <w:r>
+        <w:rPr>
+          <w:sz w:val="24"/>
+          <w:szCs w:val="24"/>
+        </w:rPr>
+        <w:t>pre svega nedovoljno dodeljene memorije po instanci i relativno mali intenzitet ulaznog toka. U produkcijskom scenariju sa adekvatno dimenzionisanim klasterom, većom memorijom po TaskManager-u i višestruko većim tokom podataka, očekuje se da bi i povećanje paralelizma i horizontalno skaliranje doneli merljive benefite</w:t>
+      </w:r>
+      <w:r>
+        <w:rPr>
+          <w:sz w:val="24"/>
+          <w:szCs w:val="24"/>
+        </w:rPr>
+        <w:t>.</w:t>
+      </w:r>
+    </w:p>
+    <w:p>
+      <w:pPr>
+        <w:jc w:val="both"/>
+        <w:rPr>
+          <w:sz w:val="24"/>
+          <w:szCs w:val="24"/>
+          <w:lang w:val="en-US"/>
+        </w:rPr>
+      </w:pPr>
+      <w:r>
+        <w:rPr>
+          <w:sz w:val="24"/>
+          <w:szCs w:val="24"/>
+          <w:lang w:val="en-US"/>
+        </w:rPr>
+        <w:t xml:space="preserve">Iako implementirani sistem uspešno demonstrira principe </w:t>
       </w:r>
       <w:r>
         <w:rPr>
@@ -31291,6 +33508,122 @@
           <w:szCs w:val="24"/>
           <w:lang w:val="en-US"/>
         </w:rPr>
+        <w:t>stream</w:t>
+      </w:r>
+      <w:r>
+        <w:rPr>
+          <w:sz w:val="24"/>
+          <w:szCs w:val="24"/>
+          <w:lang w:val="en-US"/>
+        </w:rPr>
+        <w:t xml:space="preserve"> obrade prostorno-vremenskih podataka, postoje određena ograničenja. </w:t>
+      </w:r>
+      <w:r>
+        <w:rPr>
+          <w:i/>
+          <w:iCs/>
+          <w:sz w:val="24"/>
+          <w:szCs w:val="24"/>
+          <w:lang w:val="en-US"/>
+        </w:rPr>
+        <w:t>Geofencing</w:t>
+      </w:r>
+      <w:r>
+        <w:rPr>
+          <w:sz w:val="24"/>
+          <w:szCs w:val="24"/>
+          <w:lang w:val="en-US"/>
+        </w:rPr>
+        <w:t xml:space="preserve"> logika je zasnovana na Haversine formuli za računanje udaljenosti, što predstavlja jednostavniji pristup u odnosu na upotrebu prostornih indeksa ili GIS optimizacija. Ovaj izbor je </w:t>
+      </w:r>
+      <w:r>
+        <w:rPr>
+          <w:sz w:val="24"/>
+          <w:szCs w:val="24"/>
+          <w:lang w:val="en-US"/>
+        </w:rPr>
+        <w:t>donet</w:t>
+      </w:r>
+      <w:r>
+        <w:rPr>
+          <w:sz w:val="24"/>
+          <w:szCs w:val="24"/>
+          <w:lang w:val="en-US"/>
+        </w:rPr>
+        <w:t xml:space="preserve"> u kontekstu fokusiranja rada na </w:t>
+      </w:r>
+      <w:r>
+        <w:rPr>
+          <w:i/>
+          <w:iCs/>
+          <w:sz w:val="24"/>
+          <w:szCs w:val="24"/>
+          <w:lang w:val="en-US"/>
+        </w:rPr>
+        <w:t>stream</w:t>
+      </w:r>
+      <w:r>
+        <w:rPr>
+          <w:sz w:val="24"/>
+          <w:szCs w:val="24"/>
+          <w:lang w:val="en-US"/>
+        </w:rPr>
+        <w:t xml:space="preserve"> </w:t>
+      </w:r>
+      <w:r>
+        <w:rPr>
+          <w:i/>
+          <w:iCs/>
+          <w:sz w:val="24"/>
+          <w:szCs w:val="24"/>
+          <w:lang w:val="en-US"/>
+        </w:rPr>
+        <w:t>processing</w:t>
+      </w:r>
+      <w:r>
+        <w:rPr>
+          <w:sz w:val="24"/>
+          <w:szCs w:val="24"/>
+          <w:lang w:val="en-US"/>
+        </w:rPr>
+        <w:t>, ali može predstavljati ograničenje u scenarijima sa veoma velikim brojem zona ili ekstremno visokom frekvencijom podataka. Takođe, sistem koristi unapred definisane geografske zone, bez dinamičkog prilagođavanja.</w:t>
+      </w:r>
+    </w:p>
+    <w:p>
+      <w:pPr>
+        <w:jc w:val="both"/>
+        <w:rPr>
+          <w:sz w:val="24"/>
+          <w:szCs w:val="24"/>
+          <w:lang w:val="en-US"/>
+        </w:rPr>
+      </w:pPr>
+    </w:p>
+    <w:p>
+      <w:pPr>
+        <w:jc w:val="both"/>
+        <w:rPr>
+          <w:sz w:val="24"/>
+          <w:szCs w:val="24"/>
+          <w:lang w:val="en-US"/>
+        </w:rPr>
+      </w:pPr>
+      <w:r>
+        <w:rPr>
+          <w:sz w:val="24"/>
+          <w:szCs w:val="24"/>
+          <w:lang w:val="en-US"/>
+        </w:rPr>
+        <w:t xml:space="preserve">Kao pravci budućeg rada, moguće je unaprediti sistem u nekoliko pravaca. Pre svega, implementacija prostornih indeksa mogla bi poboljšati performanse </w:t>
+      </w:r>
+      <w:r>
+        <w:rPr>
+          <w:i/>
+          <w:iCs/>
+          <w:sz w:val="24"/>
+          <w:szCs w:val="24"/>
+          <w:lang w:val="en-US"/>
+        </w:rPr>
         <w:t>geofencing</w:t>
       </w:r>
       <w:r>
@@ -31299,7 +33632,16 @@
           <w:szCs w:val="24"/>
           <w:lang w:val="en-US"/>
         </w:rPr>
-        <w:t xml:space="preserve"> operacija. Dalje unapređenje može uključivati primenu naprednih metoda mašinskog učenja za detekciju anomalija i predikciju kretanja vozila</w:t>
+        <w:t xml:space="preserve"> operacija. </w:t>
+      </w:r>
+      <w:r>
+        <w:rPr>
+          <w:sz w:val="24"/>
+          <w:szCs w:val="24"/>
+          <w:lang w:val="en-US"/>
+        </w:rPr>
+        <w:lastRenderedPageBreak/>
+        <w:t>Dalje unapređenje može uključivati primenu naprednih metoda mašinskog učenja za detekciju anomalija i predikciju kretanja vozila</w:t>
       </w:r>
       <w:r>
         <w:rPr>
@@ -31348,7 +33690,7 @@
       <w:pPr>
         <w:pStyle w:val="Heading1"/>
       </w:pPr>
-      <w:bookmarkStart w:id="41" w:name="_Toc235081642"/>
+      <w:bookmarkStart w:id="43" w:name="_Toc235386920"/>
       <w:r>
         <w:lastRenderedPageBreak/>
         <w:t>7</w:t>
@@ -31356,235 +33698,340 @@
       <w:r>
         <w:t>. Reference</w:t>
       </w:r>
-      <w:bookmarkEnd w:id="41"/>
-    </w:p>
-    <w:p>
-      <w:pPr>
-        <w:rPr>
-          <w:sz w:val="24"/>
-          <w:szCs w:val="24"/>
-        </w:rPr>
-      </w:pPr>
-      <w:r>
-        <w:rPr>
-          <w:sz w:val="24"/>
-          <w:szCs w:val="24"/>
-        </w:rPr>
-        <w:t xml:space="preserve">[1] - </w:t>
-      </w:r>
-      <w:hyperlink r:id="rId12" w:history="1">
+      <w:bookmarkEnd w:id="43"/>
+    </w:p>
+    <w:p>
+      <w:pPr>
+        <w:rPr>
+          <w:sz w:val="24"/>
+          <w:szCs w:val="24"/>
+          <w:lang w:val="en-US"/>
+        </w:rPr>
+      </w:pPr>
+      <w:r>
+        <w:rPr>
+          <w:sz w:val="24"/>
+          <w:szCs w:val="24"/>
+          <w:lang w:val="en-US"/>
+        </w:rPr>
+        <w:t xml:space="preserve">[1] IBM, </w:t>
+      </w:r>
+      <w:r>
+        <w:rPr>
+          <w:i/>
+          <w:iCs/>
+          <w:sz w:val="24"/>
+          <w:szCs w:val="24"/>
+          <w:lang w:val="en-US"/>
+        </w:rPr>
+        <w:t>What is Big Data?</w:t>
+      </w:r>
+      <w:r>
+        <w:rPr>
+          <w:sz w:val="24"/>
+          <w:szCs w:val="24"/>
+          <w:lang w:val="en-US"/>
+        </w:rPr>
+        <w:t xml:space="preserve">, </w:t>
+      </w:r>
+      <w:hyperlink r:id="rId13" w:tgtFrame="_new" w:history="1">
         <w:r>
           <w:rPr>
             <w:rStyle w:val="Hyperlink"/>
             <w:sz w:val="24"/>
             <w:szCs w:val="24"/>
+            <w:lang w:val="en-US"/>
           </w:rPr>
           <w:t>https://www.ibm.com/think/topics/big-data</w:t>
         </w:r>
       </w:hyperlink>
-    </w:p>
-    <w:p>
-      <w:pPr>
-        <w:rPr>
-          <w:sz w:val="24"/>
-          <w:szCs w:val="24"/>
-        </w:rPr>
-      </w:pPr>
-      <w:r>
-        <w:rPr>
-          <w:sz w:val="24"/>
-          <w:szCs w:val="24"/>
-        </w:rPr>
-        <w:t>[2]</w:t>
-      </w:r>
-      <w:r>
-        <w:rPr>
-          <w:sz w:val="24"/>
-          <w:szCs w:val="24"/>
-        </w:rPr>
-        <w:t xml:space="preserve"> - </w:t>
-      </w:r>
-      <w:hyperlink r:id="rId13" w:history="1">
+      <w:r>
+        <w:rPr>
+          <w:sz w:val="24"/>
+          <w:szCs w:val="24"/>
+          <w:lang w:val="en-US"/>
+        </w:rPr>
+        <w:t>, datum poslednjeg pristupa: 19.07.2026.</w:t>
+      </w:r>
+    </w:p>
+    <w:p>
+      <w:pPr>
+        <w:rPr>
+          <w:sz w:val="24"/>
+          <w:szCs w:val="24"/>
+          <w:lang w:val="en-US"/>
+        </w:rPr>
+      </w:pPr>
+      <w:r>
+        <w:rPr>
+          <w:sz w:val="24"/>
+          <w:szCs w:val="24"/>
+          <w:lang w:val="en-US"/>
+        </w:rPr>
+        <w:t xml:space="preserve">[2] IBM, </w:t>
+      </w:r>
+      <w:r>
+        <w:rPr>
+          <w:i/>
+          <w:iCs/>
+          <w:sz w:val="24"/>
+          <w:szCs w:val="24"/>
+          <w:lang w:val="en-US"/>
+        </w:rPr>
+        <w:t>What is Streaming Data?</w:t>
+      </w:r>
+      <w:r>
+        <w:rPr>
+          <w:sz w:val="24"/>
+          <w:szCs w:val="24"/>
+          <w:lang w:val="en-US"/>
+        </w:rPr>
+        <w:t xml:space="preserve">, </w:t>
+      </w:r>
+      <w:hyperlink r:id="rId14" w:tgtFrame="_new" w:history="1">
         <w:r>
           <w:rPr>
             <w:rStyle w:val="Hyperlink"/>
             <w:sz w:val="24"/>
             <w:szCs w:val="24"/>
+            <w:lang w:val="en-US"/>
           </w:rPr>
           <w:t>https://www.ibm.com/think/topics/streaming-data</w:t>
         </w:r>
       </w:hyperlink>
-    </w:p>
-    <w:p>
-      <w:pPr>
-        <w:rPr>
-          <w:sz w:val="24"/>
-          <w:szCs w:val="24"/>
-        </w:rPr>
-      </w:pPr>
-      <w:r>
-        <w:rPr>
-          <w:sz w:val="24"/>
-          <w:szCs w:val="24"/>
-        </w:rPr>
-        <w:t xml:space="preserve">[3] </w:t>
-      </w:r>
-      <w:r>
-        <w:rPr>
-          <w:sz w:val="24"/>
-          <w:szCs w:val="24"/>
-        </w:rPr>
-        <w:t xml:space="preserve">- </w:t>
-      </w:r>
-      <w:hyperlink r:id="rId14" w:history="1">
+      <w:r>
+        <w:rPr>
+          <w:sz w:val="24"/>
+          <w:szCs w:val="24"/>
+          <w:lang w:val="en-US"/>
+        </w:rPr>
+        <w:t>, datum poslednjeg pristupa: 19.07.2026.</w:t>
+      </w:r>
+    </w:p>
+    <w:p>
+      <w:pPr>
+        <w:rPr>
+          <w:sz w:val="24"/>
+          <w:szCs w:val="24"/>
+          <w:lang w:val="en-US"/>
+        </w:rPr>
+      </w:pPr>
+      <w:r>
+        <w:rPr>
+          <w:sz w:val="24"/>
+          <w:szCs w:val="24"/>
+          <w:lang w:val="en-US"/>
+        </w:rPr>
+        <w:t xml:space="preserve">[3] Apache Kafka, </w:t>
+      </w:r>
+      <w:r>
+        <w:rPr>
+          <w:i/>
+          <w:iCs/>
+          <w:sz w:val="24"/>
+          <w:szCs w:val="24"/>
+          <w:lang w:val="en-US"/>
+        </w:rPr>
+        <w:t>Apache Kafka Documentation</w:t>
+      </w:r>
+      <w:r>
+        <w:rPr>
+          <w:sz w:val="24"/>
+          <w:szCs w:val="24"/>
+          <w:lang w:val="en-US"/>
+        </w:rPr>
+        <w:t xml:space="preserve">, </w:t>
+      </w:r>
+      <w:hyperlink r:id="rId15" w:tgtFrame="_new" w:history="1">
         <w:r>
           <w:rPr>
             <w:rStyle w:val="Hyperlink"/>
             <w:sz w:val="24"/>
             <w:szCs w:val="24"/>
+            <w:lang w:val="en-US"/>
           </w:rPr>
           <w:t>https://kafka.apache.org/documentation/</w:t>
         </w:r>
       </w:hyperlink>
-    </w:p>
-    <w:p>
-      <w:pPr>
-        <w:rPr>
-          <w:sz w:val="24"/>
-          <w:szCs w:val="24"/>
-        </w:rPr>
-      </w:pPr>
-      <w:r>
-        <w:rPr>
-          <w:sz w:val="24"/>
-          <w:szCs w:val="24"/>
-        </w:rPr>
-        <w:t>[</w:t>
-      </w:r>
-      <w:r>
-        <w:rPr>
-          <w:sz w:val="24"/>
-          <w:szCs w:val="24"/>
-        </w:rPr>
-        <w:t>4</w:t>
-      </w:r>
-      <w:r>
-        <w:rPr>
-          <w:sz w:val="24"/>
-          <w:szCs w:val="24"/>
-        </w:rPr>
-        <w:t>]</w:t>
-      </w:r>
-      <w:r>
-        <w:rPr>
-          <w:sz w:val="24"/>
-          <w:szCs w:val="24"/>
-        </w:rPr>
-        <w:t xml:space="preserve"> - </w:t>
-      </w:r>
-      <w:hyperlink r:id="rId15" w:history="1">
+      <w:r>
+        <w:rPr>
+          <w:sz w:val="24"/>
+          <w:szCs w:val="24"/>
+          <w:lang w:val="en-US"/>
+        </w:rPr>
+        <w:t>, datum poslednjeg pristupa: 19.07.2026.</w:t>
+      </w:r>
+    </w:p>
+    <w:p>
+      <w:pPr>
+        <w:rPr>
+          <w:sz w:val="24"/>
+          <w:szCs w:val="24"/>
+          <w:lang w:val="en-US"/>
+        </w:rPr>
+      </w:pPr>
+      <w:r>
+        <w:rPr>
+          <w:sz w:val="24"/>
+          <w:szCs w:val="24"/>
+          <w:lang w:val="en-US"/>
+        </w:rPr>
+        <w:t xml:space="preserve">[4] Apache Spark, </w:t>
+      </w:r>
+      <w:r>
+        <w:rPr>
+          <w:i/>
+          <w:iCs/>
+          <w:sz w:val="24"/>
+          <w:szCs w:val="24"/>
+          <w:lang w:val="en-US"/>
+        </w:rPr>
+        <w:t>Structured Streaming Programming Guide</w:t>
+      </w:r>
+      <w:r>
+        <w:rPr>
+          <w:sz w:val="24"/>
+          <w:szCs w:val="24"/>
+          <w:lang w:val="en-US"/>
+        </w:rPr>
+        <w:t xml:space="preserve">, </w:t>
+      </w:r>
+      <w:hyperlink r:id="rId16" w:tgtFrame="_new" w:history="1">
         <w:r>
           <w:rPr>
             <w:rStyle w:val="Hyperlink"/>
             <w:sz w:val="24"/>
             <w:szCs w:val="24"/>
+            <w:lang w:val="en-US"/>
           </w:rPr>
           <w:t>https://spark.apache.org/docs/latest/streaming/index.html</w:t>
         </w:r>
       </w:hyperlink>
-    </w:p>
-    <w:p>
-      <w:pPr>
-        <w:rPr>
-          <w:sz w:val="24"/>
-          <w:szCs w:val="24"/>
-        </w:rPr>
-      </w:pPr>
-      <w:r>
-        <w:rPr>
-          <w:sz w:val="24"/>
-          <w:szCs w:val="24"/>
-        </w:rPr>
-        <w:t>[</w:t>
-      </w:r>
-      <w:r>
-        <w:rPr>
-          <w:sz w:val="24"/>
-          <w:szCs w:val="24"/>
-        </w:rPr>
-        <w:t>5</w:t>
-      </w:r>
-      <w:r>
-        <w:rPr>
-          <w:sz w:val="24"/>
-          <w:szCs w:val="24"/>
-        </w:rPr>
-        <w:t>]</w:t>
-      </w:r>
-      <w:r>
-        <w:rPr>
-          <w:sz w:val="24"/>
-          <w:szCs w:val="24"/>
-        </w:rPr>
-        <w:t xml:space="preserve"> - </w:t>
-      </w:r>
-      <w:hyperlink r:id="rId16" w:history="1">
+      <w:r>
+        <w:rPr>
+          <w:sz w:val="24"/>
+          <w:szCs w:val="24"/>
+          <w:lang w:val="en-US"/>
+        </w:rPr>
+        <w:t>, datum poslednjeg pristupa: 19.07.2026.</w:t>
+      </w:r>
+    </w:p>
+    <w:p>
+      <w:pPr>
+        <w:rPr>
+          <w:sz w:val="24"/>
+          <w:szCs w:val="24"/>
+          <w:lang w:val="en-US"/>
+        </w:rPr>
+      </w:pPr>
+      <w:r>
+        <w:rPr>
+          <w:sz w:val="24"/>
+          <w:szCs w:val="24"/>
+          <w:lang w:val="en-US"/>
+        </w:rPr>
+        <w:t xml:space="preserve">[5] Apache Flink, </w:t>
+      </w:r>
+      <w:r>
+        <w:rPr>
+          <w:i/>
+          <w:iCs/>
+          <w:sz w:val="24"/>
+          <w:szCs w:val="24"/>
+          <w:lang w:val="en-US"/>
+        </w:rPr>
+        <w:t>Apache Flink Documentation</w:t>
+      </w:r>
+      <w:r>
+        <w:rPr>
+          <w:sz w:val="24"/>
+          <w:szCs w:val="24"/>
+          <w:lang w:val="en-US"/>
+        </w:rPr>
+        <w:t xml:space="preserve">, </w:t>
+      </w:r>
+      <w:hyperlink r:id="rId17" w:tgtFrame="_new" w:history="1">
         <w:r>
           <w:rPr>
             <w:rStyle w:val="Hyperlink"/>
             <w:sz w:val="24"/>
             <w:szCs w:val="24"/>
+            <w:lang w:val="en-US"/>
           </w:rPr>
           <w:t>https://nightlies.apache.org/flink/flink-docs-stable/</w:t>
         </w:r>
       </w:hyperlink>
-    </w:p>
-    <w:p>
-      <w:pPr>
-        <w:rPr>
-          <w:sz w:val="24"/>
-          <w:szCs w:val="24"/>
-          <w:lang w:val="en-US"/>
-        </w:rPr>
-      </w:pPr>
-      <w:r>
-        <w:rPr>
-          <w:sz w:val="24"/>
-          <w:szCs w:val="24"/>
-        </w:rPr>
-        <w:t>[</w:t>
-      </w:r>
-      <w:r>
-        <w:rPr>
-          <w:sz w:val="24"/>
-          <w:szCs w:val="24"/>
-        </w:rPr>
-        <w:t>6</w:t>
-      </w:r>
-      <w:r>
-        <w:rPr>
-          <w:sz w:val="24"/>
-          <w:szCs w:val="24"/>
-        </w:rPr>
-        <w:t>]</w:t>
-      </w:r>
-      <w:r>
-        <w:rPr>
-          <w:sz w:val="24"/>
-          <w:szCs w:val="24"/>
-        </w:rPr>
-        <w:t xml:space="preserve"> - </w:t>
-      </w:r>
-      <w:hyperlink r:id="rId17" w:history="1">
+      <w:r>
+        <w:rPr>
+          <w:sz w:val="24"/>
+          <w:szCs w:val="24"/>
+          <w:lang w:val="en-US"/>
+        </w:rPr>
+        <w:t>, datum poslednjeg pristupa: 19.07.2026.</w:t>
+      </w:r>
+    </w:p>
+    <w:p>
+      <w:pPr>
+        <w:rPr>
+          <w:sz w:val="24"/>
+          <w:szCs w:val="24"/>
+          <w:lang w:val="en-US"/>
+        </w:rPr>
+      </w:pPr>
+      <w:r>
+        <w:rPr>
+          <w:sz w:val="24"/>
+          <w:szCs w:val="24"/>
+          <w:lang w:val="en-US"/>
+        </w:rPr>
+        <w:t xml:space="preserve">[6] Apache Kafka, </w:t>
+      </w:r>
+      <w:r>
+        <w:rPr>
+          <w:i/>
+          <w:iCs/>
+          <w:sz w:val="24"/>
+          <w:szCs w:val="24"/>
+          <w:lang w:val="en-US"/>
+        </w:rPr>
+        <w:t>Kafka Streams Documentation</w:t>
+      </w:r>
+      <w:r>
+        <w:rPr>
+          <w:sz w:val="24"/>
+          <w:szCs w:val="24"/>
+          <w:lang w:val="en-US"/>
+        </w:rPr>
+        <w:t xml:space="preserve">, </w:t>
+      </w:r>
+      <w:hyperlink r:id="rId18" w:tgtFrame="_new" w:history="1">
         <w:r>
           <w:rPr>
             <w:rStyle w:val="Hyperlink"/>
             <w:sz w:val="24"/>
             <w:szCs w:val="24"/>
+            <w:lang w:val="en-US"/>
           </w:rPr>
           <w:t>https://kafka.apache.org/documentation/streams/</w:t>
         </w:r>
       </w:hyperlink>
+      <w:r>
+        <w:rPr>
+          <w:sz w:val="24"/>
+          <w:szCs w:val="24"/>
+          <w:lang w:val="en-US"/>
+        </w:rPr>
+        <w:t>, datum poslednjeg pristupa: 19.07.2026.</w:t>
+      </w:r>
+    </w:p>
+    <w:p>
+      <w:pPr>
+        <w:rPr>
+          <w:sz w:val="24"/>
+          <w:szCs w:val="24"/>
+          <w:lang w:val="en-US"/>
+        </w:rPr>
+      </w:pPr>
     </w:p>
     <w:sectPr>
       <w:pgSz w:w="11906" w:h="16838" w:code="9"/>
